--- a/00-首页/题组Word/预赛基础卷/预赛基础卷I-教师版.docx
+++ b/00-首页/题组Word/预赛基础卷/预赛基础卷I-教师版.docx
@@ -17084,7 +17084,7 @@
     <ns0:name ns0:val="Verbatim Char"/>
     <ns0:basedOn ns0:val="BodyTextChar"/>
     <ns0:rPr>
-      <ns0:rFonts ns0:ascii="Times New Roman" ns0:cs="Times New Roman" ns0:eastAsia="FangSong" ns0:hAnsi="Times New Roman"/>
+      <ns0:rFonts ns0:ascii="SimSun" ns0:cs="SimSun" ns0:eastAsia="SimSun" ns0:hAnsi="SimSun"/>
       <ns0:b ns0:val="0"/>
       <ns0:sz ns0:val="20"/>
     </ns0:rPr>
@@ -17138,7 +17138,7 @@
       <w:wordWrap w:val="off"/>
     </w:pPr>
     <ns0:rPr>
-      <w:rFonts ns0:ascii="Times New Roman" ns0:hAnsi="Times New Roman" ns0:eastAsia="FangSong" ns0:cs="Times New Roman"/>
+      <w:rFonts ns0:ascii="SimSun" ns0:hAnsi="SimSun" ns0:eastAsia="SimSun" ns0:cs="SimSun"/>
     </ns0:rPr>
   </w:style>
   <w:style w:type="character" w:customStyle="1" w:styleId="KeywordTok">

--- a/00-首页/题组Word/预赛基础卷/预赛基础卷I-教师版.docx
+++ b/00-首页/题组Word/预赛基础卷/预赛基础卷I-教师版.docx
@@ -638,6 +638,8 @@
       <w:pPr>
         <w:pStyle w:val="BodyText"/>
         <w:spacing w:before="120"/>
+        <w:ind w:left="480" w:hanging="480"/>
+        <w:spacing w:after="0"/>
       </w:pPr>
       <w:r>
         <w:rPr>
@@ -655,7 +657,21 @@
         <w:rPr>
           <w:rFonts w:ascii="Times New Roman" w:hAnsi="Times New Roman" w:eastAsia="Times New Roman" w:cs="Times New Roman"/>
         </w:rPr>
-        <w:t xml:space="preserve">- A. </w:t>
+        <w:t xml:space="preserve">- </w:t>
+      </w:r>
+    </w:p>
+    <w:p>
+      <w:pPr>
+        <w:pStyle w:val="BodyText"/>
+        <w:spacing w:before="120"/>
+        <w:ind w:left="480" w:hanging="480"/>
+        <w:spacing w:before="0" w:after="0"/>
+      </w:pPr>
+      <w:r>
+        <w:rPr>
+          <w:rFonts w:ascii="Times New Roman" w:hAnsi="Times New Roman" w:eastAsia="Times New Roman" w:cs="Times New Roman"/>
+        </w:rPr>
+        <w:t xml:space="preserve">A. </w:t>
       </w:r>
       <w:r>
         <w:rPr>
@@ -750,7 +766,21 @@
         <w:rPr>
           <w:rFonts w:ascii="Times New Roman" w:hAnsi="Times New Roman" w:eastAsia="Times New Roman" w:cs="Times New Roman"/>
         </w:rPr>
-        <w:t xml:space="preserve">- B. </w:t>
+        <w:t xml:space="preserve">- </w:t>
+      </w:r>
+    </w:p>
+    <w:p>
+      <w:pPr>
+        <w:pStyle w:val="BodyText"/>
+        <w:spacing w:before="120"/>
+        <w:ind w:left="480" w:hanging="480"/>
+        <w:spacing w:before="0" w:after="0"/>
+      </w:pPr>
+      <w:r>
+        <w:rPr>
+          <w:rFonts w:ascii="Times New Roman" w:hAnsi="Times New Roman" w:eastAsia="Times New Roman" w:cs="Times New Roman"/>
+        </w:rPr>
+        <w:t xml:space="preserve">B. </w:t>
       </w:r>
       <w:r>
         <w:rPr>
@@ -836,7 +866,21 @@
         <w:rPr>
           <w:rFonts w:ascii="Times New Roman" w:hAnsi="Times New Roman" w:eastAsia="Times New Roman" w:cs="Times New Roman"/>
         </w:rPr>
-        <w:t xml:space="preserve">- C. </w:t>
+        <w:t xml:space="preserve">- </w:t>
+      </w:r>
+    </w:p>
+    <w:p>
+      <w:pPr>
+        <w:pStyle w:val="BodyText"/>
+        <w:spacing w:before="120"/>
+        <w:ind w:left="480" w:hanging="480"/>
+        <w:spacing w:before="0" w:after="0"/>
+      </w:pPr>
+      <w:r>
+        <w:rPr>
+          <w:rFonts w:ascii="Times New Roman" w:hAnsi="Times New Roman" w:eastAsia="Times New Roman" w:cs="Times New Roman"/>
+        </w:rPr>
+        <w:t xml:space="preserve">C. </w:t>
       </w:r>
       <w:r>
         <w:rPr>
@@ -909,7 +953,21 @@
         <w:rPr>
           <w:rFonts w:ascii="Times New Roman" w:hAnsi="Times New Roman" w:eastAsia="Times New Roman" w:cs="Times New Roman"/>
         </w:rPr>
-        <w:t xml:space="preserve">- D. </w:t>
+        <w:t xml:space="preserve">- </w:t>
+      </w:r>
+    </w:p>
+    <w:p>
+      <w:pPr>
+        <w:pStyle w:val="BodyText"/>
+        <w:spacing w:before="120"/>
+        <w:ind w:left="480" w:hanging="480"/>
+        <w:spacing w:before="0" w:after="180"/>
+      </w:pPr>
+      <w:r>
+        <w:rPr>
+          <w:rFonts w:ascii="Times New Roman" w:hAnsi="Times New Roman" w:eastAsia="Times New Roman" w:cs="Times New Roman"/>
+        </w:rPr>
+        <w:t xml:space="preserve">D. </w:t>
       </w:r>
       <w:r>
         <w:rPr>
@@ -1124,6 +1182,8 @@
     <w:p>
       <w:pPr>
         <w:pStyle w:val="BodyText"/>
+        <w:ind w:left="480" w:hanging="480"/>
+        <w:spacing w:after="0"/>
       </w:pPr>
       <w:r>
         <w:rPr>
@@ -1228,7 +1288,20 @@
         <w:rPr>
           <w:rFonts w:ascii="Times New Roman" w:hAnsi="Times New Roman" w:eastAsia="Times New Roman" w:cs="Times New Roman"/>
         </w:rPr>
-        <w:t xml:space="preserve">- A. </w:t>
+        <w:t xml:space="preserve">- </w:t>
+      </w:r>
+    </w:p>
+    <w:p>
+      <w:pPr>
+        <w:pStyle w:val="BodyText"/>
+        <w:ind w:left="480" w:hanging="480"/>
+        <w:spacing w:before="0" w:after="0"/>
+      </w:pPr>
+      <w:r>
+        <w:rPr>
+          <w:rFonts w:ascii="Times New Roman" w:hAnsi="Times New Roman" w:eastAsia="Times New Roman" w:cs="Times New Roman"/>
+        </w:rPr>
+        <w:t xml:space="preserve">A. </w:t>
       </w:r>
       <w:r>
         <w:rPr>
@@ -1270,7 +1343,20 @@
         <w:rPr>
           <w:rFonts w:ascii="Times New Roman" w:hAnsi="Times New Roman" w:eastAsia="Times New Roman" w:cs="Times New Roman"/>
         </w:rPr>
-        <w:t xml:space="preserve">- B. </w:t>
+        <w:t xml:space="preserve">- </w:t>
+      </w:r>
+    </w:p>
+    <w:p>
+      <w:pPr>
+        <w:pStyle w:val="BodyText"/>
+        <w:ind w:left="480" w:hanging="480"/>
+        <w:spacing w:before="0" w:after="0"/>
+      </w:pPr>
+      <w:r>
+        <w:rPr>
+          <w:rFonts w:ascii="Times New Roman" w:hAnsi="Times New Roman" w:eastAsia="Times New Roman" w:cs="Times New Roman"/>
+        </w:rPr>
+        <w:t xml:space="preserve">B. </w:t>
       </w:r>
       <w:r>
         <w:rPr>
@@ -1344,7 +1430,20 @@
         <w:rPr>
           <w:rFonts w:ascii="Times New Roman" w:hAnsi="Times New Roman" w:eastAsia="Times New Roman" w:cs="Times New Roman"/>
         </w:rPr>
-        <w:t xml:space="preserve">- C. </w:t>
+        <w:t xml:space="preserve">- </w:t>
+      </w:r>
+    </w:p>
+    <w:p>
+      <w:pPr>
+        <w:pStyle w:val="BodyText"/>
+        <w:ind w:left="480" w:hanging="480"/>
+        <w:spacing w:before="0" w:after="0"/>
+      </w:pPr>
+      <w:r>
+        <w:rPr>
+          <w:rFonts w:ascii="Times New Roman" w:hAnsi="Times New Roman" w:eastAsia="Times New Roman" w:cs="Times New Roman"/>
+        </w:rPr>
+        <w:t xml:space="preserve">C. </w:t>
       </w:r>
       <w:r>
         <w:rPr>
@@ -1362,7 +1461,20 @@
         <w:rPr>
           <w:rFonts w:ascii="Times New Roman" w:hAnsi="Times New Roman" w:eastAsia="Times New Roman" w:cs="Times New Roman"/>
         </w:rPr>
-        <w:t xml:space="preserve">- D. </w:t>
+        <w:t xml:space="preserve">- </w:t>
+      </w:r>
+    </w:p>
+    <w:p>
+      <w:pPr>
+        <w:pStyle w:val="BodyText"/>
+        <w:ind w:left="480" w:hanging="480"/>
+        <w:spacing w:before="0" w:after="180"/>
+      </w:pPr>
+      <w:r>
+        <w:rPr>
+          <w:rFonts w:ascii="Times New Roman" w:hAnsi="Times New Roman" w:eastAsia="Times New Roman" w:cs="Times New Roman"/>
+        </w:rPr>
+        <w:t xml:space="preserve">D. </w:t>
       </w:r>
       <w:r>
         <w:rPr>
@@ -1669,7 +1781,7 @@
         </w:rPr>
         <w:drawing>
           <wp:inline>
-            <wp:extent cx="3240000" cy="4584609"/>
+            <wp:extent cx="3115581" cy="4584609"/>
             <wp:effectExtent b="0" l="0" r="0" t="0"/>
             <wp:docPr descr="" title="" id="15" name="Picture"/>
             <a:graphic>
@@ -1690,7 +1802,7 @@
                   <pic:spPr bwMode="auto">
                     <a:xfrm>
                       <a:off x="0" y="0"/>
-                      <a:ext cx="3240000" cy="4584609"/>
+                      <a:ext cx="3115581" cy="4584609"/>
                     </a:xfrm>
                     <a:prstGeom prst="rect">
                       <a:avLst/>
@@ -1712,10 +1824,6 @@
     <w:p>
       <w:pPr>
         <w:pStyle w:val="Compact"/>
-        <w:numPr>
-          <w:ilvl w:val="0"/>
-          <w:numId w:val="1001"/>
-        </w:numPr>
       </w:pPr>
       <w:r>
         <w:rPr>
@@ -1816,10 +1924,6 @@
     <w:p>
       <w:pPr>
         <w:pStyle w:val="Compact"/>
-        <w:numPr>
-          <w:ilvl w:val="0"/>
-          <w:numId w:val="1001"/>
-        </w:numPr>
       </w:pPr>
       <w:r>
         <w:rPr>
@@ -1849,10 +1953,6 @@
     <w:p>
       <w:pPr>
         <w:pStyle w:val="Compact"/>
-        <w:numPr>
-          <w:ilvl w:val="0"/>
-          <w:numId w:val="1001"/>
-        </w:numPr>
       </w:pPr>
       <w:r>
         <w:rPr>
@@ -1931,10 +2031,6 @@
     <w:p>
       <w:pPr>
         <w:pStyle w:val="Compact"/>
-        <w:numPr>
-          <w:ilvl w:val="0"/>
-          <w:numId w:val="1001"/>
-        </w:numPr>
       </w:pPr>
       <w:r>
         <w:rPr>
@@ -2235,7 +2331,7 @@
         </w:rPr>
         <w:drawing>
           <wp:inline>
-            <wp:extent cx="3240000" cy="4584609"/>
+            <wp:extent cx="3117090" cy="4584609"/>
             <wp:effectExtent b="0" l="0" r="0" t="0"/>
             <wp:docPr descr="" title="" id="20" name="Picture"/>
             <a:graphic>
@@ -2256,7 +2352,7 @@
                   <pic:spPr bwMode="auto">
                     <a:xfrm>
                       <a:off x="0" y="0"/>
-                      <a:ext cx="3240000" cy="4584609"/>
+                      <a:ext cx="3117090" cy="4584609"/>
                     </a:xfrm>
                     <a:prstGeom prst="rect">
                       <a:avLst/>
@@ -2278,6 +2374,8 @@
     <w:p>
       <w:pPr>
         <w:pStyle w:val="FirstParagraph"/>
+        <w:ind w:left="480" w:hanging="480"/>
+        <w:spacing w:after="0"/>
       </w:pPr>
       <w:r>
         <w:rPr>
@@ -2419,7 +2517,20 @@
         <w:rPr>
           <w:rFonts w:ascii="Times New Roman" w:hAnsi="Times New Roman" w:eastAsia="Times New Roman" w:cs="Times New Roman"/>
         </w:rPr>
-        <w:t xml:space="preserve">- A. </w:t>
+        <w:t xml:space="preserve">- </w:t>
+      </w:r>
+    </w:p>
+    <w:p>
+      <w:pPr>
+        <w:pStyle w:val="FirstParagraph"/>
+        <w:ind w:left="480" w:hanging="480"/>
+        <w:spacing w:before="0" w:after="0"/>
+      </w:pPr>
+      <w:r>
+        <w:rPr>
+          <w:rFonts w:ascii="Times New Roman" w:hAnsi="Times New Roman" w:eastAsia="Times New Roman" w:cs="Times New Roman"/>
+        </w:rPr>
+        <w:t xml:space="preserve">A. </w:t>
       </w:r>
       <w:r>
         <w:rPr>
@@ -2467,7 +2578,20 @@
         <w:rPr>
           <w:rFonts w:ascii="Times New Roman" w:hAnsi="Times New Roman" w:eastAsia="Times New Roman" w:cs="Times New Roman"/>
         </w:rPr>
-        <w:t xml:space="preserve">- B. </w:t>
+        <w:t xml:space="preserve">- </w:t>
+      </w:r>
+    </w:p>
+    <w:p>
+      <w:pPr>
+        <w:pStyle w:val="FirstParagraph"/>
+        <w:ind w:left="480" w:hanging="480"/>
+        <w:spacing w:before="0" w:after="0"/>
+      </w:pPr>
+      <w:r>
+        <w:rPr>
+          <w:rFonts w:ascii="Times New Roman" w:hAnsi="Times New Roman" w:eastAsia="Times New Roman" w:cs="Times New Roman"/>
+        </w:rPr>
+        <w:t xml:space="preserve">B. </w:t>
       </w:r>
       <w:r>
         <w:rPr>
@@ -2521,7 +2645,20 @@
         <w:rPr>
           <w:rFonts w:ascii="Times New Roman" w:hAnsi="Times New Roman" w:eastAsia="Times New Roman" w:cs="Times New Roman"/>
         </w:rPr>
-        <w:t xml:space="preserve">- C. </w:t>
+        <w:t xml:space="preserve">- </w:t>
+      </w:r>
+    </w:p>
+    <w:p>
+      <w:pPr>
+        <w:pStyle w:val="FirstParagraph"/>
+        <w:ind w:left="480" w:hanging="480"/>
+        <w:spacing w:before="0" w:after="0"/>
+      </w:pPr>
+      <w:r>
+        <w:rPr>
+          <w:rFonts w:ascii="Times New Roman" w:hAnsi="Times New Roman" w:eastAsia="Times New Roman" w:cs="Times New Roman"/>
+        </w:rPr>
+        <w:t xml:space="preserve">C. </w:t>
       </w:r>
       <w:r>
         <w:rPr>
@@ -2575,7 +2712,20 @@
         <w:rPr>
           <w:rFonts w:ascii="Times New Roman" w:hAnsi="Times New Roman" w:eastAsia="Times New Roman" w:cs="Times New Roman"/>
         </w:rPr>
-        <w:t xml:space="preserve">- D. </w:t>
+        <w:t xml:space="preserve">- </w:t>
+      </w:r>
+    </w:p>
+    <w:p>
+      <w:pPr>
+        <w:pStyle w:val="FirstParagraph"/>
+        <w:ind w:left="480" w:hanging="480"/>
+        <w:spacing w:before="0" w:after="180"/>
+      </w:pPr>
+      <w:r>
+        <w:rPr>
+          <w:rFonts w:ascii="Times New Roman" w:hAnsi="Times New Roman" w:eastAsia="Times New Roman" w:cs="Times New Roman"/>
+        </w:rPr>
+        <w:t xml:space="preserve">D. </w:t>
       </w:r>
       <w:r>
         <w:rPr>
@@ -3435,7 +3585,7 @@
         </w:rPr>
         <w:drawing>
           <wp:inline>
-            <wp:extent cx="3240000" cy="4584609"/>
+            <wp:extent cx="3124144" cy="4584609"/>
             <wp:effectExtent b="0" l="0" r="0" t="0"/>
             <wp:docPr descr="" title="" id="25" name="Picture"/>
             <a:graphic>
@@ -3456,7 +3606,7 @@
                   <pic:spPr bwMode="auto">
                     <a:xfrm>
                       <a:off x="0" y="0"/>
-                      <a:ext cx="3240000" cy="4584609"/>
+                      <a:ext cx="3124144" cy="4584609"/>
                     </a:xfrm>
                     <a:prstGeom prst="rect">
                       <a:avLst/>
@@ -3478,10 +3628,6 @@
     <w:p>
       <w:pPr>
         <w:pStyle w:val="Compact"/>
-        <w:numPr>
-          <w:ilvl w:val="0"/>
-          <w:numId w:val="1002"/>
-        </w:numPr>
       </w:pPr>
       <w:r>
         <w:rPr>
@@ -3552,10 +3698,6 @@
     <w:p>
       <w:pPr>
         <w:pStyle w:val="Compact"/>
-        <w:numPr>
-          <w:ilvl w:val="0"/>
-          <w:numId w:val="1002"/>
-        </w:numPr>
       </w:pPr>
       <w:r>
         <w:rPr>
@@ -3606,10 +3748,6 @@
     <w:p>
       <w:pPr>
         <w:pStyle w:val="Compact"/>
-        <w:numPr>
-          <w:ilvl w:val="0"/>
-          <w:numId w:val="1002"/>
-        </w:numPr>
       </w:pPr>
       <w:r>
         <w:rPr>
@@ -3641,10 +3779,6 @@
     <w:p>
       <w:pPr>
         <w:pStyle w:val="Compact"/>
-        <w:numPr>
-          <w:ilvl w:val="0"/>
-          <w:numId w:val="1002"/>
-        </w:numPr>
       </w:pPr>
       <w:r>
         <w:rPr>
@@ -3870,6 +4004,8 @@
     <w:p>
       <w:pPr>
         <w:pStyle w:val="BodyText"/>
+        <w:ind w:left="480" w:hanging="480"/>
+        <w:spacing w:after="0"/>
       </w:pPr>
       <w:r>
         <w:rPr>
@@ -3887,7 +4023,20 @@
         <w:rPr>
           <w:rFonts w:ascii="Times New Roman" w:hAnsi="Times New Roman" w:eastAsia="Times New Roman" w:cs="Times New Roman"/>
         </w:rPr>
-        <w:t xml:space="preserve">- A. </w:t>
+        <w:t xml:space="preserve">- </w:t>
+      </w:r>
+    </w:p>
+    <w:p>
+      <w:pPr>
+        <w:pStyle w:val="BodyText"/>
+        <w:ind w:left="480" w:hanging="480"/>
+        <w:spacing w:before="0" w:after="0"/>
+      </w:pPr>
+      <w:r>
+        <w:rPr>
+          <w:rFonts w:ascii="Times New Roman" w:hAnsi="Times New Roman" w:eastAsia="Times New Roman" w:cs="Times New Roman"/>
+        </w:rPr>
+        <w:t xml:space="preserve">A. </w:t>
       </w:r>
       <w:r>
         <w:rPr>
@@ -3980,7 +4129,20 @@
         <w:rPr>
           <w:rFonts w:ascii="Times New Roman" w:hAnsi="Times New Roman" w:eastAsia="Times New Roman" w:cs="Times New Roman"/>
         </w:rPr>
-        <w:t xml:space="preserve">- B. </w:t>
+        <w:t xml:space="preserve">- </w:t>
+      </w:r>
+    </w:p>
+    <w:p>
+      <w:pPr>
+        <w:pStyle w:val="BodyText"/>
+        <w:ind w:left="480" w:hanging="480"/>
+        <w:spacing w:before="0" w:after="0"/>
+      </w:pPr>
+      <w:r>
+        <w:rPr>
+          <w:rFonts w:ascii="Times New Roman" w:hAnsi="Times New Roman" w:eastAsia="Times New Roman" w:cs="Times New Roman"/>
+        </w:rPr>
+        <w:t xml:space="preserve">B. </w:t>
       </w:r>
       <w:r>
         <w:rPr>
@@ -4067,7 +4229,20 @@
         <w:rPr>
           <w:rFonts w:ascii="Times New Roman" w:hAnsi="Times New Roman" w:eastAsia="Times New Roman" w:cs="Times New Roman"/>
         </w:rPr>
-        <w:t xml:space="preserve">- C. </w:t>
+        <w:t xml:space="preserve">- </w:t>
+      </w:r>
+    </w:p>
+    <w:p>
+      <w:pPr>
+        <w:pStyle w:val="BodyText"/>
+        <w:ind w:left="480" w:hanging="480"/>
+        <w:spacing w:before="0" w:after="0"/>
+      </w:pPr>
+      <w:r>
+        <w:rPr>
+          <w:rFonts w:ascii="Times New Roman" w:hAnsi="Times New Roman" w:eastAsia="Times New Roman" w:cs="Times New Roman"/>
+        </w:rPr>
+        <w:t xml:space="preserve">C. </w:t>
       </w:r>
       <w:r>
         <w:rPr>
@@ -4190,7 +4365,20 @@
         <w:rPr>
           <w:rFonts w:ascii="Times New Roman" w:hAnsi="Times New Roman" w:eastAsia="Times New Roman" w:cs="Times New Roman"/>
         </w:rPr>
-        <w:t xml:space="preserve">- D. </w:t>
+        <w:t xml:space="preserve">- </w:t>
+      </w:r>
+    </w:p>
+    <w:p>
+      <w:pPr>
+        <w:pStyle w:val="BodyText"/>
+        <w:ind w:left="480" w:hanging="480"/>
+        <w:spacing w:before="0" w:after="180"/>
+      </w:pPr>
+      <w:r>
+        <w:rPr>
+          <w:rFonts w:ascii="Times New Roman" w:hAnsi="Times New Roman" w:eastAsia="Times New Roman" w:cs="Times New Roman"/>
+        </w:rPr>
+        <w:t xml:space="preserve">D. </w:t>
       </w:r>
       <w:r>
         <w:rPr>
@@ -4654,7 +4842,7 @@
         </w:rPr>
         <w:drawing>
           <wp:inline>
-            <wp:extent cx="3240000" cy="4584609"/>
+            <wp:extent cx="3046818" cy="4584609"/>
             <wp:effectExtent b="0" l="0" r="0" t="0"/>
             <wp:docPr descr="" title="" id="33" name="Picture"/>
             <a:graphic>
@@ -4675,7 +4863,7 @@
                   <pic:spPr bwMode="auto">
                     <a:xfrm>
                       <a:off x="0" y="0"/>
-                      <a:ext cx="3240000" cy="4584609"/>
+                      <a:ext cx="3046818" cy="4584609"/>
                     </a:xfrm>
                     <a:prstGeom prst="rect">
                       <a:avLst/>
@@ -4864,6 +5052,8 @@
     <w:p>
       <w:pPr>
         <w:pStyle w:val="BodyText"/>
+        <w:ind w:left="480" w:hanging="480"/>
+        <w:spacing w:after="0"/>
       </w:pPr>
       <w:r>
         <w:rPr>
@@ -5166,7 +5356,20 @@
         <w:rPr>
           <w:rFonts w:ascii="Times New Roman" w:hAnsi="Times New Roman" w:eastAsia="Times New Roman" w:cs="Times New Roman"/>
         </w:rPr>
-        <w:t>- A. Al</w:t>
+        <w:t>- </w:t>
+      </w:r>
+    </w:p>
+    <w:p>
+      <w:pPr>
+        <w:pStyle w:val="BodyText"/>
+        <w:ind w:left="480" w:hanging="480"/>
+        <w:spacing w:before="0" w:after="0"/>
+      </w:pPr>
+      <w:r>
+        <w:rPr>
+          <w:rFonts w:ascii="Times New Roman" w:hAnsi="Times New Roman" w:eastAsia="Times New Roman" w:cs="Times New Roman"/>
+        </w:rPr>
+        <w:t>A. Al</w:t>
       </w:r>
       <w:r>
         <w:rPr>
@@ -5222,7 +5425,20 @@
         <w:rPr>
           <w:rFonts w:ascii="Times New Roman" w:hAnsi="Times New Roman" w:eastAsia="Times New Roman" w:cs="Times New Roman"/>
         </w:rPr>
-        <w:t xml:space="preserve">- B. Al </w:t>
+        <w:t xml:space="preserve">- </w:t>
+      </w:r>
+    </w:p>
+    <w:p>
+      <w:pPr>
+        <w:pStyle w:val="BodyText"/>
+        <w:ind w:left="480" w:hanging="480"/>
+        <w:spacing w:before="0" w:after="0"/>
+      </w:pPr>
+      <w:r>
+        <w:rPr>
+          <w:rFonts w:ascii="Times New Roman" w:hAnsi="Times New Roman" w:eastAsia="Times New Roman" w:cs="Times New Roman"/>
+        </w:rPr>
+        <w:t xml:space="preserve">B. Al </w:t>
       </w:r>
       <w:r>
         <w:rPr>
@@ -5252,7 +5468,20 @@
         <w:rPr>
           <w:rFonts w:ascii="Times New Roman" w:hAnsi="Times New Roman" w:eastAsia="Times New Roman" w:cs="Times New Roman"/>
         </w:rPr>
-        <w:t>- C. Al</w:t>
+        <w:t>- </w:t>
+      </w:r>
+    </w:p>
+    <w:p>
+      <w:pPr>
+        <w:pStyle w:val="BodyText"/>
+        <w:ind w:left="480" w:hanging="480"/>
+        <w:spacing w:before="0" w:after="0"/>
+      </w:pPr>
+      <w:r>
+        <w:rPr>
+          <w:rFonts w:ascii="Times New Roman" w:hAnsi="Times New Roman" w:eastAsia="Times New Roman" w:cs="Times New Roman"/>
+        </w:rPr>
+        <w:t>C. Al</w:t>
       </w:r>
       <w:r>
         <w:rPr>
@@ -5308,7 +5537,20 @@
         <w:rPr>
           <w:rFonts w:ascii="Times New Roman" w:hAnsi="Times New Roman" w:eastAsia="Times New Roman" w:cs="Times New Roman"/>
         </w:rPr>
-        <w:t>- D. Al</w:t>
+        <w:t>- </w:t>
+      </w:r>
+    </w:p>
+    <w:p>
+      <w:pPr>
+        <w:pStyle w:val="BodyText"/>
+        <w:ind w:left="480" w:hanging="480"/>
+        <w:spacing w:before="0" w:after="180"/>
+      </w:pPr>
+      <w:r>
+        <w:rPr>
+          <w:rFonts w:ascii="Times New Roman" w:hAnsi="Times New Roman" w:eastAsia="Times New Roman" w:cs="Times New Roman"/>
+        </w:rPr>
+        <w:t>D. Al</w:t>
       </w:r>
       <w:r>
         <w:rPr>
@@ -5665,7 +5907,7 @@
         </w:rPr>
         <w:drawing>
           <wp:inline>
-            <wp:extent cx="3240000" cy="4584609"/>
+            <wp:extent cx="3077127" cy="4584609"/>
             <wp:effectExtent b="0" l="0" r="0" t="0"/>
             <wp:docPr descr="" title="" id="40" name="Picture"/>
             <a:graphic>
@@ -5686,7 +5928,7 @@
                   <pic:spPr bwMode="auto">
                     <a:xfrm>
                       <a:off x="0" y="0"/>
-                      <a:ext cx="3240000" cy="4584609"/>
+                      <a:ext cx="3077127" cy="4584609"/>
                     </a:xfrm>
                     <a:prstGeom prst="rect">
                       <a:avLst/>
@@ -5708,10 +5950,6 @@
     <w:p>
       <w:pPr>
         <w:pStyle w:val="Compact"/>
-        <w:numPr>
-          <w:ilvl w:val="0"/>
-          <w:numId w:val="1003"/>
-        </w:numPr>
       </w:pPr>
       <w:r>
         <w:rPr>
@@ -5761,10 +5999,6 @@
     <w:p>
       <w:pPr>
         <w:pStyle w:val="Compact"/>
-        <w:numPr>
-          <w:ilvl w:val="0"/>
-          <w:numId w:val="1003"/>
-        </w:numPr>
       </w:pPr>
       <w:r>
         <w:rPr>
@@ -5813,10 +6047,6 @@
     <w:p>
       <w:pPr>
         <w:pStyle w:val="Compact"/>
-        <w:numPr>
-          <w:ilvl w:val="0"/>
-          <w:numId w:val="1003"/>
-        </w:numPr>
       </w:pPr>
       <w:r>
         <w:rPr>
@@ -5902,10 +6132,6 @@
     <w:p>
       <w:pPr>
         <w:pStyle w:val="Compact"/>
-        <w:numPr>
-          <w:ilvl w:val="0"/>
-          <w:numId w:val="1003"/>
-        </w:numPr>
       </w:pPr>
       <w:r>
         <w:rPr>
@@ -6282,7 +6508,7 @@
         </w:rPr>
         <w:drawing>
           <wp:inline>
-            <wp:extent cx="3240000" cy="4584609"/>
+            <wp:extent cx="3087368" cy="4584609"/>
             <wp:effectExtent b="0" l="0" r="0" t="0"/>
             <wp:docPr descr="" title="" id="45" name="Picture"/>
             <a:graphic>
@@ -6303,7 +6529,7 @@
                   <pic:spPr bwMode="auto">
                     <a:xfrm>
                       <a:off x="0" y="0"/>
-                      <a:ext cx="3240000" cy="4584609"/>
+                      <a:ext cx="3087368" cy="4584609"/>
                     </a:xfrm>
                     <a:prstGeom prst="rect">
                       <a:avLst/>
@@ -6325,10 +6551,6 @@
     <w:p>
       <w:pPr>
         <w:pStyle w:val="Compact"/>
-        <w:numPr>
-          <w:ilvl w:val="0"/>
-          <w:numId w:val="1004"/>
-        </w:numPr>
       </w:pPr>
       <w:r>
         <w:rPr>
@@ -6352,10 +6574,6 @@
     <w:p>
       <w:pPr>
         <w:pStyle w:val="Compact"/>
-        <w:numPr>
-          <w:ilvl w:val="0"/>
-          <w:numId w:val="1004"/>
-        </w:numPr>
       </w:pPr>
       <w:r>
         <w:rPr>
@@ -6411,10 +6629,6 @@
     <w:p>
       <w:pPr>
         <w:pStyle w:val="Compact"/>
-        <w:numPr>
-          <w:ilvl w:val="0"/>
-          <w:numId w:val="1004"/>
-        </w:numPr>
       </w:pPr>
       <w:r>
         <w:rPr>
@@ -6432,10 +6646,6 @@
     <w:p>
       <w:pPr>
         <w:pStyle w:val="Compact"/>
-        <w:numPr>
-          <w:ilvl w:val="0"/>
-          <w:numId w:val="1004"/>
-        </w:numPr>
       </w:pPr>
       <w:r>
         <w:rPr>
@@ -7177,7 +7387,7 @@
         </w:rPr>
         <w:drawing>
           <wp:inline>
-            <wp:extent cx="1879600" cy="1562100"/>
+            <wp:extent cx="1879600" cy="1549400"/>
             <wp:effectExtent b="0" l="0" r="0" t="0"/>
             <wp:docPr descr="" title="" id="50" name="Picture"/>
             <a:graphic>
@@ -7198,7 +7408,7 @@
                   <pic:spPr bwMode="auto">
                     <a:xfrm>
                       <a:off x="0" y="0"/>
-                      <a:ext cx="1879600" cy="1562100"/>
+                      <a:ext cx="1879600" cy="1549400"/>
                     </a:xfrm>
                     <a:prstGeom prst="rect">
                       <a:avLst/>
@@ -8266,7 +8476,7 @@
         </w:rPr>
         <w:drawing>
           <wp:inline>
-            <wp:extent cx="3240000" cy="4584609"/>
+            <wp:extent cx="3103769" cy="4584609"/>
             <wp:effectExtent b="0" l="0" r="0" t="0"/>
             <wp:docPr descr="" title="" id="56" name="Picture"/>
             <a:graphic>
@@ -8287,7 +8497,7 @@
                   <pic:spPr bwMode="auto">
                     <a:xfrm>
                       <a:off x="0" y="0"/>
-                      <a:ext cx="3240000" cy="4584609"/>
+                      <a:ext cx="3103769" cy="4584609"/>
                     </a:xfrm>
                     <a:prstGeom prst="rect">
                       <a:avLst/>
@@ -8309,10 +8519,6 @@
     <w:p>
       <w:pPr>
         <w:pStyle w:val="Compact"/>
-        <w:numPr>
-          <w:ilvl w:val="0"/>
-          <w:numId w:val="1005"/>
-        </w:numPr>
       </w:pPr>
       <w:r>
         <w:rPr>
@@ -8336,10 +8542,6 @@
     <w:p>
       <w:pPr>
         <w:pStyle w:val="Compact"/>
-        <w:numPr>
-          <w:ilvl w:val="0"/>
-          <w:numId w:val="1005"/>
-        </w:numPr>
       </w:pPr>
       <w:r>
         <w:rPr>
@@ -8387,10 +8589,6 @@
     <w:p>
       <w:pPr>
         <w:pStyle w:val="Compact"/>
-        <w:numPr>
-          <w:ilvl w:val="0"/>
-          <w:numId w:val="1005"/>
-        </w:numPr>
       </w:pPr>
       <w:r>
         <w:rPr>
@@ -8420,10 +8618,6 @@
     <w:p>
       <w:pPr>
         <w:pStyle w:val="Compact"/>
-        <w:numPr>
-          <w:ilvl w:val="0"/>
-          <w:numId w:val="1005"/>
-        </w:numPr>
       </w:pPr>
       <w:r>
         <w:rPr>
@@ -8757,7 +8951,7 @@
         </w:rPr>
         <w:drawing>
           <wp:inline>
-            <wp:extent cx="3240000" cy="4584609"/>
+            <wp:extent cx="3109000" cy="4584609"/>
             <wp:effectExtent b="0" l="0" r="0" t="0"/>
             <wp:docPr descr="" title="" id="61" name="Picture"/>
             <a:graphic>
@@ -8778,7 +8972,7 @@
                   <pic:spPr bwMode="auto">
                     <a:xfrm>
                       <a:off x="0" y="0"/>
-                      <a:ext cx="3240000" cy="4584609"/>
+                      <a:ext cx="3109000" cy="4584609"/>
                     </a:xfrm>
                     <a:prstGeom prst="rect">
                       <a:avLst/>
@@ -8800,6 +8994,8 @@
     <w:p>
       <w:pPr>
         <w:pStyle w:val="FirstParagraph"/>
+        <w:ind w:left="480" w:hanging="480"/>
+        <w:spacing w:after="0"/>
       </w:pPr>
       <w:r>
         <w:rPr>
@@ -8901,7 +9097,20 @@
         <w:rPr>
           <w:rFonts w:ascii="Times New Roman" w:hAnsi="Times New Roman" w:eastAsia="Times New Roman" w:cs="Times New Roman"/>
         </w:rPr>
-        <w:t xml:space="preserve">- A. </w:t>
+        <w:t xml:space="preserve">- </w:t>
+      </w:r>
+    </w:p>
+    <w:p>
+      <w:pPr>
+        <w:pStyle w:val="FirstParagraph"/>
+        <w:ind w:left="480" w:hanging="480"/>
+        <w:spacing w:before="0" w:after="0"/>
+      </w:pPr>
+      <w:r>
+        <w:rPr>
+          <w:rFonts w:ascii="Times New Roman" w:hAnsi="Times New Roman" w:eastAsia="Times New Roman" w:cs="Times New Roman"/>
+        </w:rPr>
+        <w:t xml:space="preserve">A. </w:t>
       </w:r>
       <w:r>
         <w:rPr>
@@ -8919,7 +9128,20 @@
         <w:rPr>
           <w:rFonts w:ascii="Times New Roman" w:hAnsi="Times New Roman" w:eastAsia="Times New Roman" w:cs="Times New Roman"/>
         </w:rPr>
-        <w:t xml:space="preserve">- B. B </w:t>
+        <w:t xml:space="preserve">- </w:t>
+      </w:r>
+    </w:p>
+    <w:p>
+      <w:pPr>
+        <w:pStyle w:val="FirstParagraph"/>
+        <w:ind w:left="480" w:hanging="480"/>
+        <w:spacing w:before="0" w:after="0"/>
+      </w:pPr>
+      <w:r>
+        <w:rPr>
+          <w:rFonts w:ascii="Times New Roman" w:hAnsi="Times New Roman" w:eastAsia="Times New Roman" w:cs="Times New Roman"/>
+        </w:rPr>
+        <w:t xml:space="preserve">B. B </w:t>
       </w:r>
       <w:r>
         <w:rPr>
@@ -8943,7 +9165,20 @@
         <w:rPr>
           <w:rFonts w:ascii="Times New Roman" w:hAnsi="Times New Roman" w:eastAsia="Times New Roman" w:cs="Times New Roman"/>
         </w:rPr>
-        <w:t xml:space="preserve">- C. </w:t>
+        <w:t xml:space="preserve">- </w:t>
+      </w:r>
+    </w:p>
+    <w:p>
+      <w:pPr>
+        <w:pStyle w:val="FirstParagraph"/>
+        <w:ind w:left="480" w:hanging="480"/>
+        <w:spacing w:before="0" w:after="180"/>
+      </w:pPr>
+      <w:r>
+        <w:rPr>
+          <w:rFonts w:ascii="Times New Roman" w:hAnsi="Times New Roman" w:eastAsia="Times New Roman" w:cs="Times New Roman"/>
+        </w:rPr>
+        <w:t xml:space="preserve">C. </w:t>
       </w:r>
       <w:r>
         <w:rPr>
@@ -9271,7 +9506,7 @@
         </w:rPr>
         <w:drawing>
           <wp:inline>
-            <wp:extent cx="3240000" cy="4584609"/>
+            <wp:extent cx="3115126" cy="4584609"/>
             <wp:effectExtent b="0" l="0" r="0" t="0"/>
             <wp:docPr descr="" title="" id="67" name="Picture"/>
             <a:graphic>
@@ -9292,7 +9527,7 @@
                   <pic:spPr bwMode="auto">
                     <a:xfrm>
                       <a:off x="0" y="0"/>
-                      <a:ext cx="3240000" cy="4584609"/>
+                      <a:ext cx="3115126" cy="4584609"/>
                     </a:xfrm>
                     <a:prstGeom prst="rect">
                       <a:avLst/>
@@ -9543,7 +9778,7 @@
         </w:rPr>
         <w:drawing>
           <wp:inline>
-            <wp:extent cx="3240000" cy="4584609"/>
+            <wp:extent cx="3048265" cy="4584609"/>
             <wp:effectExtent b="0" l="0" r="0" t="0"/>
             <wp:docPr descr="" title="" id="72" name="Picture"/>
             <a:graphic>
@@ -9564,7 +9799,7 @@
                   <pic:spPr bwMode="auto">
                     <a:xfrm>
                       <a:off x="0" y="0"/>
-                      <a:ext cx="3240000" cy="4584609"/>
+                      <a:ext cx="3048265" cy="4584609"/>
                     </a:xfrm>
                     <a:prstGeom prst="rect">
                       <a:avLst/>
@@ -9857,7 +10092,7 @@
         </w:rPr>
         <w:drawing>
           <wp:inline>
-            <wp:extent cx="3240000" cy="4584609"/>
+            <wp:extent cx="3110508" cy="4584609"/>
             <wp:effectExtent b="0" l="0" r="0" t="0"/>
             <wp:docPr descr="" title="" id="77" name="Picture"/>
             <a:graphic>
@@ -9878,7 +10113,7 @@
                   <pic:spPr bwMode="auto">
                     <a:xfrm>
                       <a:off x="0" y="0"/>
-                      <a:ext cx="3240000" cy="4584609"/>
+                      <a:ext cx="3110508" cy="4584609"/>
                     </a:xfrm>
                     <a:prstGeom prst="rect">
                       <a:avLst/>
@@ -9900,10 +10135,6 @@
     <w:p>
       <w:pPr>
         <w:pStyle w:val="Compact"/>
-        <w:numPr>
-          <w:ilvl w:val="0"/>
-          <w:numId w:val="1006"/>
-        </w:numPr>
       </w:pPr>
       <w:r>
         <w:rPr>
@@ -9933,10 +10164,6 @@
     <w:p>
       <w:pPr>
         <w:pStyle w:val="Compact"/>
-        <w:numPr>
-          <w:ilvl w:val="0"/>
-          <w:numId w:val="1006"/>
-        </w:numPr>
       </w:pPr>
       <w:r>
         <w:rPr>
@@ -9984,10 +10211,6 @@
     <w:p>
       <w:pPr>
         <w:pStyle w:val="Compact"/>
-        <w:numPr>
-          <w:ilvl w:val="0"/>
-          <w:numId w:val="1006"/>
-        </w:numPr>
       </w:pPr>
       <w:r>
         <w:rPr>
@@ -10029,10 +10252,6 @@
     <w:p>
       <w:pPr>
         <w:pStyle w:val="Compact"/>
-        <w:numPr>
-          <w:ilvl w:val="0"/>
-          <w:numId w:val="1006"/>
-        </w:numPr>
       </w:pPr>
       <w:r>
         <w:rPr>
@@ -10273,7 +10492,7 @@
         </w:rPr>
         <w:drawing>
           <wp:inline>
-            <wp:extent cx="3240000" cy="4584609"/>
+            <wp:extent cx="3020266" cy="4584609"/>
             <wp:effectExtent b="0" l="0" r="0" t="0"/>
             <wp:docPr descr="" title="" id="82" name="Picture"/>
             <a:graphic>
@@ -10294,7 +10513,7 @@
                   <pic:spPr bwMode="auto">
                     <a:xfrm>
                       <a:off x="0" y="0"/>
-                      <a:ext cx="3240000" cy="4584609"/>
+                      <a:ext cx="3020266" cy="4584609"/>
                     </a:xfrm>
                     <a:prstGeom prst="rect">
                       <a:avLst/>
@@ -10551,7 +10770,7 @@
         </w:rPr>
         <w:drawing>
           <wp:inline>
-            <wp:extent cx="3240000" cy="4584609"/>
+            <wp:extent cx="3070467" cy="4584609"/>
             <wp:effectExtent b="0" l="0" r="0" t="0"/>
             <wp:docPr descr="" title="" id="87" name="Picture"/>
             <a:graphic>
@@ -10572,7 +10791,7 @@
                   <pic:spPr bwMode="auto">
                     <a:xfrm>
                       <a:off x="0" y="0"/>
-                      <a:ext cx="3240000" cy="4584609"/>
+                      <a:ext cx="3070467" cy="4584609"/>
                     </a:xfrm>
                     <a:prstGeom prst="rect">
                       <a:avLst/>
@@ -10594,10 +10813,6 @@
     <w:p>
       <w:pPr>
         <w:pStyle w:val="Compact"/>
-        <w:numPr>
-          <w:ilvl w:val="0"/>
-          <w:numId w:val="1007"/>
-        </w:numPr>
       </w:pPr>
       <w:r>
         <w:rPr>
@@ -10627,10 +10842,6 @@
     <w:p>
       <w:pPr>
         <w:pStyle w:val="Compact"/>
-        <w:numPr>
-          <w:ilvl w:val="0"/>
-          <w:numId w:val="1007"/>
-        </w:numPr>
       </w:pPr>
       <w:r>
         <w:rPr>
@@ -10672,10 +10883,6 @@
     <w:p>
       <w:pPr>
         <w:pStyle w:val="Compact"/>
-        <w:numPr>
-          <w:ilvl w:val="0"/>
-          <w:numId w:val="1007"/>
-        </w:numPr>
       </w:pPr>
       <w:r>
         <w:rPr>
@@ -10717,10 +10924,6 @@
     <w:p>
       <w:pPr>
         <w:pStyle w:val="Compact"/>
-        <w:numPr>
-          <w:ilvl w:val="0"/>
-          <w:numId w:val="1007"/>
-        </w:numPr>
       </w:pPr>
       <w:r>
         <w:rPr>
@@ -11045,7 +11248,7 @@
         </w:rPr>
         <w:drawing>
           <wp:inline>
-            <wp:extent cx="3240000" cy="4584609"/>
+            <wp:extent cx="3105989" cy="4584609"/>
             <wp:effectExtent b="0" l="0" r="0" t="0"/>
             <wp:docPr descr="" title="" id="92" name="Picture"/>
             <a:graphic>
@@ -11066,7 +11269,7 @@
                   <pic:spPr bwMode="auto">
                     <a:xfrm>
                       <a:off x="0" y="0"/>
-                      <a:ext cx="3240000" cy="4584609"/>
+                      <a:ext cx="3105989" cy="4584609"/>
                     </a:xfrm>
                     <a:prstGeom prst="rect">
                       <a:avLst/>
@@ -11421,7 +11624,7 @@
         </w:rPr>
         <w:drawing>
           <wp:inline>
-            <wp:extent cx="3240000" cy="4584609"/>
+            <wp:extent cx="3071243" cy="4584609"/>
             <wp:effectExtent b="0" l="0" r="0" t="0"/>
             <wp:docPr descr="" title="" id="97" name="Picture"/>
             <a:graphic>
@@ -11442,7 +11645,7 @@
                   <pic:spPr bwMode="auto">
                     <a:xfrm>
                       <a:off x="0" y="0"/>
-                      <a:ext cx="3240000" cy="4584609"/>
+                      <a:ext cx="3071243" cy="4584609"/>
                     </a:xfrm>
                     <a:prstGeom prst="rect">
                       <a:avLst/>
@@ -11464,10 +11667,6 @@
     <w:p>
       <w:pPr>
         <w:pStyle w:val="Compact"/>
-        <w:numPr>
-          <w:ilvl w:val="0"/>
-          <w:numId w:val="1008"/>
-        </w:numPr>
       </w:pPr>
       <w:r>
         <w:rPr>
@@ -11510,10 +11709,6 @@
     <w:p>
       <w:pPr>
         <w:pStyle w:val="Compact"/>
-        <w:numPr>
-          <w:ilvl w:val="0"/>
-          <w:numId w:val="1008"/>
-        </w:numPr>
       </w:pPr>
       <w:r>
         <w:rPr>
@@ -11544,10 +11739,6 @@
     <w:p>
       <w:pPr>
         <w:pStyle w:val="Compact"/>
-        <w:numPr>
-          <w:ilvl w:val="0"/>
-          <w:numId w:val="1008"/>
-        </w:numPr>
       </w:pPr>
       <w:r>
         <w:rPr>
@@ -11627,10 +11818,6 @@
     <w:p>
       <w:pPr>
         <w:pStyle w:val="Compact"/>
-        <w:numPr>
-          <w:ilvl w:val="0"/>
-          <w:numId w:val="1008"/>
-        </w:numPr>
       </w:pPr>
       <w:r>
         <w:rPr>
@@ -13351,6 +13538,8 @@
     <w:p>
       <w:pPr>
         <w:pStyle w:val="BodyText"/>
+        <w:ind w:left="480" w:hanging="480"/>
+        <w:spacing w:after="0"/>
       </w:pPr>
       <w:r>
         <w:rPr>
@@ -13664,7 +13853,59 @@
         <w:rPr>
           <w:rFonts w:ascii="Times New Roman" w:hAnsi="Times New Roman" w:eastAsia="Times New Roman" w:cs="Times New Roman"/>
         </w:rPr>
-        <w:t xml:space="preserve">- A. 4:3　　B. 3:4　　C. 4:4　　D. 4:6</w:t>
+        <w:t xml:space="preserve">- </w:t>
+      </w:r>
+    </w:p>
+    <w:p>
+      <w:pPr>
+        <w:pStyle w:val="BodyText"/>
+        <w:ind w:left="480" w:hanging="480"/>
+        <w:spacing w:before="0" w:after="0"/>
+      </w:pPr>
+      <w:r>
+        <w:rPr>
+          <w:rFonts w:ascii="Times New Roman" w:hAnsi="Times New Roman" w:eastAsia="Times New Roman" w:cs="Times New Roman"/>
+        </w:rPr>
+        <w:t xml:space="preserve">A. 4:3　　</w:t>
+      </w:r>
+    </w:p>
+    <w:p>
+      <w:pPr>
+        <w:pStyle w:val="BodyText"/>
+        <w:ind w:left="480" w:hanging="480"/>
+        <w:spacing w:before="0" w:after="0"/>
+      </w:pPr>
+      <w:r>
+        <w:rPr>
+          <w:rFonts w:ascii="Times New Roman" w:hAnsi="Times New Roman" w:eastAsia="Times New Roman" w:cs="Times New Roman"/>
+        </w:rPr>
+        <w:t xml:space="preserve">B. 3:4　　</w:t>
+      </w:r>
+    </w:p>
+    <w:p>
+      <w:pPr>
+        <w:pStyle w:val="BodyText"/>
+        <w:ind w:left="480" w:hanging="480"/>
+        <w:spacing w:before="0" w:after="0"/>
+      </w:pPr>
+      <w:r>
+        <w:rPr>
+          <w:rFonts w:ascii="Times New Roman" w:hAnsi="Times New Roman" w:eastAsia="Times New Roman" w:cs="Times New Roman"/>
+        </w:rPr>
+        <w:t xml:space="preserve">C. 4:4　　</w:t>
+      </w:r>
+    </w:p>
+    <w:p>
+      <w:pPr>
+        <w:pStyle w:val="BodyText"/>
+        <w:ind w:left="480" w:hanging="480"/>
+        <w:spacing w:before="0" w:after="180"/>
+      </w:pPr>
+      <w:r>
+        <w:rPr>
+          <w:rFonts w:ascii="Times New Roman" w:hAnsi="Times New Roman" w:eastAsia="Times New Roman" w:cs="Times New Roman"/>
+        </w:rPr>
+        <w:t xml:space="preserve">D. 4:6</w:t>
       </w:r>
     </w:p>
     <w:p>
@@ -13837,6 +14078,8 @@
     <w:p>
       <w:pPr>
         <w:pStyle w:val="BodyText"/>
+        <w:ind w:left="480" w:hanging="480"/>
+        <w:spacing w:after="0"/>
       </w:pPr>
       <w:r>
         <w:rPr>
@@ -14070,7 +14313,20 @@
         <w:rPr>
           <w:rFonts w:ascii="Times New Roman" w:hAnsi="Times New Roman" w:eastAsia="Times New Roman" w:cs="Times New Roman"/>
         </w:rPr>
-        <w:t xml:space="preserve">- A. </w:t>
+        <w:t xml:space="preserve">- </w:t>
+      </w:r>
+    </w:p>
+    <w:p>
+      <w:pPr>
+        <w:pStyle w:val="BodyText"/>
+        <w:ind w:left="480" w:hanging="480"/>
+        <w:spacing w:before="0" w:after="0"/>
+      </w:pPr>
+      <w:r>
+        <w:rPr>
+          <w:rFonts w:ascii="Times New Roman" w:hAnsi="Times New Roman" w:eastAsia="Times New Roman" w:cs="Times New Roman"/>
+        </w:rPr>
+        <w:t xml:space="preserve">A. </w:t>
       </w:r>
       <w:r>
         <w:rPr>
@@ -14178,7 +14434,20 @@
         <w:rPr>
           <w:rFonts w:ascii="Times New Roman" w:hAnsi="Times New Roman" w:eastAsia="Times New Roman" w:cs="Times New Roman"/>
         </w:rPr>
-        <w:t xml:space="preserve">- B. </w:t>
+        <w:t xml:space="preserve">- </w:t>
+      </w:r>
+    </w:p>
+    <w:p>
+      <w:pPr>
+        <w:pStyle w:val="BodyText"/>
+        <w:ind w:left="480" w:hanging="480"/>
+        <w:spacing w:before="0" w:after="0"/>
+      </w:pPr>
+      <w:r>
+        <w:rPr>
+          <w:rFonts w:ascii="Times New Roman" w:hAnsi="Times New Roman" w:eastAsia="Times New Roman" w:cs="Times New Roman"/>
+        </w:rPr>
+        <w:t xml:space="preserve">B. </w:t>
       </w:r>
       <w:r>
         <w:rPr>
@@ -14208,7 +14477,20 @@
         <w:rPr>
           <w:rFonts w:ascii="Times New Roman" w:hAnsi="Times New Roman" w:eastAsia="Times New Roman" w:cs="Times New Roman"/>
         </w:rPr>
-        <w:t xml:space="preserve">- C. </w:t>
+        <w:t xml:space="preserve">- </w:t>
+      </w:r>
+    </w:p>
+    <w:p>
+      <w:pPr>
+        <w:pStyle w:val="BodyText"/>
+        <w:ind w:left="480" w:hanging="480"/>
+        <w:spacing w:before="0" w:after="0"/>
+      </w:pPr>
+      <w:r>
+        <w:rPr>
+          <w:rFonts w:ascii="Times New Roman" w:hAnsi="Times New Roman" w:eastAsia="Times New Roman" w:cs="Times New Roman"/>
+        </w:rPr>
+        <w:t xml:space="preserve">C. </w:t>
       </w:r>
       <w:r>
         <w:rPr>
@@ -14290,7 +14572,20 @@
         <w:rPr>
           <w:rFonts w:ascii="Times New Roman" w:hAnsi="Times New Roman" w:eastAsia="Times New Roman" w:cs="Times New Roman"/>
         </w:rPr>
-        <w:t xml:space="preserve">- D. </w:t>
+        <w:t xml:space="preserve">- </w:t>
+      </w:r>
+    </w:p>
+    <w:p>
+      <w:pPr>
+        <w:pStyle w:val="BodyText"/>
+        <w:ind w:left="480" w:hanging="480"/>
+        <w:spacing w:before="0" w:after="180"/>
+      </w:pPr>
+      <w:r>
+        <w:rPr>
+          <w:rFonts w:ascii="Times New Roman" w:hAnsi="Times New Roman" w:eastAsia="Times New Roman" w:cs="Times New Roman"/>
+        </w:rPr>
+        <w:t xml:space="preserve">D. </w:t>
       </w:r>
       <w:r>
         <w:rPr>
@@ -14631,6 +14926,8 @@
     <w:p>
       <w:pPr>
         <w:pStyle w:val="BodyText"/>
+        <w:ind w:left="480" w:hanging="480"/>
+        <w:spacing w:after="0"/>
       </w:pPr>
       <w:r>
         <w:rPr>
@@ -14806,7 +15103,20 @@
         <w:rPr>
           <w:rFonts w:ascii="Times New Roman" w:hAnsi="Times New Roman" w:eastAsia="Times New Roman" w:cs="Times New Roman"/>
         </w:rPr>
-        <w:t>- A. Na</w:t>
+        <w:t>- </w:t>
+      </w:r>
+    </w:p>
+    <w:p>
+      <w:pPr>
+        <w:pStyle w:val="BodyText"/>
+        <w:ind w:left="480" w:hanging="480"/>
+        <w:spacing w:before="0" w:after="0"/>
+      </w:pPr>
+      <w:r>
+        <w:rPr>
+          <w:rFonts w:ascii="Times New Roman" w:hAnsi="Times New Roman" w:eastAsia="Times New Roman" w:cs="Times New Roman"/>
+        </w:rPr>
+        <w:t>A. Na</w:t>
       </w:r>
       <w:r>
         <w:rPr>
@@ -14896,7 +15206,20 @@
         <w:rPr>
           <w:rFonts w:ascii="Times New Roman" w:hAnsi="Times New Roman" w:eastAsia="Times New Roman" w:cs="Times New Roman"/>
         </w:rPr>
-        <w:t xml:space="preserve">　　B. Na</w:t>
+        <w:t xml:space="preserve">　　</w:t>
+      </w:r>
+    </w:p>
+    <w:p>
+      <w:pPr>
+        <w:pStyle w:val="BodyText"/>
+        <w:ind w:left="480" w:hanging="480"/>
+        <w:spacing w:before="0" w:after="0"/>
+      </w:pPr>
+      <w:r>
+        <w:rPr>
+          <w:rFonts w:ascii="Times New Roman" w:hAnsi="Times New Roman" w:eastAsia="Times New Roman" w:cs="Times New Roman"/>
+        </w:rPr>
+        <w:t xml:space="preserve">B. Na</w:t>
       </w:r>
       <w:r>
         <w:rPr>
@@ -14941,7 +15264,20 @@
         <w:rPr>
           <w:rFonts w:ascii="Times New Roman" w:hAnsi="Times New Roman" w:eastAsia="Times New Roman" w:cs="Times New Roman"/>
         </w:rPr>
-        <w:t>- C. Na</w:t>
+        <w:t>- </w:t>
+      </w:r>
+    </w:p>
+    <w:p>
+      <w:pPr>
+        <w:pStyle w:val="BodyText"/>
+        <w:ind w:left="480" w:hanging="480"/>
+        <w:spacing w:before="0" w:after="0"/>
+      </w:pPr>
+      <w:r>
+        <w:rPr>
+          <w:rFonts w:ascii="Times New Roman" w:hAnsi="Times New Roman" w:eastAsia="Times New Roman" w:cs="Times New Roman"/>
+        </w:rPr>
+        <w:t>C. Na</w:t>
       </w:r>
       <w:r>
         <w:rPr>
@@ -15057,7 +15393,20 @@
         <w:rPr>
           <w:rFonts w:ascii="Times New Roman" w:hAnsi="Times New Roman" w:eastAsia="Times New Roman" w:cs="Times New Roman"/>
         </w:rPr>
-        <w:t xml:space="preserve">　　D. Na</w:t>
+        <w:t xml:space="preserve">　　</w:t>
+      </w:r>
+    </w:p>
+    <w:p>
+      <w:pPr>
+        <w:pStyle w:val="BodyText"/>
+        <w:ind w:left="480" w:hanging="480"/>
+        <w:spacing w:before="0" w:after="180"/>
+      </w:pPr>
+      <w:r>
+        <w:rPr>
+          <w:rFonts w:ascii="Times New Roman" w:hAnsi="Times New Roman" w:eastAsia="Times New Roman" w:cs="Times New Roman"/>
+        </w:rPr>
+        <w:t xml:space="preserve">D. Na</w:t>
       </w:r>
       <w:r>
         <w:rPr>
@@ -15301,6 +15650,8 @@
     <w:p>
       <w:pPr>
         <w:pStyle w:val="BodyText"/>
+        <w:ind w:left="480" w:hanging="480"/>
+        <w:spacing w:after="0"/>
       </w:pPr>
       <w:r>
         <w:rPr>
@@ -15771,7 +16122,20 @@
         <w:rPr>
           <w:rFonts w:ascii="Times New Roman" w:hAnsi="Times New Roman" w:eastAsia="Times New Roman" w:cs="Times New Roman"/>
         </w:rPr>
-        <w:t xml:space="preserve">- A. </w:t>
+        <w:t xml:space="preserve">- </w:t>
+      </w:r>
+    </w:p>
+    <w:p>
+      <w:pPr>
+        <w:pStyle w:val="BodyText"/>
+        <w:ind w:left="480" w:hanging="480"/>
+        <w:spacing w:before="0" w:after="0"/>
+      </w:pPr>
+      <w:r>
+        <w:rPr>
+          <w:rFonts w:ascii="Times New Roman" w:hAnsi="Times New Roman" w:eastAsia="Times New Roman" w:cs="Times New Roman"/>
+        </w:rPr>
+        <w:t xml:space="preserve">A. </w:t>
       </w:r>
       <w:r>
         <w:rPr>
@@ -15795,7 +16159,20 @@
         <w:rPr>
           <w:rFonts w:ascii="Times New Roman" w:hAnsi="Times New Roman" w:eastAsia="Times New Roman" w:cs="Times New Roman"/>
         </w:rPr>
-        <w:t>- B. Na</w:t>
+        <w:t>- </w:t>
+      </w:r>
+    </w:p>
+    <w:p>
+      <w:pPr>
+        <w:pStyle w:val="BodyText"/>
+        <w:ind w:left="480" w:hanging="480"/>
+        <w:spacing w:before="0" w:after="0"/>
+      </w:pPr>
+      <w:r>
+        <w:rPr>
+          <w:rFonts w:ascii="Times New Roman" w:hAnsi="Times New Roman" w:eastAsia="Times New Roman" w:cs="Times New Roman"/>
+        </w:rPr>
+        <w:t>B. Na</w:t>
       </w:r>
       <w:r>
         <w:rPr>
@@ -15869,7 +16246,20 @@
         <w:rPr>
           <w:rFonts w:ascii="Times New Roman" w:hAnsi="Times New Roman" w:eastAsia="Times New Roman" w:cs="Times New Roman"/>
         </w:rPr>
-        <w:t xml:space="preserve">- C. </w:t>
+        <w:t xml:space="preserve">- </w:t>
+      </w:r>
+    </w:p>
+    <w:p>
+      <w:pPr>
+        <w:pStyle w:val="BodyText"/>
+        <w:ind w:left="480" w:hanging="480"/>
+        <w:spacing w:before="0" w:after="0"/>
+      </w:pPr>
+      <w:r>
+        <w:rPr>
+          <w:rFonts w:ascii="Times New Roman" w:hAnsi="Times New Roman" w:eastAsia="Times New Roman" w:cs="Times New Roman"/>
+        </w:rPr>
+        <w:t xml:space="preserve">C. </w:t>
       </w:r>
       <w:r>
         <w:rPr>
@@ -15925,7 +16315,20 @@
         <w:rPr>
           <w:rFonts w:ascii="Times New Roman" w:hAnsi="Times New Roman" w:eastAsia="Times New Roman" w:cs="Times New Roman"/>
         </w:rPr>
-        <w:t>- D. Na</w:t>
+        <w:t>- </w:t>
+      </w:r>
+    </w:p>
+    <w:p>
+      <w:pPr>
+        <w:pStyle w:val="BodyText"/>
+        <w:ind w:left="480" w:hanging="480"/>
+        <w:spacing w:before="0" w:after="180"/>
+      </w:pPr>
+      <w:r>
+        <w:rPr>
+          <w:rFonts w:ascii="Times New Roman" w:hAnsi="Times New Roman" w:eastAsia="Times New Roman" w:cs="Times New Roman"/>
+        </w:rPr>
+        <w:t>D. Na</w:t>
       </w:r>
       <w:r>
         <w:rPr>

--- a/00-首页/题组Word/预赛基础卷/预赛基础卷I-教师版.docx
+++ b/00-首页/题组Word/预赛基础卷/预赛基础卷I-教师版.docx
@@ -396,6 +396,14 @@
       <w:tblPr>
         <w:tblStyle w:val="Table"/>
         <w:tblW w:type="auto" w:w="0"/>
+        <w:tblBorders>
+          <w:top w:val="single" w:sz="12" w:space="0" w:color="000000"/>
+          <w:left w:val="none" w:sz="0" w:space="0" w:color="auto"/>
+          <w:bottom w:val="single" w:sz="12" w:space="0" w:color="000000"/>
+          <w:right w:val="none" w:sz="0" w:space="0" w:color="auto"/>
+          <w:insideH w:val="none" w:sz="0" w:space="0" w:color="auto"/>
+          <w:insideV w:val="none" w:sz="0" w:space="0" w:color="auto"/>
+        </w:tblBorders>
         <w:tblLook w:firstRow="1" w:lastRow="0" w:firstColumn="0" w:lastColumn="0" w:noHBand="0" w:noVBand="0" w:val="0020"/>
       </w:tblPr>
       <w:tblGrid>
@@ -408,7 +416,11 @@
           <w:tblHeader w:val="on"/>
         </w:trPr>
         <w:tc>
-          <w:tcPr/>
+          <w:tcPr>
+            <w:tcBorders>
+              <w:bottom w:val="single" w:sz="8" w:space="0" w:color="000000"/>
+            </w:tcBorders>
+          </w:tcPr>
           <w:p>
             <w:pPr>
               <w:pStyle w:val="Compact"/>
@@ -431,7 +443,11 @@
           </w:p>
         </w:tc>
         <w:tc>
-          <w:tcPr/>
+          <w:tcPr>
+            <w:tcBorders>
+              <w:bottom w:val="single" w:sz="8" w:space="0" w:color="000000"/>
+            </w:tcBorders>
+          </w:tcPr>
           <w:p>
             <w:pPr>
               <w:pStyle w:val="Compact"/>
@@ -447,7 +463,11 @@
           </w:p>
         </w:tc>
         <w:tc>
-          <w:tcPr/>
+          <w:tcPr>
+            <w:tcBorders>
+              <w:bottom w:val="single" w:sz="8" w:space="0" w:color="000000"/>
+            </w:tcBorders>
+          </w:tcPr>
           <w:p>
             <w:pPr>
               <w:pStyle w:val="Compact"/>
@@ -637,9 +657,8 @@
     <w:p>
       <w:pPr>
         <w:pStyle w:val="BodyText"/>
-        <w:spacing w:before="120"/>
+        <w:spacing w:before="0" w:after="0"/>
         <w:ind w:left="480" w:hanging="480"/>
-        <w:spacing w:after="0"/>
       </w:pPr>
       <w:r>
         <w:rPr>
@@ -663,34 +682,196 @@
     <w:p>
       <w:pPr>
         <w:pStyle w:val="BodyText"/>
-        <w:spacing w:before="120"/>
+        <w:spacing w:before="0" w:after="0"/>
         <w:ind w:left="480" w:hanging="480"/>
+      </w:pPr>
+      <w:r>
+        <w:rPr>
+          <w:rFonts w:ascii="Times New Roman" w:hAnsi="Times New Roman" w:eastAsia="Times New Roman" w:cs="Times New Roman"/>
+        </w:rPr>
+        <w:t xml:space="preserve">A. </w:t>
+      </w:r>
+      <w:r>
+        <w:rPr>
+          <w:rFonts w:hint="eastAsia" w:ascii="Times New Roman" w:hAnsi="Times New Roman" w:eastAsia="FangSong" w:cs="Times New Roman"/>
+        </w:rPr>
+        <w:t xml:space="preserve">反应在</w:t>
+      </w:r>
+      <w:r>
+        <w:rPr>
+          <w:rFonts w:ascii="Times New Roman" w:hAnsi="Times New Roman" w:eastAsia="Times New Roman" w:cs="Times New Roman"/>
+        </w:rPr>
+        <w:t xml:space="preserve"> t</w:t>
+      </w:r>
+      <w:r>
+        <w:rPr>
+          <w:rFonts w:ascii="Times New Roman" w:hAnsi="Times New Roman" w:eastAsia="Times New Roman" w:cs="Times New Roman"/>
+          <w:vertAlign w:val="subscript"/>
+        </w:rPr>
+        <w:t>1</w:t>
+      </w:r>
+      <w:r>
+        <w:rPr>
+          <w:rFonts w:ascii="Times New Roman" w:hAnsi="Times New Roman" w:eastAsia="Times New Roman" w:cs="Times New Roman"/>
+        </w:rPr>
+        <w:t xml:space="preserve"> </w:t>
+      </w:r>
+      <w:r>
+        <w:rPr>
+          <w:rFonts w:hint="eastAsia" w:ascii="Times New Roman" w:hAnsi="Times New Roman" w:eastAsia="FangSong" w:cs="Times New Roman"/>
+        </w:rPr>
+        <w:t xml:space="preserve">秒内的平均速率为</w:t>
+      </w:r>
+      <w:r>
+        <w:rPr>
+          <w:rFonts w:ascii="Times New Roman" w:hAnsi="Times New Roman" w:eastAsia="Times New Roman" w:cs="Times New Roman"/>
+        </w:rPr>
+        <w:t xml:space="preserve"> v(H</w:t>
+      </w:r>
+      <w:r>
+        <w:rPr>
+          <w:rFonts w:ascii="Times New Roman" w:hAnsi="Times New Roman" w:eastAsia="Times New Roman" w:cs="Times New Roman"/>
+          <w:vertAlign w:val="subscript"/>
+        </w:rPr>
+        <w:t>2</w:t>
+      </w:r>
+      <w:r>
+        <w:rPr>
+          <w:rFonts w:ascii="Times New Roman" w:hAnsi="Times New Roman" w:eastAsia="Times New Roman" w:cs="Times New Roman"/>
+        </w:rPr>
+        <w:t>) = 0.40/t</w:t>
+      </w:r>
+      <w:r>
+        <w:rPr>
+          <w:rFonts w:ascii="Times New Roman" w:hAnsi="Times New Roman" w:eastAsia="Times New Roman" w:cs="Times New Roman"/>
+          <w:vertAlign w:val="subscript"/>
+        </w:rPr>
+        <w:t>1</w:t>
+      </w:r>
+      <w:r>
+        <w:rPr>
+          <w:rFonts w:ascii="Times New Roman" w:hAnsi="Times New Roman" w:eastAsia="Times New Roman" w:cs="Times New Roman"/>
+        </w:rPr>
+        <w:t xml:space="preserve"> mol L</w:t>
+      </w:r>
+      <w:r>
+        <w:rPr>
+          <w:rFonts w:ascii="Times New Roman" w:hAnsi="Times New Roman" w:eastAsia="Times New Roman" w:cs="Times New Roman"/>
+          <w:vertAlign w:val="superscript"/>
+        </w:rPr>
+        <w:t>-1</w:t>
+      </w:r>
+      <w:r>
+        <w:rPr>
+          <w:rFonts w:ascii="Times New Roman" w:hAnsi="Times New Roman" w:eastAsia="Times New Roman" w:cs="Times New Roman"/>
+        </w:rPr>
+        <w:t xml:space="preserve"> s</w:t>
+      </w:r>
+      <w:r>
+        <w:rPr>
+          <w:rFonts w:ascii="Times New Roman" w:hAnsi="Times New Roman" w:eastAsia="Times New Roman" w:cs="Times New Roman"/>
+          <w:vertAlign w:val="superscript"/>
+        </w:rPr>
+        <w:t>-1</w:t>
+      </w:r>
+      <w:r>
+        <w:rPr>
+          <w:rFonts w:ascii="Times New Roman" w:hAnsi="Times New Roman" w:eastAsia="Times New Roman" w:cs="Times New Roman"/>
+        </w:rPr>
+        <w:t xml:space="preserve"> </w:t>
+      </w:r>
+      <w:r>
+        <w:rPr>
+          <w:rFonts w:ascii="Times New Roman" w:hAnsi="Times New Roman" w:eastAsia="Times New Roman" w:cs="Times New Roman"/>
+        </w:rPr>
+        <w:t xml:space="preserve">- </w:t>
+      </w:r>
+    </w:p>
+    <w:p>
+      <w:pPr>
+        <w:pStyle w:val="BodyText"/>
         <w:spacing w:before="0" w:after="0"/>
-      </w:pPr>
-      <w:r>
-        <w:rPr>
-          <w:rFonts w:ascii="Times New Roman" w:hAnsi="Times New Roman" w:eastAsia="Times New Roman" w:cs="Times New Roman"/>
-        </w:rPr>
-        <w:t xml:space="preserve">A. </w:t>
-      </w:r>
-      <w:r>
-        <w:rPr>
-          <w:rFonts w:hint="eastAsia" w:ascii="Times New Roman" w:hAnsi="Times New Roman" w:eastAsia="FangSong" w:cs="Times New Roman"/>
-        </w:rPr>
-        <w:t xml:space="preserve">反应在</w:t>
-      </w:r>
-      <w:r>
-        <w:rPr>
-          <w:rFonts w:ascii="Times New Roman" w:hAnsi="Times New Roman" w:eastAsia="Times New Roman" w:cs="Times New Roman"/>
-        </w:rPr>
-        <w:t xml:space="preserve"> t</w:t>
+        <w:ind w:left="480" w:hanging="480"/>
+      </w:pPr>
+      <w:r>
+        <w:rPr>
+          <w:rFonts w:ascii="Times New Roman" w:hAnsi="Times New Roman" w:eastAsia="Times New Roman" w:cs="Times New Roman"/>
+        </w:rPr>
+        <w:t xml:space="preserve">B. </w:t>
+      </w:r>
+      <w:r>
+        <w:rPr>
+          <w:rFonts w:hint="eastAsia" w:ascii="Times New Roman" w:hAnsi="Times New Roman" w:eastAsia="FangSong" w:cs="Times New Roman"/>
+        </w:rPr>
+        <w:t>其他条件不变</w:t>
+      </w:r>
+      <w:r>
+        <w:rPr>
+          <w:rFonts w:hint="eastAsia" w:ascii="Times New Roman" w:hAnsi="Times New Roman" w:eastAsia="Times New Roman" w:cs="Times New Roman"/>
+        </w:rPr>
+        <w:t>，</w:t>
+      </w:r>
+      <w:r>
+        <w:rPr>
+          <w:rFonts w:hint="eastAsia" w:ascii="Times New Roman" w:hAnsi="Times New Roman" w:eastAsia="FangSong" w:cs="Times New Roman"/>
+        </w:rPr>
+        <w:t>向平衡体系再通入</w:t>
+      </w:r>
+      <w:r>
+        <w:rPr>
+          <w:rFonts w:ascii="Times New Roman" w:hAnsi="Times New Roman" w:eastAsia="Times New Roman" w:cs="Times New Roman"/>
+        </w:rPr>
+        <w:t xml:space="preserve"> 0.20 mol CO、0.20 mol H</w:t>
       </w:r>
       <w:r>
         <w:rPr>
           <w:rFonts w:ascii="Times New Roman" w:hAnsi="Times New Roman" w:eastAsia="Times New Roman" w:cs="Times New Roman"/>
           <w:vertAlign w:val="subscript"/>
         </w:rPr>
-        <w:t>1</w:t>
+        <w:t>2</w:t>
+      </w:r>
+      <w:r>
+        <w:rPr>
+          <w:rFonts w:ascii="Times New Roman" w:hAnsi="Times New Roman" w:eastAsia="Times New Roman" w:cs="Times New Roman"/>
+        </w:rPr>
+        <w:t xml:space="preserve">O </w:t>
+      </w:r>
+      <w:r>
+        <w:rPr>
+          <w:rFonts w:hint="eastAsia" w:ascii="Times New Roman" w:hAnsi="Times New Roman" w:eastAsia="FangSong" w:cs="Times New Roman"/>
+        </w:rPr>
+        <w:t xml:space="preserve">和</w:t>
+      </w:r>
+      <w:r>
+        <w:rPr>
+          <w:rFonts w:ascii="Times New Roman" w:hAnsi="Times New Roman" w:eastAsia="Times New Roman" w:cs="Times New Roman"/>
+        </w:rPr>
+        <w:t xml:space="preserve"> 0.60 mol </w:t>
+      </w:r>
+      <w:r>
+        <w:rPr>
+          <w:rFonts w:hint="eastAsia" w:ascii="Times New Roman" w:hAnsi="Times New Roman" w:eastAsia="Times New Roman" w:cs="Times New Roman"/>
+        </w:rPr>
+        <w:t>H</w:t>
+      </w:r>
+      <w:r>
+        <w:rPr>
+          <w:rFonts w:hint="eastAsia" w:ascii="Times New Roman" w:hAnsi="Times New Roman" w:eastAsia="Times New Roman" w:cs="Times New Roman"/>
+          <w:vertAlign w:val="subscript"/>
+        </w:rPr>
+        <w:t>2</w:t>
+      </w:r>
+      <w:r>
+        <w:rPr>
+          <w:rFonts w:hint="eastAsia" w:ascii="Times New Roman" w:hAnsi="Times New Roman" w:eastAsia="Times New Roman" w:cs="Times New Roman"/>
+        </w:rPr>
+        <w:t>，</w:t>
+      </w:r>
+      <w:r>
+        <w:rPr>
+          <w:rFonts w:hint="eastAsia" w:ascii="Times New Roman" w:hAnsi="Times New Roman" w:eastAsia="FangSong" w:cs="Times New Roman"/>
+        </w:rPr>
+        <w:t>平衡不移动</w:t>
       </w:r>
       <w:r>
         <w:rPr>
@@ -700,61 +881,83 @@
       </w:r>
       <w:r>
         <w:rPr>
-          <w:rFonts w:hint="eastAsia" w:ascii="Times New Roman" w:hAnsi="Times New Roman" w:eastAsia="FangSong" w:cs="Times New Roman"/>
-        </w:rPr>
-        <w:t xml:space="preserve">秒内的平均速率为</w:t>
-      </w:r>
-      <w:r>
-        <w:rPr>
-          <w:rFonts w:ascii="Times New Roman" w:hAnsi="Times New Roman" w:eastAsia="Times New Roman" w:cs="Times New Roman"/>
-        </w:rPr>
-        <w:t xml:space="preserve"> v(H</w:t>
-      </w:r>
-      <w:r>
-        <w:rPr>
-          <w:rFonts w:ascii="Times New Roman" w:hAnsi="Times New Roman" w:eastAsia="Times New Roman" w:cs="Times New Roman"/>
+          <w:rFonts w:ascii="Times New Roman" w:hAnsi="Times New Roman" w:eastAsia="Times New Roman" w:cs="Times New Roman"/>
+        </w:rPr>
+        <w:t xml:space="preserve">- </w:t>
+      </w:r>
+    </w:p>
+    <w:p>
+      <w:pPr>
+        <w:pStyle w:val="BodyText"/>
+        <w:spacing w:before="0" w:after="0"/>
+        <w:ind w:left="480" w:hanging="480"/>
+      </w:pPr>
+      <w:r>
+        <w:rPr>
+          <w:rFonts w:ascii="Times New Roman" w:hAnsi="Times New Roman" w:eastAsia="Times New Roman" w:cs="Times New Roman"/>
+        </w:rPr>
+        <w:t xml:space="preserve">C. </w:t>
+      </w:r>
+      <w:r>
+        <w:rPr>
+          <w:rFonts w:hint="eastAsia" w:ascii="Times New Roman" w:hAnsi="Times New Roman" w:eastAsia="FangSong" w:cs="Times New Roman"/>
+        </w:rPr>
+        <w:t>其他条件不变</w:t>
+      </w:r>
+      <w:r>
+        <w:rPr>
+          <w:rFonts w:hint="eastAsia" w:ascii="Times New Roman" w:hAnsi="Times New Roman" w:eastAsia="Times New Roman" w:cs="Times New Roman"/>
+        </w:rPr>
+        <w:t>，</w:t>
+      </w:r>
+      <w:r>
+        <w:rPr>
+          <w:rFonts w:hint="eastAsia" w:ascii="Times New Roman" w:hAnsi="Times New Roman" w:eastAsia="FangSong" w:cs="Times New Roman"/>
+        </w:rPr>
+        <w:t>向平衡体系再通入</w:t>
+      </w:r>
+      <w:r>
+        <w:rPr>
+          <w:rFonts w:ascii="Times New Roman" w:hAnsi="Times New Roman" w:eastAsia="Times New Roman" w:cs="Times New Roman"/>
+        </w:rPr>
+        <w:t xml:space="preserve"> 0.20 mol </w:t>
+      </w:r>
+      <w:r>
+        <w:rPr>
+          <w:rFonts w:hint="eastAsia" w:ascii="Times New Roman" w:hAnsi="Times New Roman" w:eastAsia="Times New Roman" w:cs="Times New Roman"/>
+        </w:rPr>
+        <w:t>H</w:t>
+      </w:r>
+      <w:r>
+        <w:rPr>
+          <w:rFonts w:hint="eastAsia" w:ascii="Times New Roman" w:hAnsi="Times New Roman" w:eastAsia="Times New Roman" w:cs="Times New Roman"/>
           <w:vertAlign w:val="subscript"/>
         </w:rPr>
         <w:t>2</w:t>
       </w:r>
       <w:r>
         <w:rPr>
-          <w:rFonts w:ascii="Times New Roman" w:hAnsi="Times New Roman" w:eastAsia="Times New Roman" w:cs="Times New Roman"/>
-        </w:rPr>
-        <w:t>) = 0.40/t</w:t>
-      </w:r>
-      <w:r>
-        <w:rPr>
-          <w:rFonts w:ascii="Times New Roman" w:hAnsi="Times New Roman" w:eastAsia="Times New Roman" w:cs="Times New Roman"/>
-          <w:vertAlign w:val="subscript"/>
-        </w:rPr>
-        <w:t>1</w:t>
-      </w:r>
-      <w:r>
-        <w:rPr>
-          <w:rFonts w:ascii="Times New Roman" w:hAnsi="Times New Roman" w:eastAsia="Times New Roman" w:cs="Times New Roman"/>
-        </w:rPr>
-        <w:t xml:space="preserve"> mol L</w:t>
-      </w:r>
-      <w:r>
-        <w:rPr>
-          <w:rFonts w:ascii="Times New Roman" w:hAnsi="Times New Roman" w:eastAsia="Times New Roman" w:cs="Times New Roman"/>
-          <w:vertAlign w:val="superscript"/>
-        </w:rPr>
-        <w:t>-1</w:t>
-      </w:r>
-      <w:r>
-        <w:rPr>
-          <w:rFonts w:ascii="Times New Roman" w:hAnsi="Times New Roman" w:eastAsia="Times New Roman" w:cs="Times New Roman"/>
-        </w:rPr>
-        <w:t xml:space="preserve"> s</w:t>
-      </w:r>
-      <w:r>
-        <w:rPr>
-          <w:rFonts w:ascii="Times New Roman" w:hAnsi="Times New Roman" w:eastAsia="Times New Roman" w:cs="Times New Roman"/>
-          <w:vertAlign w:val="superscript"/>
-        </w:rPr>
-        <w:t>-1</w:t>
+          <w:rFonts w:hint="eastAsia" w:ascii="Times New Roman" w:hAnsi="Times New Roman" w:eastAsia="Times New Roman" w:cs="Times New Roman"/>
+        </w:rPr>
+        <w:t>O，</w:t>
+      </w:r>
+      <w:r>
+        <w:rPr>
+          <w:rFonts w:hint="eastAsia" w:ascii="Times New Roman" w:hAnsi="Times New Roman" w:eastAsia="FangSong" w:cs="Times New Roman"/>
+        </w:rPr>
+        <w:t>达到新平衡时</w:t>
+      </w:r>
+      <w:r>
+        <w:rPr>
+          <w:rFonts w:ascii="Times New Roman" w:hAnsi="Times New Roman" w:eastAsia="Times New Roman" w:cs="Times New Roman"/>
+        </w:rPr>
+        <w:t xml:space="preserve"> CO </w:t>
+      </w:r>
+      <w:r>
+        <w:rPr>
+          <w:rFonts w:hint="eastAsia" w:ascii="Times New Roman" w:hAnsi="Times New Roman" w:eastAsia="FangSong" w:cs="Times New Roman"/>
+        </w:rPr>
+        <w:t xml:space="preserve">转化率减小</w:t>
       </w:r>
       <w:r>
         <w:rPr>
@@ -772,196 +975,8 @@
     <w:p>
       <w:pPr>
         <w:pStyle w:val="BodyText"/>
-        <w:spacing w:before="120"/>
+        <w:spacing w:before="0" w:after="0"/>
         <w:ind w:left="480" w:hanging="480"/>
-        <w:spacing w:before="0" w:after="0"/>
-      </w:pPr>
-      <w:r>
-        <w:rPr>
-          <w:rFonts w:ascii="Times New Roman" w:hAnsi="Times New Roman" w:eastAsia="Times New Roman" w:cs="Times New Roman"/>
-        </w:rPr>
-        <w:t xml:space="preserve">B. </w:t>
-      </w:r>
-      <w:r>
-        <w:rPr>
-          <w:rFonts w:hint="eastAsia" w:ascii="Times New Roman" w:hAnsi="Times New Roman" w:eastAsia="FangSong" w:cs="Times New Roman"/>
-        </w:rPr>
-        <w:t>其他条件不变</w:t>
-      </w:r>
-      <w:r>
-        <w:rPr>
-          <w:rFonts w:hint="eastAsia" w:ascii="Times New Roman" w:hAnsi="Times New Roman" w:eastAsia="Times New Roman" w:cs="Times New Roman"/>
-        </w:rPr>
-        <w:t>，</w:t>
-      </w:r>
-      <w:r>
-        <w:rPr>
-          <w:rFonts w:hint="eastAsia" w:ascii="Times New Roman" w:hAnsi="Times New Roman" w:eastAsia="FangSong" w:cs="Times New Roman"/>
-        </w:rPr>
-        <w:t>向平衡体系再通入</w:t>
-      </w:r>
-      <w:r>
-        <w:rPr>
-          <w:rFonts w:ascii="Times New Roman" w:hAnsi="Times New Roman" w:eastAsia="Times New Roman" w:cs="Times New Roman"/>
-        </w:rPr>
-        <w:t xml:space="preserve"> 0.20 mol CO、0.20 mol H</w:t>
-      </w:r>
-      <w:r>
-        <w:rPr>
-          <w:rFonts w:ascii="Times New Roman" w:hAnsi="Times New Roman" w:eastAsia="Times New Roman" w:cs="Times New Roman"/>
-          <w:vertAlign w:val="subscript"/>
-        </w:rPr>
-        <w:t>2</w:t>
-      </w:r>
-      <w:r>
-        <w:rPr>
-          <w:rFonts w:ascii="Times New Roman" w:hAnsi="Times New Roman" w:eastAsia="Times New Roman" w:cs="Times New Roman"/>
-        </w:rPr>
-        <w:t xml:space="preserve">O </w:t>
-      </w:r>
-      <w:r>
-        <w:rPr>
-          <w:rFonts w:hint="eastAsia" w:ascii="Times New Roman" w:hAnsi="Times New Roman" w:eastAsia="FangSong" w:cs="Times New Roman"/>
-        </w:rPr>
-        <w:t xml:space="preserve">和</w:t>
-      </w:r>
-      <w:r>
-        <w:rPr>
-          <w:rFonts w:ascii="Times New Roman" w:hAnsi="Times New Roman" w:eastAsia="Times New Roman" w:cs="Times New Roman"/>
-        </w:rPr>
-        <w:t xml:space="preserve"> 0.60 mol </w:t>
-      </w:r>
-      <w:r>
-        <w:rPr>
-          <w:rFonts w:hint="eastAsia" w:ascii="Times New Roman" w:hAnsi="Times New Roman" w:eastAsia="Times New Roman" w:cs="Times New Roman"/>
-        </w:rPr>
-        <w:t>H</w:t>
-      </w:r>
-      <w:r>
-        <w:rPr>
-          <w:rFonts w:hint="eastAsia" w:ascii="Times New Roman" w:hAnsi="Times New Roman" w:eastAsia="Times New Roman" w:cs="Times New Roman"/>
-          <w:vertAlign w:val="subscript"/>
-        </w:rPr>
-        <w:t>2</w:t>
-      </w:r>
-      <w:r>
-        <w:rPr>
-          <w:rFonts w:hint="eastAsia" w:ascii="Times New Roman" w:hAnsi="Times New Roman" w:eastAsia="Times New Roman" w:cs="Times New Roman"/>
-        </w:rPr>
-        <w:t>，</w:t>
-      </w:r>
-      <w:r>
-        <w:rPr>
-          <w:rFonts w:hint="eastAsia" w:ascii="Times New Roman" w:hAnsi="Times New Roman" w:eastAsia="FangSong" w:cs="Times New Roman"/>
-        </w:rPr>
-        <w:t>平衡不移动</w:t>
-      </w:r>
-      <w:r>
-        <w:rPr>
-          <w:rFonts w:ascii="Times New Roman" w:hAnsi="Times New Roman" w:eastAsia="Times New Roman" w:cs="Times New Roman"/>
-        </w:rPr>
-        <w:t xml:space="preserve"> </w:t>
-      </w:r>
-      <w:r>
-        <w:rPr>
-          <w:rFonts w:ascii="Times New Roman" w:hAnsi="Times New Roman" w:eastAsia="Times New Roman" w:cs="Times New Roman"/>
-        </w:rPr>
-        <w:t xml:space="preserve">- </w:t>
-      </w:r>
-    </w:p>
-    <w:p>
-      <w:pPr>
-        <w:pStyle w:val="BodyText"/>
-        <w:spacing w:before="120"/>
-        <w:ind w:left="480" w:hanging="480"/>
-        <w:spacing w:before="0" w:after="0"/>
-      </w:pPr>
-      <w:r>
-        <w:rPr>
-          <w:rFonts w:ascii="Times New Roman" w:hAnsi="Times New Roman" w:eastAsia="Times New Roman" w:cs="Times New Roman"/>
-        </w:rPr>
-        <w:t xml:space="preserve">C. </w:t>
-      </w:r>
-      <w:r>
-        <w:rPr>
-          <w:rFonts w:hint="eastAsia" w:ascii="Times New Roman" w:hAnsi="Times New Roman" w:eastAsia="FangSong" w:cs="Times New Roman"/>
-        </w:rPr>
-        <w:t>其他条件不变</w:t>
-      </w:r>
-      <w:r>
-        <w:rPr>
-          <w:rFonts w:hint="eastAsia" w:ascii="Times New Roman" w:hAnsi="Times New Roman" w:eastAsia="Times New Roman" w:cs="Times New Roman"/>
-        </w:rPr>
-        <w:t>，</w:t>
-      </w:r>
-      <w:r>
-        <w:rPr>
-          <w:rFonts w:hint="eastAsia" w:ascii="Times New Roman" w:hAnsi="Times New Roman" w:eastAsia="FangSong" w:cs="Times New Roman"/>
-        </w:rPr>
-        <w:t>向平衡体系再通入</w:t>
-      </w:r>
-      <w:r>
-        <w:rPr>
-          <w:rFonts w:ascii="Times New Roman" w:hAnsi="Times New Roman" w:eastAsia="Times New Roman" w:cs="Times New Roman"/>
-        </w:rPr>
-        <w:t xml:space="preserve"> 0.20 mol </w:t>
-      </w:r>
-      <w:r>
-        <w:rPr>
-          <w:rFonts w:hint="eastAsia" w:ascii="Times New Roman" w:hAnsi="Times New Roman" w:eastAsia="Times New Roman" w:cs="Times New Roman"/>
-        </w:rPr>
-        <w:t>H</w:t>
-      </w:r>
-      <w:r>
-        <w:rPr>
-          <w:rFonts w:hint="eastAsia" w:ascii="Times New Roman" w:hAnsi="Times New Roman" w:eastAsia="Times New Roman" w:cs="Times New Roman"/>
-          <w:vertAlign w:val="subscript"/>
-        </w:rPr>
-        <w:t>2</w:t>
-      </w:r>
-      <w:r>
-        <w:rPr>
-          <w:rFonts w:hint="eastAsia" w:ascii="Times New Roman" w:hAnsi="Times New Roman" w:eastAsia="Times New Roman" w:cs="Times New Roman"/>
-        </w:rPr>
-        <w:t>O，</w:t>
-      </w:r>
-      <w:r>
-        <w:rPr>
-          <w:rFonts w:hint="eastAsia" w:ascii="Times New Roman" w:hAnsi="Times New Roman" w:eastAsia="FangSong" w:cs="Times New Roman"/>
-        </w:rPr>
-        <w:t>达到新平衡时</w:t>
-      </w:r>
-      <w:r>
-        <w:rPr>
-          <w:rFonts w:ascii="Times New Roman" w:hAnsi="Times New Roman" w:eastAsia="Times New Roman" w:cs="Times New Roman"/>
-        </w:rPr>
-        <w:t xml:space="preserve"> CO </w:t>
-      </w:r>
-      <w:r>
-        <w:rPr>
-          <w:rFonts w:hint="eastAsia" w:ascii="Times New Roman" w:hAnsi="Times New Roman" w:eastAsia="FangSong" w:cs="Times New Roman"/>
-        </w:rPr>
-        <w:t xml:space="preserve">转化率减小</w:t>
-      </w:r>
-      <w:r>
-        <w:rPr>
-          <w:rFonts w:ascii="Times New Roman" w:hAnsi="Times New Roman" w:eastAsia="Times New Roman" w:cs="Times New Roman"/>
-        </w:rPr>
-        <w:t xml:space="preserve"> </w:t>
-      </w:r>
-      <w:r>
-        <w:rPr>
-          <w:rFonts w:ascii="Times New Roman" w:hAnsi="Times New Roman" w:eastAsia="Times New Roman" w:cs="Times New Roman"/>
-        </w:rPr>
-        <w:t xml:space="preserve">- </w:t>
-      </w:r>
-    </w:p>
-    <w:p>
-      <w:pPr>
-        <w:pStyle w:val="BodyText"/>
-        <w:spacing w:before="120"/>
-        <w:ind w:left="480" w:hanging="480"/>
-        <w:spacing w:before="0" w:after="180"/>
       </w:pPr>
       <w:r>
         <w:rPr>
@@ -1182,8 +1197,8 @@
     <w:p>
       <w:pPr>
         <w:pStyle w:val="BodyText"/>
+        <w:spacing w:before="0" w:after="0"/>
         <w:ind w:left="480" w:hanging="480"/>
-        <w:spacing w:after="0"/>
       </w:pPr>
       <w:r>
         <w:rPr>
@@ -1294,20 +1309,75 @@
     <w:p>
       <w:pPr>
         <w:pStyle w:val="BodyText"/>
+        <w:spacing w:before="0" w:after="0"/>
         <w:ind w:left="480" w:hanging="480"/>
+      </w:pPr>
+      <w:r>
+        <w:rPr>
+          <w:rFonts w:ascii="Times New Roman" w:hAnsi="Times New Roman" w:eastAsia="Times New Roman" w:cs="Times New Roman"/>
+        </w:rPr>
+        <w:t xml:space="preserve">A. </w:t>
+      </w:r>
+      <w:r>
+        <w:rPr>
+          <w:rFonts w:hint="eastAsia" w:ascii="Times New Roman" w:hAnsi="Times New Roman" w:eastAsia="FangSong" w:cs="Times New Roman"/>
+        </w:rPr>
+        <w:t>在恒容条件下</w:t>
+      </w:r>
+      <w:r>
+        <w:rPr>
+          <w:rFonts w:hint="eastAsia" w:ascii="Times New Roman" w:hAnsi="Times New Roman" w:eastAsia="Times New Roman" w:cs="Times New Roman"/>
+        </w:rPr>
+        <w:t>，</w:t>
+      </w:r>
+      <w:r>
+        <w:rPr>
+          <w:rFonts w:hint="eastAsia" w:ascii="Times New Roman" w:hAnsi="Times New Roman" w:eastAsia="FangSong" w:cs="Times New Roman"/>
+        </w:rPr>
+        <w:t>向平衡体系中充入惰性气体</w:t>
+      </w:r>
+      <w:r>
+        <w:rPr>
+          <w:rFonts w:hint="eastAsia" w:ascii="Times New Roman" w:hAnsi="Times New Roman" w:eastAsia="Times New Roman" w:cs="Times New Roman"/>
+        </w:rPr>
+        <w:t>，</w:t>
+      </w:r>
+      <w:r>
+        <w:rPr>
+          <w:rFonts w:hint="eastAsia" w:ascii="Times New Roman" w:hAnsi="Times New Roman" w:eastAsia="FangSong" w:cs="Times New Roman"/>
+        </w:rPr>
+        <w:t>平衡不移动</w:t>
+      </w:r>
+      <w:r>
+        <w:rPr>
+          <w:rFonts w:ascii="Times New Roman" w:hAnsi="Times New Roman" w:eastAsia="Times New Roman" w:cs="Times New Roman"/>
+        </w:rPr>
+        <w:t xml:space="preserve"> </w:t>
+      </w:r>
+      <w:r>
+        <w:rPr>
+          <w:rFonts w:ascii="Times New Roman" w:hAnsi="Times New Roman" w:eastAsia="Times New Roman" w:cs="Times New Roman"/>
+        </w:rPr>
+        <w:t xml:space="preserve">- </w:t>
+      </w:r>
+    </w:p>
+    <w:p>
+      <w:pPr>
+        <w:pStyle w:val="BodyText"/>
         <w:spacing w:before="0" w:after="0"/>
-      </w:pPr>
-      <w:r>
-        <w:rPr>
-          <w:rFonts w:ascii="Times New Roman" w:hAnsi="Times New Roman" w:eastAsia="Times New Roman" w:cs="Times New Roman"/>
-        </w:rPr>
-        <w:t xml:space="preserve">A. </w:t>
-      </w:r>
-      <w:r>
-        <w:rPr>
-          <w:rFonts w:hint="eastAsia" w:ascii="Times New Roman" w:hAnsi="Times New Roman" w:eastAsia="FangSong" w:cs="Times New Roman"/>
-        </w:rPr>
-        <w:t>在恒容条件下</w:t>
+        <w:ind w:left="480" w:hanging="480"/>
+      </w:pPr>
+      <w:r>
+        <w:rPr>
+          <w:rFonts w:ascii="Times New Roman" w:hAnsi="Times New Roman" w:eastAsia="Times New Roman" w:cs="Times New Roman"/>
+        </w:rPr>
+        <w:t xml:space="preserve">B. </w:t>
+      </w:r>
+      <w:r>
+        <w:rPr>
+          <w:rFonts w:hint="eastAsia" w:ascii="Times New Roman" w:hAnsi="Times New Roman" w:eastAsia="FangSong" w:cs="Times New Roman"/>
+        </w:rPr>
+        <w:t>在恒压条件下</w:t>
       </w:r>
       <w:r>
         <w:rPr>
@@ -1319,19 +1389,7 @@
         <w:rPr>
           <w:rFonts w:hint="eastAsia" w:ascii="Times New Roman" w:hAnsi="Times New Roman" w:eastAsia="FangSong" w:cs="Times New Roman"/>
         </w:rPr>
-        <w:t>向平衡体系中充入惰性气体</w:t>
-      </w:r>
-      <w:r>
-        <w:rPr>
-          <w:rFonts w:hint="eastAsia" w:ascii="Times New Roman" w:hAnsi="Times New Roman" w:eastAsia="Times New Roman" w:cs="Times New Roman"/>
-        </w:rPr>
-        <w:t>，</w:t>
-      </w:r>
-      <w:r>
-        <w:rPr>
-          <w:rFonts w:hint="eastAsia" w:ascii="Times New Roman" w:hAnsi="Times New Roman" w:eastAsia="FangSong" w:cs="Times New Roman"/>
-        </w:rPr>
-        <w:t>平衡不移动</w:t>
+        <w:t>向平衡体系中加入</w:t>
       </w:r>
       <w:r>
         <w:rPr>
@@ -1341,6 +1399,50 @@
       </w:r>
       <w:r>
         <w:rPr>
+          <w:rFonts w:hint="eastAsia" w:ascii="Times New Roman" w:hAnsi="Times New Roman" w:eastAsia="Times New Roman" w:cs="Times New Roman"/>
+        </w:rPr>
+        <w:t>H</w:t>
+      </w:r>
+      <w:r>
+        <w:rPr>
+          <w:rFonts w:hint="eastAsia" w:ascii="Times New Roman" w:hAnsi="Times New Roman" w:eastAsia="Times New Roman" w:cs="Times New Roman"/>
+          <w:vertAlign w:val="subscript"/>
+        </w:rPr>
+        <w:t>2</w:t>
+      </w:r>
+      <w:r>
+        <w:rPr>
+          <w:rFonts w:hint="eastAsia" w:ascii="Times New Roman" w:hAnsi="Times New Roman" w:eastAsia="Times New Roman" w:cs="Times New Roman"/>
+        </w:rPr>
+        <w:t>，BaSO</w:t>
+      </w:r>
+      <w:r>
+        <w:rPr>
+          <w:rFonts w:hint="eastAsia" w:ascii="Times New Roman" w:hAnsi="Times New Roman" w:eastAsia="Times New Roman" w:cs="Times New Roman"/>
+          <w:vertAlign w:val="subscript"/>
+        </w:rPr>
+        <w:t>4</w:t>
+      </w:r>
+      <w:r>
+        <w:rPr>
+          <w:rFonts w:ascii="Times New Roman" w:hAnsi="Times New Roman" w:eastAsia="Times New Roman" w:cs="Times New Roman"/>
+        </w:rPr>
+        <w:t xml:space="preserve"> </w:t>
+      </w:r>
+      <w:r>
+        <w:rPr>
+          <w:rFonts w:hint="eastAsia" w:ascii="Times New Roman" w:hAnsi="Times New Roman" w:eastAsia="FangSong" w:cs="Times New Roman"/>
+        </w:rPr>
+        <w:t xml:space="preserve">的转化率不变</w:t>
+      </w:r>
+      <w:r>
+        <w:rPr>
+          <w:rFonts w:ascii="Times New Roman" w:hAnsi="Times New Roman" w:eastAsia="Times New Roman" w:cs="Times New Roman"/>
+        </w:rPr>
+        <w:t xml:space="preserve"> </w:t>
+      </w:r>
+      <w:r>
+        <w:rPr>
           <w:rFonts w:ascii="Times New Roman" w:hAnsi="Times New Roman" w:eastAsia="Times New Roman" w:cs="Times New Roman"/>
         </w:rPr>
         <w:t xml:space="preserve">- </w:t>
@@ -1349,126 +1451,39 @@
     <w:p>
       <w:pPr>
         <w:pStyle w:val="BodyText"/>
+        <w:spacing w:before="0" w:after="0"/>
         <w:ind w:left="480" w:hanging="480"/>
+      </w:pPr>
+      <w:r>
+        <w:rPr>
+          <w:rFonts w:ascii="Times New Roman" w:hAnsi="Times New Roman" w:eastAsia="Times New Roman" w:cs="Times New Roman"/>
+        </w:rPr>
+        <w:t xml:space="preserve">C. </w:t>
+      </w:r>
+      <w:r>
+        <w:rPr>
+          <w:rFonts w:hint="eastAsia" w:ascii="Times New Roman" w:hAnsi="Times New Roman" w:eastAsia="FangSong" w:cs="Times New Roman"/>
+        </w:rPr>
+        <w:t xml:space="preserve">混合气体的物质的量不再发生变化可说明反应达到平衡</w:t>
+      </w:r>
+      <w:r>
+        <w:rPr>
+          <w:rFonts w:ascii="Times New Roman" w:hAnsi="Times New Roman" w:eastAsia="Times New Roman" w:cs="Times New Roman"/>
+        </w:rPr>
+        <w:t xml:space="preserve"> </w:t>
+      </w:r>
+      <w:r>
+        <w:rPr>
+          <w:rFonts w:ascii="Times New Roman" w:hAnsi="Times New Roman" w:eastAsia="Times New Roman" w:cs="Times New Roman"/>
+        </w:rPr>
+        <w:t xml:space="preserve">- </w:t>
+      </w:r>
+    </w:p>
+    <w:p>
+      <w:pPr>
+        <w:pStyle w:val="BodyText"/>
         <w:spacing w:before="0" w:after="0"/>
-      </w:pPr>
-      <w:r>
-        <w:rPr>
-          <w:rFonts w:ascii="Times New Roman" w:hAnsi="Times New Roman" w:eastAsia="Times New Roman" w:cs="Times New Roman"/>
-        </w:rPr>
-        <w:t xml:space="preserve">B. </w:t>
-      </w:r>
-      <w:r>
-        <w:rPr>
-          <w:rFonts w:hint="eastAsia" w:ascii="Times New Roman" w:hAnsi="Times New Roman" w:eastAsia="FangSong" w:cs="Times New Roman"/>
-        </w:rPr>
-        <w:t>在恒压条件下</w:t>
-      </w:r>
-      <w:r>
-        <w:rPr>
-          <w:rFonts w:hint="eastAsia" w:ascii="Times New Roman" w:hAnsi="Times New Roman" w:eastAsia="Times New Roman" w:cs="Times New Roman"/>
-        </w:rPr>
-        <w:t>，</w:t>
-      </w:r>
-      <w:r>
-        <w:rPr>
-          <w:rFonts w:hint="eastAsia" w:ascii="Times New Roman" w:hAnsi="Times New Roman" w:eastAsia="FangSong" w:cs="Times New Roman"/>
-        </w:rPr>
-        <w:t>向平衡体系中加入</w:t>
-      </w:r>
-      <w:r>
-        <w:rPr>
-          <w:rFonts w:ascii="Times New Roman" w:hAnsi="Times New Roman" w:eastAsia="Times New Roman" w:cs="Times New Roman"/>
-        </w:rPr>
-        <w:t xml:space="preserve"> </w:t>
-      </w:r>
-      <w:r>
-        <w:rPr>
-          <w:rFonts w:hint="eastAsia" w:ascii="Times New Roman" w:hAnsi="Times New Roman" w:eastAsia="Times New Roman" w:cs="Times New Roman"/>
-        </w:rPr>
-        <w:t>H</w:t>
-      </w:r>
-      <w:r>
-        <w:rPr>
-          <w:rFonts w:hint="eastAsia" w:ascii="Times New Roman" w:hAnsi="Times New Roman" w:eastAsia="Times New Roman" w:cs="Times New Roman"/>
-          <w:vertAlign w:val="subscript"/>
-        </w:rPr>
-        <w:t>2</w:t>
-      </w:r>
-      <w:r>
-        <w:rPr>
-          <w:rFonts w:hint="eastAsia" w:ascii="Times New Roman" w:hAnsi="Times New Roman" w:eastAsia="Times New Roman" w:cs="Times New Roman"/>
-        </w:rPr>
-        <w:t>，BaSO</w:t>
-      </w:r>
-      <w:r>
-        <w:rPr>
-          <w:rFonts w:hint="eastAsia" w:ascii="Times New Roman" w:hAnsi="Times New Roman" w:eastAsia="Times New Roman" w:cs="Times New Roman"/>
-          <w:vertAlign w:val="subscript"/>
-        </w:rPr>
-        <w:t>4</w:t>
-      </w:r>
-      <w:r>
-        <w:rPr>
-          <w:rFonts w:ascii="Times New Roman" w:hAnsi="Times New Roman" w:eastAsia="Times New Roman" w:cs="Times New Roman"/>
-        </w:rPr>
-        <w:t xml:space="preserve"> </w:t>
-      </w:r>
-      <w:r>
-        <w:rPr>
-          <w:rFonts w:hint="eastAsia" w:ascii="Times New Roman" w:hAnsi="Times New Roman" w:eastAsia="FangSong" w:cs="Times New Roman"/>
-        </w:rPr>
-        <w:t xml:space="preserve">的转化率不变</w:t>
-      </w:r>
-      <w:r>
-        <w:rPr>
-          <w:rFonts w:ascii="Times New Roman" w:hAnsi="Times New Roman" w:eastAsia="Times New Roman" w:cs="Times New Roman"/>
-        </w:rPr>
-        <w:t xml:space="preserve"> </w:t>
-      </w:r>
-      <w:r>
-        <w:rPr>
-          <w:rFonts w:ascii="Times New Roman" w:hAnsi="Times New Roman" w:eastAsia="Times New Roman" w:cs="Times New Roman"/>
-        </w:rPr>
-        <w:t xml:space="preserve">- </w:t>
-      </w:r>
-    </w:p>
-    <w:p>
-      <w:pPr>
-        <w:pStyle w:val="BodyText"/>
         <w:ind w:left="480" w:hanging="480"/>
-        <w:spacing w:before="0" w:after="0"/>
-      </w:pPr>
-      <w:r>
-        <w:rPr>
-          <w:rFonts w:ascii="Times New Roman" w:hAnsi="Times New Roman" w:eastAsia="Times New Roman" w:cs="Times New Roman"/>
-        </w:rPr>
-        <w:t xml:space="preserve">C. </w:t>
-      </w:r>
-      <w:r>
-        <w:rPr>
-          <w:rFonts w:hint="eastAsia" w:ascii="Times New Roman" w:hAnsi="Times New Roman" w:eastAsia="FangSong" w:cs="Times New Roman"/>
-        </w:rPr>
-        <w:t xml:space="preserve">混合气体的物质的量不再发生变化可说明反应达到平衡</w:t>
-      </w:r>
-      <w:r>
-        <w:rPr>
-          <w:rFonts w:ascii="Times New Roman" w:hAnsi="Times New Roman" w:eastAsia="Times New Roman" w:cs="Times New Roman"/>
-        </w:rPr>
-        <w:t xml:space="preserve"> </w:t>
-      </w:r>
-      <w:r>
-        <w:rPr>
-          <w:rFonts w:ascii="Times New Roman" w:hAnsi="Times New Roman" w:eastAsia="Times New Roman" w:cs="Times New Roman"/>
-        </w:rPr>
-        <w:t xml:space="preserve">- </w:t>
-      </w:r>
-    </w:p>
-    <w:p>
-      <w:pPr>
-        <w:pStyle w:val="BodyText"/>
-        <w:ind w:left="480" w:hanging="480"/>
-        <w:spacing w:before="0" w:after="180"/>
       </w:pPr>
       <w:r>
         <w:rPr>
@@ -1824,6 +1839,7 @@
     <w:p>
       <w:pPr>
         <w:pStyle w:val="Compact"/>
+        <w:spacing w:before="0" w:after="0"/>
       </w:pPr>
       <w:r>
         <w:rPr>
@@ -1924,6 +1940,7 @@
     <w:p>
       <w:pPr>
         <w:pStyle w:val="Compact"/>
+        <w:spacing w:before="0" w:after="0"/>
       </w:pPr>
       <w:r>
         <w:rPr>
@@ -1953,6 +1970,7 @@
     <w:p>
       <w:pPr>
         <w:pStyle w:val="Compact"/>
+        <w:spacing w:before="0" w:after="0"/>
       </w:pPr>
       <w:r>
         <w:rPr>
@@ -2031,6 +2049,7 @@
     <w:p>
       <w:pPr>
         <w:pStyle w:val="Compact"/>
+        <w:spacing w:before="0" w:after="0"/>
       </w:pPr>
       <w:r>
         <w:rPr>
@@ -2374,8 +2393,8 @@
     <w:p>
       <w:pPr>
         <w:pStyle w:val="FirstParagraph"/>
+        <w:spacing w:before="0" w:after="0"/>
         <w:ind w:left="480" w:hanging="480"/>
-        <w:spacing w:after="0"/>
       </w:pPr>
       <w:r>
         <w:rPr>
@@ -2523,50 +2542,93 @@
     <w:p>
       <w:pPr>
         <w:pStyle w:val="FirstParagraph"/>
+        <w:spacing w:before="0" w:after="0"/>
         <w:ind w:left="480" w:hanging="480"/>
+      </w:pPr>
+      <w:r>
+        <w:rPr>
+          <w:rFonts w:ascii="Times New Roman" w:hAnsi="Times New Roman" w:eastAsia="Times New Roman" w:cs="Times New Roman"/>
+        </w:rPr>
+        <w:t xml:space="preserve">A. </w:t>
+      </w:r>
+      <w:r>
+        <w:rPr>
+          <w:rFonts w:hint="eastAsia" w:ascii="Times New Roman" w:hAnsi="Times New Roman" w:eastAsia="FangSong" w:cs="Times New Roman"/>
+        </w:rPr>
+        <w:t>经实验测定</w:t>
+      </w:r>
+      <w:r>
+        <w:rPr>
+          <w:rFonts w:hint="eastAsia" w:ascii="Times New Roman" w:hAnsi="Times New Roman" w:eastAsia="Times New Roman" w:cs="Times New Roman"/>
+        </w:rPr>
+        <w:t>，</w:t>
+      </w:r>
+      <w:r>
+        <w:rPr>
+          <w:rFonts w:hint="eastAsia" w:ascii="Times New Roman" w:hAnsi="Times New Roman" w:eastAsia="FangSong" w:cs="Times New Roman"/>
+        </w:rPr>
+        <w:t>该物质熔点高达</w:t>
+      </w:r>
+      <w:r>
+        <w:rPr>
+          <w:rFonts w:ascii="Times New Roman" w:hAnsi="Times New Roman" w:eastAsia="Times New Roman" w:cs="Times New Roman"/>
+        </w:rPr>
+        <w:t xml:space="preserve"> 200 </w:t>
+      </w:r>
+      <w:r>
+        <w:rPr>
+          <w:rFonts w:hint="eastAsia" w:ascii="Times New Roman" w:hAnsi="Times New Roman" w:eastAsia="Times New Roman" w:cs="Times New Roman"/>
+        </w:rPr>
+        <w:t>°C，</w:t>
+      </w:r>
+      <w:r>
+        <w:rPr>
+          <w:rFonts w:hint="eastAsia" w:ascii="Times New Roman" w:hAnsi="Times New Roman" w:eastAsia="FangSong" w:cs="Times New Roman"/>
+        </w:rPr>
+        <w:t>其最主要的原因是分子间氢键的作用</w:t>
+      </w:r>
+      <w:r>
+        <w:rPr>
+          <w:rFonts w:ascii="Times New Roman" w:hAnsi="Times New Roman" w:eastAsia="Times New Roman" w:cs="Times New Roman"/>
+        </w:rPr>
+        <w:t xml:space="preserve"> </w:t>
+      </w:r>
+      <w:r>
+        <w:rPr>
+          <w:rFonts w:ascii="Times New Roman" w:hAnsi="Times New Roman" w:eastAsia="Times New Roman" w:cs="Times New Roman"/>
+        </w:rPr>
+        <w:t xml:space="preserve">- </w:t>
+      </w:r>
+    </w:p>
+    <w:p>
+      <w:pPr>
+        <w:pStyle w:val="FirstParagraph"/>
         <w:spacing w:before="0" w:after="0"/>
-      </w:pPr>
-      <w:r>
-        <w:rPr>
-          <w:rFonts w:ascii="Times New Roman" w:hAnsi="Times New Roman" w:eastAsia="Times New Roman" w:cs="Times New Roman"/>
-        </w:rPr>
-        <w:t xml:space="preserve">A. </w:t>
-      </w:r>
-      <w:r>
-        <w:rPr>
-          <w:rFonts w:hint="eastAsia" w:ascii="Times New Roman" w:hAnsi="Times New Roman" w:eastAsia="FangSong" w:cs="Times New Roman"/>
-        </w:rPr>
-        <w:t>经实验测定</w:t>
-      </w:r>
-      <w:r>
-        <w:rPr>
-          <w:rFonts w:hint="eastAsia" w:ascii="Times New Roman" w:hAnsi="Times New Roman" w:eastAsia="Times New Roman" w:cs="Times New Roman"/>
-        </w:rPr>
-        <w:t>，</w:t>
-      </w:r>
-      <w:r>
-        <w:rPr>
-          <w:rFonts w:hint="eastAsia" w:ascii="Times New Roman" w:hAnsi="Times New Roman" w:eastAsia="FangSong" w:cs="Times New Roman"/>
-        </w:rPr>
-        <w:t>该物质熔点高达</w:t>
-      </w:r>
-      <w:r>
-        <w:rPr>
-          <w:rFonts w:ascii="Times New Roman" w:hAnsi="Times New Roman" w:eastAsia="Times New Roman" w:cs="Times New Roman"/>
-        </w:rPr>
-        <w:t xml:space="preserve"> 200 </w:t>
-      </w:r>
-      <w:r>
-        <w:rPr>
-          <w:rFonts w:hint="eastAsia" w:ascii="Times New Roman" w:hAnsi="Times New Roman" w:eastAsia="Times New Roman" w:cs="Times New Roman"/>
-        </w:rPr>
-        <w:t>°C，</w:t>
-      </w:r>
-      <w:r>
-        <w:rPr>
-          <w:rFonts w:hint="eastAsia" w:ascii="Times New Roman" w:hAnsi="Times New Roman" w:eastAsia="FangSong" w:cs="Times New Roman"/>
-        </w:rPr>
-        <w:t>其最主要的原因是分子间氢键的作用</w:t>
+        <w:ind w:left="480" w:hanging="480"/>
+      </w:pPr>
+      <w:r>
+        <w:rPr>
+          <w:rFonts w:ascii="Times New Roman" w:hAnsi="Times New Roman" w:eastAsia="Times New Roman" w:cs="Times New Roman"/>
+        </w:rPr>
+        <w:t xml:space="preserve">B. </w:t>
+      </w:r>
+      <w:r>
+        <w:rPr>
+          <w:rFonts w:hint="eastAsia" w:ascii="Times New Roman" w:hAnsi="Times New Roman" w:eastAsia="FangSong" w:cs="Times New Roman"/>
+        </w:rPr>
+        <w:t xml:space="preserve">植物韧皮的体液的</w:t>
+      </w:r>
+      <w:r>
+        <w:rPr>
+          <w:rFonts w:ascii="Times New Roman" w:hAnsi="Times New Roman" w:eastAsia="Times New Roman" w:cs="Times New Roman"/>
+        </w:rPr>
+        <w:t xml:space="preserve"> pH </w:t>
+      </w:r>
+      <w:r>
+        <w:rPr>
+          <w:rFonts w:hint="eastAsia" w:ascii="Times New Roman" w:hAnsi="Times New Roman" w:eastAsia="FangSong" w:cs="Times New Roman"/>
+        </w:rPr>
+        <w:t xml:space="preserve">约为</w:t>
       </w:r>
       <w:r>
         <w:rPr>
@@ -2576,6 +2638,30 @@
       </w:r>
       <w:r>
         <w:rPr>
+          <w:rFonts w:hint="eastAsia" w:ascii="Times New Roman" w:hAnsi="Times New Roman" w:eastAsia="Times New Roman" w:cs="Times New Roman"/>
+        </w:rPr>
+        <w:t xml:space="preserve">8，Roundup</w:t>
+      </w:r>
+      <w:r>
+        <w:rPr>
+          <w:rFonts w:ascii="Times New Roman" w:hAnsi="Times New Roman" w:eastAsia="Times New Roman" w:cs="Times New Roman"/>
+        </w:rPr>
+        <w:t xml:space="preserve"> </w:t>
+      </w:r>
+      <w:r>
+        <w:rPr>
+          <w:rFonts w:hint="eastAsia" w:ascii="Times New Roman" w:hAnsi="Times New Roman" w:eastAsia="FangSong" w:cs="Times New Roman"/>
+        </w:rPr>
+        <w:t xml:space="preserve">在植物韧皮液中的主要存在形态见原卷</w:t>
+      </w:r>
+      <w:r>
+        <w:rPr>
+          <w:rFonts w:ascii="Times New Roman" w:hAnsi="Times New Roman" w:eastAsia="Times New Roman" w:cs="Times New Roman"/>
+        </w:rPr>
+        <w:t xml:space="preserve"> </w:t>
+      </w:r>
+      <w:r>
+        <w:rPr>
           <w:rFonts w:ascii="Times New Roman" w:hAnsi="Times New Roman" w:eastAsia="Times New Roman" w:cs="Times New Roman"/>
         </w:rPr>
         <w:t xml:space="preserve">- </w:t>
@@ -2584,142 +2670,75 @@
     <w:p>
       <w:pPr>
         <w:pStyle w:val="FirstParagraph"/>
+        <w:spacing w:before="0" w:after="0"/>
         <w:ind w:left="480" w:hanging="480"/>
+      </w:pPr>
+      <w:r>
+        <w:rPr>
+          <w:rFonts w:ascii="Times New Roman" w:hAnsi="Times New Roman" w:eastAsia="Times New Roman" w:cs="Times New Roman"/>
+        </w:rPr>
+        <w:t xml:space="preserve">C. </w:t>
+      </w:r>
+      <w:r>
+        <w:rPr>
+          <w:rFonts w:hint="eastAsia" w:ascii="Times New Roman" w:hAnsi="Times New Roman" w:eastAsia="FangSong" w:cs="Times New Roman"/>
+        </w:rPr>
+        <w:t xml:space="preserve">植物木质部和细胞内液的</w:t>
+      </w:r>
+      <w:r>
+        <w:rPr>
+          <w:rFonts w:ascii="Times New Roman" w:hAnsi="Times New Roman" w:eastAsia="Times New Roman" w:cs="Times New Roman"/>
+        </w:rPr>
+        <w:t xml:space="preserve"> pH </w:t>
+      </w:r>
+      <w:r>
+        <w:rPr>
+          <w:rFonts w:hint="eastAsia" w:ascii="Times New Roman" w:hAnsi="Times New Roman" w:eastAsia="FangSong" w:cs="Times New Roman"/>
+        </w:rPr>
+        <w:t xml:space="preserve">为</w:t>
+      </w:r>
+      <w:r>
+        <w:rPr>
+          <w:rFonts w:ascii="Times New Roman" w:hAnsi="Times New Roman" w:eastAsia="Times New Roman" w:cs="Times New Roman"/>
+        </w:rPr>
+        <w:t xml:space="preserve"> </w:t>
+      </w:r>
+      <w:r>
+        <w:rPr>
+          <w:rFonts w:hint="eastAsia" w:ascii="Times New Roman" w:hAnsi="Times New Roman" w:eastAsia="Times New Roman" w:cs="Times New Roman"/>
+        </w:rPr>
+        <w:t xml:space="preserve">5~6，Roundup</w:t>
+      </w:r>
+      <w:r>
+        <w:rPr>
+          <w:rFonts w:ascii="Times New Roman" w:hAnsi="Times New Roman" w:eastAsia="Times New Roman" w:cs="Times New Roman"/>
+        </w:rPr>
+        <w:t xml:space="preserve"> </w:t>
+      </w:r>
+      <w:r>
+        <w:rPr>
+          <w:rFonts w:hint="eastAsia" w:ascii="Times New Roman" w:hAnsi="Times New Roman" w:eastAsia="FangSong" w:cs="Times New Roman"/>
+        </w:rPr>
+        <w:t xml:space="preserve">在细胞内液中的主要存在形态见原卷</w:t>
+      </w:r>
+      <w:r>
+        <w:rPr>
+          <w:rFonts w:ascii="Times New Roman" w:hAnsi="Times New Roman" w:eastAsia="Times New Roman" w:cs="Times New Roman"/>
+        </w:rPr>
+        <w:t xml:space="preserve"> </w:t>
+      </w:r>
+      <w:r>
+        <w:rPr>
+          <w:rFonts w:ascii="Times New Roman" w:hAnsi="Times New Roman" w:eastAsia="Times New Roman" w:cs="Times New Roman"/>
+        </w:rPr>
+        <w:t xml:space="preserve">- </w:t>
+      </w:r>
+    </w:p>
+    <w:p>
+      <w:pPr>
+        <w:pStyle w:val="FirstParagraph"/>
         <w:spacing w:before="0" w:after="0"/>
-      </w:pPr>
-      <w:r>
-        <w:rPr>
-          <w:rFonts w:ascii="Times New Roman" w:hAnsi="Times New Roman" w:eastAsia="Times New Roman" w:cs="Times New Roman"/>
-        </w:rPr>
-        <w:t xml:space="preserve">B. </w:t>
-      </w:r>
-      <w:r>
-        <w:rPr>
-          <w:rFonts w:hint="eastAsia" w:ascii="Times New Roman" w:hAnsi="Times New Roman" w:eastAsia="FangSong" w:cs="Times New Roman"/>
-        </w:rPr>
-        <w:t xml:space="preserve">植物韧皮的体液的</w:t>
-      </w:r>
-      <w:r>
-        <w:rPr>
-          <w:rFonts w:ascii="Times New Roman" w:hAnsi="Times New Roman" w:eastAsia="Times New Roman" w:cs="Times New Roman"/>
-        </w:rPr>
-        <w:t xml:space="preserve"> pH </w:t>
-      </w:r>
-      <w:r>
-        <w:rPr>
-          <w:rFonts w:hint="eastAsia" w:ascii="Times New Roman" w:hAnsi="Times New Roman" w:eastAsia="FangSong" w:cs="Times New Roman"/>
-        </w:rPr>
-        <w:t xml:space="preserve">约为</w:t>
-      </w:r>
-      <w:r>
-        <w:rPr>
-          <w:rFonts w:ascii="Times New Roman" w:hAnsi="Times New Roman" w:eastAsia="Times New Roman" w:cs="Times New Roman"/>
-        </w:rPr>
-        <w:t xml:space="preserve"> </w:t>
-      </w:r>
-      <w:r>
-        <w:rPr>
-          <w:rFonts w:hint="eastAsia" w:ascii="Times New Roman" w:hAnsi="Times New Roman" w:eastAsia="Times New Roman" w:cs="Times New Roman"/>
-        </w:rPr>
-        <w:t xml:space="preserve">8，Roundup</w:t>
-      </w:r>
-      <w:r>
-        <w:rPr>
-          <w:rFonts w:ascii="Times New Roman" w:hAnsi="Times New Roman" w:eastAsia="Times New Roman" w:cs="Times New Roman"/>
-        </w:rPr>
-        <w:t xml:space="preserve"> </w:t>
-      </w:r>
-      <w:r>
-        <w:rPr>
-          <w:rFonts w:hint="eastAsia" w:ascii="Times New Roman" w:hAnsi="Times New Roman" w:eastAsia="FangSong" w:cs="Times New Roman"/>
-        </w:rPr>
-        <w:t xml:space="preserve">在植物韧皮液中的主要存在形态见原卷</w:t>
-      </w:r>
-      <w:r>
-        <w:rPr>
-          <w:rFonts w:ascii="Times New Roman" w:hAnsi="Times New Roman" w:eastAsia="Times New Roman" w:cs="Times New Roman"/>
-        </w:rPr>
-        <w:t xml:space="preserve"> </w:t>
-      </w:r>
-      <w:r>
-        <w:rPr>
-          <w:rFonts w:ascii="Times New Roman" w:hAnsi="Times New Roman" w:eastAsia="Times New Roman" w:cs="Times New Roman"/>
-        </w:rPr>
-        <w:t xml:space="preserve">- </w:t>
-      </w:r>
-    </w:p>
-    <w:p>
-      <w:pPr>
-        <w:pStyle w:val="FirstParagraph"/>
         <w:ind w:left="480" w:hanging="480"/>
-        <w:spacing w:before="0" w:after="0"/>
-      </w:pPr>
-      <w:r>
-        <w:rPr>
-          <w:rFonts w:ascii="Times New Roman" w:hAnsi="Times New Roman" w:eastAsia="Times New Roman" w:cs="Times New Roman"/>
-        </w:rPr>
-        <w:t xml:space="preserve">C. </w:t>
-      </w:r>
-      <w:r>
-        <w:rPr>
-          <w:rFonts w:hint="eastAsia" w:ascii="Times New Roman" w:hAnsi="Times New Roman" w:eastAsia="FangSong" w:cs="Times New Roman"/>
-        </w:rPr>
-        <w:t xml:space="preserve">植物木质部和细胞内液的</w:t>
-      </w:r>
-      <w:r>
-        <w:rPr>
-          <w:rFonts w:ascii="Times New Roman" w:hAnsi="Times New Roman" w:eastAsia="Times New Roman" w:cs="Times New Roman"/>
-        </w:rPr>
-        <w:t xml:space="preserve"> pH </w:t>
-      </w:r>
-      <w:r>
-        <w:rPr>
-          <w:rFonts w:hint="eastAsia" w:ascii="Times New Roman" w:hAnsi="Times New Roman" w:eastAsia="FangSong" w:cs="Times New Roman"/>
-        </w:rPr>
-        <w:t xml:space="preserve">为</w:t>
-      </w:r>
-      <w:r>
-        <w:rPr>
-          <w:rFonts w:ascii="Times New Roman" w:hAnsi="Times New Roman" w:eastAsia="Times New Roman" w:cs="Times New Roman"/>
-        </w:rPr>
-        <w:t xml:space="preserve"> </w:t>
-      </w:r>
-      <w:r>
-        <w:rPr>
-          <w:rFonts w:hint="eastAsia" w:ascii="Times New Roman" w:hAnsi="Times New Roman" w:eastAsia="Times New Roman" w:cs="Times New Roman"/>
-        </w:rPr>
-        <w:t xml:space="preserve">5~6，Roundup</w:t>
-      </w:r>
-      <w:r>
-        <w:rPr>
-          <w:rFonts w:ascii="Times New Roman" w:hAnsi="Times New Roman" w:eastAsia="Times New Roman" w:cs="Times New Roman"/>
-        </w:rPr>
-        <w:t xml:space="preserve"> </w:t>
-      </w:r>
-      <w:r>
-        <w:rPr>
-          <w:rFonts w:hint="eastAsia" w:ascii="Times New Roman" w:hAnsi="Times New Roman" w:eastAsia="FangSong" w:cs="Times New Roman"/>
-        </w:rPr>
-        <w:t xml:space="preserve">在细胞内液中的主要存在形态见原卷</w:t>
-      </w:r>
-      <w:r>
-        <w:rPr>
-          <w:rFonts w:ascii="Times New Roman" w:hAnsi="Times New Roman" w:eastAsia="Times New Roman" w:cs="Times New Roman"/>
-        </w:rPr>
-        <w:t xml:space="preserve"> </w:t>
-      </w:r>
-      <w:r>
-        <w:rPr>
-          <w:rFonts w:ascii="Times New Roman" w:hAnsi="Times New Roman" w:eastAsia="Times New Roman" w:cs="Times New Roman"/>
-        </w:rPr>
-        <w:t xml:space="preserve">- </w:t>
-      </w:r>
-    </w:p>
-    <w:p>
-      <w:pPr>
-        <w:pStyle w:val="FirstParagraph"/>
-        <w:ind w:left="480" w:hanging="480"/>
-        <w:spacing w:before="0" w:after="180"/>
       </w:pPr>
       <w:r>
         <w:rPr>
@@ -3628,6 +3647,7 @@
     <w:p>
       <w:pPr>
         <w:pStyle w:val="Compact"/>
+        <w:spacing w:before="0" w:after="0"/>
       </w:pPr>
       <w:r>
         <w:rPr>
@@ -3698,6 +3718,7 @@
     <w:p>
       <w:pPr>
         <w:pStyle w:val="Compact"/>
+        <w:spacing w:before="0" w:after="0"/>
       </w:pPr>
       <w:r>
         <w:rPr>
@@ -3748,6 +3769,7 @@
     <w:p>
       <w:pPr>
         <w:pStyle w:val="Compact"/>
+        <w:spacing w:before="0" w:after="0"/>
       </w:pPr>
       <w:r>
         <w:rPr>
@@ -3779,6 +3801,7 @@
     <w:p>
       <w:pPr>
         <w:pStyle w:val="Compact"/>
+        <w:spacing w:before="0" w:after="0"/>
       </w:pPr>
       <w:r>
         <w:rPr>
@@ -4004,8 +4027,8 @@
     <w:p>
       <w:pPr>
         <w:pStyle w:val="BodyText"/>
+        <w:spacing w:before="0" w:after="0"/>
         <w:ind w:left="480" w:hanging="480"/>
-        <w:spacing w:after="0"/>
       </w:pPr>
       <w:r>
         <w:rPr>
@@ -4029,20 +4052,126 @@
     <w:p>
       <w:pPr>
         <w:pStyle w:val="BodyText"/>
+        <w:spacing w:before="0" w:after="0"/>
         <w:ind w:left="480" w:hanging="480"/>
+      </w:pPr>
+      <w:r>
+        <w:rPr>
+          <w:rFonts w:ascii="Times New Roman" w:hAnsi="Times New Roman" w:eastAsia="Times New Roman" w:cs="Times New Roman"/>
+        </w:rPr>
+        <w:t xml:space="preserve">A. </w:t>
+      </w:r>
+      <w:r>
+        <w:rPr>
+          <w:rFonts w:hint="eastAsia" w:ascii="Times New Roman" w:hAnsi="Times New Roman" w:eastAsia="FangSong" w:cs="Times New Roman"/>
+        </w:rPr>
+        <w:t>在相同温度下</w:t>
+      </w:r>
+      <w:r>
+        <w:rPr>
+          <w:rFonts w:hint="eastAsia" w:ascii="Times New Roman" w:hAnsi="Times New Roman" w:eastAsia="Times New Roman" w:cs="Times New Roman"/>
+        </w:rPr>
+        <w:t>，</w:t>
+      </w:r>
+      <w:r>
+        <w:rPr>
+          <w:rFonts w:hint="eastAsia" w:ascii="Times New Roman" w:hAnsi="Times New Roman" w:eastAsia="FangSong" w:cs="Times New Roman"/>
+        </w:rPr>
+        <w:t>氨水和氢氧化钠两溶液中若</w:t>
+      </w:r>
+      <w:r>
+        <w:rPr>
+          <w:rFonts w:ascii="Times New Roman" w:hAnsi="Times New Roman" w:eastAsia="Times New Roman" w:cs="Times New Roman"/>
+        </w:rPr>
+        <w:t xml:space="preserve"> c(NH</w:t>
+      </w:r>
+      <w:r>
+        <w:rPr>
+          <w:rFonts w:ascii="Times New Roman" w:hAnsi="Times New Roman" w:eastAsia="Times New Roman" w:cs="Times New Roman"/>
+          <w:vertAlign w:val="subscript"/>
+        </w:rPr>
+        <w:t>4</w:t>
+      </w:r>
+      <w:r>
+        <w:rPr>
+          <w:rFonts w:ascii="Times New Roman" w:hAnsi="Times New Roman" w:eastAsia="Times New Roman" w:cs="Times New Roman"/>
+          <w:vertAlign w:val="superscript"/>
+        </w:rPr>
+        <w:t>+</w:t>
+      </w:r>
+      <w:r>
+        <w:rPr>
+          <w:rFonts w:ascii="Times New Roman" w:hAnsi="Times New Roman" w:eastAsia="Times New Roman" w:cs="Times New Roman"/>
+        </w:rPr>
+        <w:t xml:space="preserve">) = </w:t>
+      </w:r>
+      <w:r>
+        <w:rPr>
+          <w:rFonts w:hint="eastAsia" w:ascii="Times New Roman" w:hAnsi="Times New Roman" w:eastAsia="Times New Roman" w:cs="Times New Roman"/>
+        </w:rPr>
+        <w:t>c(Na</w:t>
+      </w:r>
+      <w:r>
+        <w:rPr>
+          <w:rFonts w:hint="eastAsia" w:ascii="Times New Roman" w:hAnsi="Times New Roman" w:eastAsia="Times New Roman" w:cs="Times New Roman"/>
+          <w:vertAlign w:val="superscript"/>
+        </w:rPr>
+        <w:t>+</w:t>
+      </w:r>
+      <w:r>
+        <w:rPr>
+          <w:rFonts w:hint="eastAsia" w:ascii="Times New Roman" w:hAnsi="Times New Roman" w:eastAsia="Times New Roman" w:cs="Times New Roman"/>
+        </w:rPr>
+        <w:t>)，</w:t>
+      </w:r>
+      <w:r>
+        <w:rPr>
+          <w:rFonts w:hint="eastAsia" w:ascii="Times New Roman" w:hAnsi="Times New Roman" w:eastAsia="FangSong" w:cs="Times New Roman"/>
+        </w:rPr>
+        <w:t>则两溶液的</w:t>
+      </w:r>
+      <w:r>
+        <w:rPr>
+          <w:rFonts w:ascii="Times New Roman" w:hAnsi="Times New Roman" w:eastAsia="Times New Roman" w:cs="Times New Roman"/>
+        </w:rPr>
+        <w:t xml:space="preserve"> pH </w:t>
+      </w:r>
+      <w:r>
+        <w:rPr>
+          <w:rFonts w:hint="eastAsia" w:ascii="Times New Roman" w:hAnsi="Times New Roman" w:eastAsia="FangSong" w:cs="Times New Roman"/>
+        </w:rPr>
+        <w:t xml:space="preserve">相同</w:t>
+      </w:r>
+      <w:r>
+        <w:rPr>
+          <w:rFonts w:ascii="Times New Roman" w:hAnsi="Times New Roman" w:eastAsia="Times New Roman" w:cs="Times New Roman"/>
+        </w:rPr>
+        <w:t xml:space="preserve"> </w:t>
+      </w:r>
+      <w:r>
+        <w:rPr>
+          <w:rFonts w:ascii="Times New Roman" w:hAnsi="Times New Roman" w:eastAsia="Times New Roman" w:cs="Times New Roman"/>
+        </w:rPr>
+        <w:t xml:space="preserve">- </w:t>
+      </w:r>
+    </w:p>
+    <w:p>
+      <w:pPr>
+        <w:pStyle w:val="BodyText"/>
         <w:spacing w:before="0" w:after="0"/>
-      </w:pPr>
-      <w:r>
-        <w:rPr>
-          <w:rFonts w:ascii="Times New Roman" w:hAnsi="Times New Roman" w:eastAsia="Times New Roman" w:cs="Times New Roman"/>
-        </w:rPr>
-        <w:t xml:space="preserve">A. </w:t>
-      </w:r>
-      <w:r>
-        <w:rPr>
-          <w:rFonts w:hint="eastAsia" w:ascii="Times New Roman" w:hAnsi="Times New Roman" w:eastAsia="FangSong" w:cs="Times New Roman"/>
-        </w:rPr>
-        <w:t>在相同温度下</w:t>
+        <w:ind w:left="480" w:hanging="480"/>
+      </w:pPr>
+      <w:r>
+        <w:rPr>
+          <w:rFonts w:ascii="Times New Roman" w:hAnsi="Times New Roman" w:eastAsia="Times New Roman" w:cs="Times New Roman"/>
+        </w:rPr>
+        <w:t xml:space="preserve">B. </w:t>
+      </w:r>
+      <w:r>
+        <w:rPr>
+          <w:rFonts w:hint="eastAsia" w:ascii="Times New Roman" w:hAnsi="Times New Roman" w:eastAsia="FangSong" w:cs="Times New Roman"/>
+        </w:rPr>
+        <w:t>常温下</w:t>
       </w:r>
       <w:r>
         <w:rPr>
@@ -4054,7 +4183,19 @@
         <w:rPr>
           <w:rFonts w:hint="eastAsia" w:ascii="Times New Roman" w:hAnsi="Times New Roman" w:eastAsia="FangSong" w:cs="Times New Roman"/>
         </w:rPr>
-        <w:t>氨水和氢氧化钠两溶液中若</w:t>
+        <w:t>向氯化铵溶液中滴加氢氧化钠至中性</w:t>
+      </w:r>
+      <w:r>
+        <w:rPr>
+          <w:rFonts w:hint="eastAsia" w:ascii="Times New Roman" w:hAnsi="Times New Roman" w:eastAsia="Times New Roman" w:cs="Times New Roman"/>
+        </w:rPr>
+        <w:t>，</w:t>
+      </w:r>
+      <w:r>
+        <w:rPr>
+          <w:rFonts w:hint="eastAsia" w:ascii="Times New Roman" w:hAnsi="Times New Roman" w:eastAsia="FangSong" w:cs="Times New Roman"/>
+        </w:rPr>
+        <w:t>则</w:t>
       </w:r>
       <w:r>
         <w:rPr>
@@ -4067,7 +4208,26 @@
           <w:rFonts w:ascii="Times New Roman" w:hAnsi="Times New Roman" w:eastAsia="Times New Roman" w:cs="Times New Roman"/>
           <w:vertAlign w:val="subscript"/>
         </w:rPr>
-        <w:t>4</w:t>
+        <w:t>3</w:t>
+      </w:r>
+      <w:r>
+        <w:rPr>
+          <w:rFonts w:ascii="Times New Roman" w:hAnsi="Times New Roman" w:eastAsia="Times New Roman" w:cs="Times New Roman"/>
+        </w:rPr>
+        <w:t>·H</w:t>
+      </w:r>
+      <w:r>
+        <w:rPr>
+          <w:rFonts w:ascii="Times New Roman" w:hAnsi="Times New Roman" w:eastAsia="Times New Roman" w:cs="Times New Roman"/>
+          <w:vertAlign w:val="subscript"/>
+        </w:rPr>
+        <w:t>2</w:t>
+      </w:r>
+      <w:r>
+        <w:rPr>
+          <w:rFonts w:ascii="Times New Roman" w:hAnsi="Times New Roman" w:eastAsia="Times New Roman" w:cs="Times New Roman"/>
+        </w:rPr>
+        <w:t>O) = c(Na</w:t>
       </w:r>
       <w:r>
         <w:rPr>
@@ -4080,44 +4240,143 @@
         <w:rPr>
           <w:rFonts w:ascii="Times New Roman" w:hAnsi="Times New Roman" w:eastAsia="Times New Roman" w:cs="Times New Roman"/>
         </w:rPr>
-        <w:t xml:space="preserve">) = </w:t>
-      </w:r>
-      <w:r>
-        <w:rPr>
-          <w:rFonts w:hint="eastAsia" w:ascii="Times New Roman" w:hAnsi="Times New Roman" w:eastAsia="Times New Roman" w:cs="Times New Roman"/>
-        </w:rPr>
-        <w:t>c(Na</w:t>
-      </w:r>
-      <w:r>
-        <w:rPr>
-          <w:rFonts w:hint="eastAsia" w:ascii="Times New Roman" w:hAnsi="Times New Roman" w:eastAsia="Times New Roman" w:cs="Times New Roman"/>
+        <w:t>)</w:t>
+      </w:r>
+      <w:r>
+        <w:rPr>
+          <w:rFonts w:ascii="Times New Roman" w:hAnsi="Times New Roman" w:eastAsia="Times New Roman" w:cs="Times New Roman"/>
+        </w:rPr>
+        <w:t xml:space="preserve"> </w:t>
+      </w:r>
+      <w:r>
+        <w:rPr>
+          <w:rFonts w:ascii="Times New Roman" w:hAnsi="Times New Roman" w:eastAsia="Times New Roman" w:cs="Times New Roman"/>
+        </w:rPr>
+        <w:t xml:space="preserve">- </w:t>
+      </w:r>
+    </w:p>
+    <w:p>
+      <w:pPr>
+        <w:pStyle w:val="BodyText"/>
+        <w:spacing w:before="0" w:after="0"/>
+        <w:ind w:left="480" w:hanging="480"/>
+      </w:pPr>
+      <w:r>
+        <w:rPr>
+          <w:rFonts w:ascii="Times New Roman" w:hAnsi="Times New Roman" w:eastAsia="Times New Roman" w:cs="Times New Roman"/>
+        </w:rPr>
+        <w:t xml:space="preserve">C. </w:t>
+      </w:r>
+      <w:r>
+        <w:rPr>
+          <w:rFonts w:hint="eastAsia" w:ascii="Times New Roman" w:hAnsi="Times New Roman" w:eastAsia="FangSong" w:cs="Times New Roman"/>
+        </w:rPr>
+        <w:t>常温下</w:t>
+      </w:r>
+      <w:r>
+        <w:rPr>
+          <w:rFonts w:hint="eastAsia" w:ascii="Times New Roman" w:hAnsi="Times New Roman" w:eastAsia="Times New Roman" w:cs="Times New Roman"/>
+        </w:rPr>
+        <w:t>，pH</w:t>
+      </w:r>
+      <w:r>
+        <w:rPr>
+          <w:rFonts w:ascii="Times New Roman" w:hAnsi="Times New Roman" w:eastAsia="Times New Roman" w:cs="Times New Roman"/>
+        </w:rPr>
+        <w:t xml:space="preserve"> = 2 </w:t>
+      </w:r>
+      <w:r>
+        <w:rPr>
+          <w:rFonts w:hint="eastAsia" w:ascii="Times New Roman" w:hAnsi="Times New Roman" w:eastAsia="FangSong" w:cs="Times New Roman"/>
+        </w:rPr>
+        <w:t xml:space="preserve">的</w:t>
+      </w:r>
+      <w:r>
+        <w:rPr>
+          <w:rFonts w:ascii="Times New Roman" w:hAnsi="Times New Roman" w:eastAsia="Times New Roman" w:cs="Times New Roman"/>
+        </w:rPr>
+        <w:t xml:space="preserve"> HA </w:t>
+      </w:r>
+      <w:r>
+        <w:rPr>
+          <w:rFonts w:hint="eastAsia" w:ascii="Times New Roman" w:hAnsi="Times New Roman" w:eastAsia="FangSong" w:cs="Times New Roman"/>
+        </w:rPr>
+        <w:t xml:space="preserve">溶液与</w:t>
+      </w:r>
+      <w:r>
+        <w:rPr>
+          <w:rFonts w:ascii="Times New Roman" w:hAnsi="Times New Roman" w:eastAsia="Times New Roman" w:cs="Times New Roman"/>
+        </w:rPr>
+        <w:t xml:space="preserve"> pH = 12 </w:t>
+      </w:r>
+      <w:r>
+        <w:rPr>
+          <w:rFonts w:hint="eastAsia" w:ascii="Times New Roman" w:hAnsi="Times New Roman" w:eastAsia="FangSong" w:cs="Times New Roman"/>
+        </w:rPr>
+        <w:t xml:space="preserve">的</w:t>
+      </w:r>
+      <w:r>
+        <w:rPr>
+          <w:rFonts w:ascii="Times New Roman" w:hAnsi="Times New Roman" w:eastAsia="Times New Roman" w:cs="Times New Roman"/>
+        </w:rPr>
+        <w:t xml:space="preserve"> BOH </w:t>
+      </w:r>
+      <w:r>
+        <w:rPr>
+          <w:rFonts w:hint="eastAsia" w:ascii="Times New Roman" w:hAnsi="Times New Roman" w:eastAsia="FangSong" w:cs="Times New Roman"/>
+        </w:rPr>
+        <w:t>溶液等体积混合呈酸性</w:t>
+      </w:r>
+      <w:r>
+        <w:rPr>
+          <w:rFonts w:hint="eastAsia" w:ascii="Times New Roman" w:hAnsi="Times New Roman" w:eastAsia="Times New Roman" w:cs="Times New Roman"/>
+        </w:rPr>
+        <w:t>，</w:t>
+      </w:r>
+      <w:r>
+        <w:rPr>
+          <w:rFonts w:hint="eastAsia" w:ascii="Times New Roman" w:hAnsi="Times New Roman" w:eastAsia="FangSong" w:cs="Times New Roman"/>
+        </w:rPr>
+        <w:t>则溶液中存在</w:t>
+      </w:r>
+      <w:r>
+        <w:rPr>
+          <w:rFonts w:ascii="Times New Roman" w:hAnsi="Times New Roman" w:eastAsia="Times New Roman" w:cs="Times New Roman"/>
+        </w:rPr>
+        <w:t xml:space="preserve"> B</w:t>
+      </w:r>
+      <w:r>
+        <w:rPr>
+          <w:rFonts w:ascii="Times New Roman" w:hAnsi="Times New Roman" w:eastAsia="Times New Roman" w:cs="Times New Roman"/>
           <w:vertAlign w:val="superscript"/>
         </w:rPr>
         <w:t>+</w:t>
       </w:r>
       <w:r>
         <w:rPr>
-          <w:rFonts w:hint="eastAsia" w:ascii="Times New Roman" w:hAnsi="Times New Roman" w:eastAsia="Times New Roman" w:cs="Times New Roman"/>
-        </w:rPr>
-        <w:t>)，</w:t>
-      </w:r>
-      <w:r>
-        <w:rPr>
-          <w:rFonts w:hint="eastAsia" w:ascii="Times New Roman" w:hAnsi="Times New Roman" w:eastAsia="FangSong" w:cs="Times New Roman"/>
-        </w:rPr>
-        <w:t>则两溶液的</w:t>
-      </w:r>
-      <w:r>
-        <w:rPr>
-          <w:rFonts w:ascii="Times New Roman" w:hAnsi="Times New Roman" w:eastAsia="Times New Roman" w:cs="Times New Roman"/>
-        </w:rPr>
-        <w:t xml:space="preserve"> pH </w:t>
-      </w:r>
-      <w:r>
-        <w:rPr>
-          <w:rFonts w:hint="eastAsia" w:ascii="Times New Roman" w:hAnsi="Times New Roman" w:eastAsia="FangSong" w:cs="Times New Roman"/>
-        </w:rPr>
-        <w:t xml:space="preserve">相同</w:t>
+          <w:rFonts w:ascii="Times New Roman" w:hAnsi="Times New Roman" w:eastAsia="Times New Roman" w:cs="Times New Roman"/>
+        </w:rPr>
+        <w:t xml:space="preserve"> + H</w:t>
+      </w:r>
+      <w:r>
+        <w:rPr>
+          <w:rFonts w:ascii="Times New Roman" w:hAnsi="Times New Roman" w:eastAsia="Times New Roman" w:cs="Times New Roman"/>
+          <w:vertAlign w:val="subscript"/>
+        </w:rPr>
+        <w:t>2</w:t>
+      </w:r>
+      <w:r>
+        <w:rPr>
+          <w:rFonts w:ascii="Times New Roman" w:hAnsi="Times New Roman" w:eastAsia="Times New Roman" w:cs="Times New Roman"/>
+        </w:rPr>
+        <w:t>O → BOH + H</w:t>
+      </w:r>
+      <w:r>
+        <w:rPr>
+          <w:rFonts w:ascii="Times New Roman" w:hAnsi="Times New Roman" w:eastAsia="Times New Roman" w:cs="Times New Roman"/>
+          <w:vertAlign w:val="superscript"/>
+        </w:rPr>
+        <w:t>+</w:t>
       </w:r>
       <w:r>
         <w:rPr>
@@ -4135,244 +4394,8 @@
     <w:p>
       <w:pPr>
         <w:pStyle w:val="BodyText"/>
+        <w:spacing w:before="0" w:after="0"/>
         <w:ind w:left="480" w:hanging="480"/>
-        <w:spacing w:before="0" w:after="0"/>
-      </w:pPr>
-      <w:r>
-        <w:rPr>
-          <w:rFonts w:ascii="Times New Roman" w:hAnsi="Times New Roman" w:eastAsia="Times New Roman" w:cs="Times New Roman"/>
-        </w:rPr>
-        <w:t xml:space="preserve">B. </w:t>
-      </w:r>
-      <w:r>
-        <w:rPr>
-          <w:rFonts w:hint="eastAsia" w:ascii="Times New Roman" w:hAnsi="Times New Roman" w:eastAsia="FangSong" w:cs="Times New Roman"/>
-        </w:rPr>
-        <w:t>常温下</w:t>
-      </w:r>
-      <w:r>
-        <w:rPr>
-          <w:rFonts w:hint="eastAsia" w:ascii="Times New Roman" w:hAnsi="Times New Roman" w:eastAsia="Times New Roman" w:cs="Times New Roman"/>
-        </w:rPr>
-        <w:t>，</w:t>
-      </w:r>
-      <w:r>
-        <w:rPr>
-          <w:rFonts w:hint="eastAsia" w:ascii="Times New Roman" w:hAnsi="Times New Roman" w:eastAsia="FangSong" w:cs="Times New Roman"/>
-        </w:rPr>
-        <w:t>向氯化铵溶液中滴加氢氧化钠至中性</w:t>
-      </w:r>
-      <w:r>
-        <w:rPr>
-          <w:rFonts w:hint="eastAsia" w:ascii="Times New Roman" w:hAnsi="Times New Roman" w:eastAsia="Times New Roman" w:cs="Times New Roman"/>
-        </w:rPr>
-        <w:t>，</w:t>
-      </w:r>
-      <w:r>
-        <w:rPr>
-          <w:rFonts w:hint="eastAsia" w:ascii="Times New Roman" w:hAnsi="Times New Roman" w:eastAsia="FangSong" w:cs="Times New Roman"/>
-        </w:rPr>
-        <w:t>则</w:t>
-      </w:r>
-      <w:r>
-        <w:rPr>
-          <w:rFonts w:ascii="Times New Roman" w:hAnsi="Times New Roman" w:eastAsia="Times New Roman" w:cs="Times New Roman"/>
-        </w:rPr>
-        <w:t xml:space="preserve"> c(NH</w:t>
-      </w:r>
-      <w:r>
-        <w:rPr>
-          <w:rFonts w:ascii="Times New Roman" w:hAnsi="Times New Roman" w:eastAsia="Times New Roman" w:cs="Times New Roman"/>
-          <w:vertAlign w:val="subscript"/>
-        </w:rPr>
-        <w:t>3</w:t>
-      </w:r>
-      <w:r>
-        <w:rPr>
-          <w:rFonts w:ascii="Times New Roman" w:hAnsi="Times New Roman" w:eastAsia="Times New Roman" w:cs="Times New Roman"/>
-        </w:rPr>
-        <w:t>·H</w:t>
-      </w:r>
-      <w:r>
-        <w:rPr>
-          <w:rFonts w:ascii="Times New Roman" w:hAnsi="Times New Roman" w:eastAsia="Times New Roman" w:cs="Times New Roman"/>
-          <w:vertAlign w:val="subscript"/>
-        </w:rPr>
-        <w:t>2</w:t>
-      </w:r>
-      <w:r>
-        <w:rPr>
-          <w:rFonts w:ascii="Times New Roman" w:hAnsi="Times New Roman" w:eastAsia="Times New Roman" w:cs="Times New Roman"/>
-        </w:rPr>
-        <w:t>O) = c(Na</w:t>
-      </w:r>
-      <w:r>
-        <w:rPr>
-          <w:rFonts w:ascii="Times New Roman" w:hAnsi="Times New Roman" w:eastAsia="Times New Roman" w:cs="Times New Roman"/>
-          <w:vertAlign w:val="superscript"/>
-        </w:rPr>
-        <w:t>+</w:t>
-      </w:r>
-      <w:r>
-        <w:rPr>
-          <w:rFonts w:ascii="Times New Roman" w:hAnsi="Times New Roman" w:eastAsia="Times New Roman" w:cs="Times New Roman"/>
-        </w:rPr>
-        <w:t>)</w:t>
-      </w:r>
-      <w:r>
-        <w:rPr>
-          <w:rFonts w:ascii="Times New Roman" w:hAnsi="Times New Roman" w:eastAsia="Times New Roman" w:cs="Times New Roman"/>
-        </w:rPr>
-        <w:t xml:space="preserve"> </w:t>
-      </w:r>
-      <w:r>
-        <w:rPr>
-          <w:rFonts w:ascii="Times New Roman" w:hAnsi="Times New Roman" w:eastAsia="Times New Roman" w:cs="Times New Roman"/>
-        </w:rPr>
-        <w:t xml:space="preserve">- </w:t>
-      </w:r>
-    </w:p>
-    <w:p>
-      <w:pPr>
-        <w:pStyle w:val="BodyText"/>
-        <w:ind w:left="480" w:hanging="480"/>
-        <w:spacing w:before="0" w:after="0"/>
-      </w:pPr>
-      <w:r>
-        <w:rPr>
-          <w:rFonts w:ascii="Times New Roman" w:hAnsi="Times New Roman" w:eastAsia="Times New Roman" w:cs="Times New Roman"/>
-        </w:rPr>
-        <w:t xml:space="preserve">C. </w:t>
-      </w:r>
-      <w:r>
-        <w:rPr>
-          <w:rFonts w:hint="eastAsia" w:ascii="Times New Roman" w:hAnsi="Times New Roman" w:eastAsia="FangSong" w:cs="Times New Roman"/>
-        </w:rPr>
-        <w:t>常温下</w:t>
-      </w:r>
-      <w:r>
-        <w:rPr>
-          <w:rFonts w:hint="eastAsia" w:ascii="Times New Roman" w:hAnsi="Times New Roman" w:eastAsia="Times New Roman" w:cs="Times New Roman"/>
-        </w:rPr>
-        <w:t>，pH</w:t>
-      </w:r>
-      <w:r>
-        <w:rPr>
-          <w:rFonts w:ascii="Times New Roman" w:hAnsi="Times New Roman" w:eastAsia="Times New Roman" w:cs="Times New Roman"/>
-        </w:rPr>
-        <w:t xml:space="preserve"> = 2 </w:t>
-      </w:r>
-      <w:r>
-        <w:rPr>
-          <w:rFonts w:hint="eastAsia" w:ascii="Times New Roman" w:hAnsi="Times New Roman" w:eastAsia="FangSong" w:cs="Times New Roman"/>
-        </w:rPr>
-        <w:t xml:space="preserve">的</w:t>
-      </w:r>
-      <w:r>
-        <w:rPr>
-          <w:rFonts w:ascii="Times New Roman" w:hAnsi="Times New Roman" w:eastAsia="Times New Roman" w:cs="Times New Roman"/>
-        </w:rPr>
-        <w:t xml:space="preserve"> HA </w:t>
-      </w:r>
-      <w:r>
-        <w:rPr>
-          <w:rFonts w:hint="eastAsia" w:ascii="Times New Roman" w:hAnsi="Times New Roman" w:eastAsia="FangSong" w:cs="Times New Roman"/>
-        </w:rPr>
-        <w:t xml:space="preserve">溶液与</w:t>
-      </w:r>
-      <w:r>
-        <w:rPr>
-          <w:rFonts w:ascii="Times New Roman" w:hAnsi="Times New Roman" w:eastAsia="Times New Roman" w:cs="Times New Roman"/>
-        </w:rPr>
-        <w:t xml:space="preserve"> pH = 12 </w:t>
-      </w:r>
-      <w:r>
-        <w:rPr>
-          <w:rFonts w:hint="eastAsia" w:ascii="Times New Roman" w:hAnsi="Times New Roman" w:eastAsia="FangSong" w:cs="Times New Roman"/>
-        </w:rPr>
-        <w:t xml:space="preserve">的</w:t>
-      </w:r>
-      <w:r>
-        <w:rPr>
-          <w:rFonts w:ascii="Times New Roman" w:hAnsi="Times New Roman" w:eastAsia="Times New Roman" w:cs="Times New Roman"/>
-        </w:rPr>
-        <w:t xml:space="preserve"> BOH </w:t>
-      </w:r>
-      <w:r>
-        <w:rPr>
-          <w:rFonts w:hint="eastAsia" w:ascii="Times New Roman" w:hAnsi="Times New Roman" w:eastAsia="FangSong" w:cs="Times New Roman"/>
-        </w:rPr>
-        <w:t>溶液等体积混合呈酸性</w:t>
-      </w:r>
-      <w:r>
-        <w:rPr>
-          <w:rFonts w:hint="eastAsia" w:ascii="Times New Roman" w:hAnsi="Times New Roman" w:eastAsia="Times New Roman" w:cs="Times New Roman"/>
-        </w:rPr>
-        <w:t>，</w:t>
-      </w:r>
-      <w:r>
-        <w:rPr>
-          <w:rFonts w:hint="eastAsia" w:ascii="Times New Roman" w:hAnsi="Times New Roman" w:eastAsia="FangSong" w:cs="Times New Roman"/>
-        </w:rPr>
-        <w:t>则溶液中存在</w:t>
-      </w:r>
-      <w:r>
-        <w:rPr>
-          <w:rFonts w:ascii="Times New Roman" w:hAnsi="Times New Roman" w:eastAsia="Times New Roman" w:cs="Times New Roman"/>
-        </w:rPr>
-        <w:t xml:space="preserve"> B</w:t>
-      </w:r>
-      <w:r>
-        <w:rPr>
-          <w:rFonts w:ascii="Times New Roman" w:hAnsi="Times New Roman" w:eastAsia="Times New Roman" w:cs="Times New Roman"/>
-          <w:vertAlign w:val="superscript"/>
-        </w:rPr>
-        <w:t>+</w:t>
-      </w:r>
-      <w:r>
-        <w:rPr>
-          <w:rFonts w:ascii="Times New Roman" w:hAnsi="Times New Roman" w:eastAsia="Times New Roman" w:cs="Times New Roman"/>
-        </w:rPr>
-        <w:t xml:space="preserve"> + H</w:t>
-      </w:r>
-      <w:r>
-        <w:rPr>
-          <w:rFonts w:ascii="Times New Roman" w:hAnsi="Times New Roman" w:eastAsia="Times New Roman" w:cs="Times New Roman"/>
-          <w:vertAlign w:val="subscript"/>
-        </w:rPr>
-        <w:t>2</w:t>
-      </w:r>
-      <w:r>
-        <w:rPr>
-          <w:rFonts w:ascii="Times New Roman" w:hAnsi="Times New Roman" w:eastAsia="Times New Roman" w:cs="Times New Roman"/>
-        </w:rPr>
-        <w:t>O → BOH + H</w:t>
-      </w:r>
-      <w:r>
-        <w:rPr>
-          <w:rFonts w:ascii="Times New Roman" w:hAnsi="Times New Roman" w:eastAsia="Times New Roman" w:cs="Times New Roman"/>
-          <w:vertAlign w:val="superscript"/>
-        </w:rPr>
-        <w:t>+</w:t>
-      </w:r>
-      <w:r>
-        <w:rPr>
-          <w:rFonts w:ascii="Times New Roman" w:hAnsi="Times New Roman" w:eastAsia="Times New Roman" w:cs="Times New Roman"/>
-        </w:rPr>
-        <w:t xml:space="preserve"> </w:t>
-      </w:r>
-      <w:r>
-        <w:rPr>
-          <w:rFonts w:ascii="Times New Roman" w:hAnsi="Times New Roman" w:eastAsia="Times New Roman" w:cs="Times New Roman"/>
-        </w:rPr>
-        <w:t xml:space="preserve">- </w:t>
-      </w:r>
-    </w:p>
-    <w:p>
-      <w:pPr>
-        <w:pStyle w:val="BodyText"/>
-        <w:ind w:left="480" w:hanging="480"/>
-        <w:spacing w:before="0" w:after="180"/>
       </w:pPr>
       <w:r>
         <w:rPr>
@@ -5052,8 +5075,8 @@
     <w:p>
       <w:pPr>
         <w:pStyle w:val="BodyText"/>
+        <w:spacing w:before="0" w:after="0"/>
         <w:ind w:left="480" w:hanging="480"/>
-        <w:spacing w:after="0"/>
       </w:pPr>
       <w:r>
         <w:rPr>
@@ -5362,21 +5385,133 @@
     <w:p>
       <w:pPr>
         <w:pStyle w:val="BodyText"/>
+        <w:spacing w:before="0" w:after="0"/>
         <w:ind w:left="480" w:hanging="480"/>
+      </w:pPr>
+      <w:r>
+        <w:rPr>
+          <w:rFonts w:ascii="Times New Roman" w:hAnsi="Times New Roman" w:eastAsia="Times New Roman" w:cs="Times New Roman"/>
+        </w:rPr>
+        <w:t>A. Al</w:t>
+      </w:r>
+      <w:r>
+        <w:rPr>
+          <w:rFonts w:ascii="Times New Roman" w:hAnsi="Times New Roman" w:eastAsia="Times New Roman" w:cs="Times New Roman"/>
+          <w:vertAlign w:val="subscript"/>
+        </w:rPr>
+        <w:t>13</w:t>
+      </w:r>
+      <w:r>
+        <w:rPr>
+          <w:rFonts w:ascii="Times New Roman" w:hAnsi="Times New Roman" w:eastAsia="Times New Roman" w:cs="Times New Roman"/>
+        </w:rPr>
+        <w:t xml:space="preserve"> </w:t>
+      </w:r>
+      <w:r>
+        <w:rPr>
+          <w:rFonts w:hint="eastAsia" w:ascii="Times New Roman" w:hAnsi="Times New Roman" w:eastAsia="FangSong" w:cs="Times New Roman"/>
+        </w:rPr>
+        <w:t>具有氧化性</w:t>
+      </w:r>
+      <w:r>
+        <w:rPr>
+          <w:rFonts w:hint="eastAsia" w:ascii="Times New Roman" w:hAnsi="Times New Roman" w:eastAsia="Times New Roman" w:cs="Times New Roman"/>
+        </w:rPr>
+        <w:t>，Al</w:t>
+      </w:r>
+      <w:r>
+        <w:rPr>
+          <w:rFonts w:hint="eastAsia" w:ascii="Times New Roman" w:hAnsi="Times New Roman" w:eastAsia="Times New Roman" w:cs="Times New Roman"/>
+          <w:vertAlign w:val="subscript"/>
+        </w:rPr>
+        <w:t>14</w:t>
+      </w:r>
+      <w:r>
+        <w:rPr>
+          <w:rFonts w:ascii="Times New Roman" w:hAnsi="Times New Roman" w:eastAsia="Times New Roman" w:cs="Times New Roman"/>
+        </w:rPr>
+        <w:t xml:space="preserve"> </w:t>
+      </w:r>
+      <w:r>
+        <w:rPr>
+          <w:rFonts w:hint="eastAsia" w:ascii="Times New Roman" w:hAnsi="Times New Roman" w:eastAsia="FangSong" w:cs="Times New Roman"/>
+        </w:rPr>
+        <w:t xml:space="preserve">具有还原性</w:t>
+      </w:r>
+      <w:r>
+        <w:rPr>
+          <w:rFonts w:ascii="Times New Roman" w:hAnsi="Times New Roman" w:eastAsia="Times New Roman" w:cs="Times New Roman"/>
+        </w:rPr>
+        <w:t xml:space="preserve"> </w:t>
+      </w:r>
+      <w:r>
+        <w:rPr>
+          <w:rFonts w:ascii="Times New Roman" w:hAnsi="Times New Roman" w:eastAsia="Times New Roman" w:cs="Times New Roman"/>
+        </w:rPr>
+        <w:t xml:space="preserve">- </w:t>
+      </w:r>
+    </w:p>
+    <w:p>
+      <w:pPr>
+        <w:pStyle w:val="BodyText"/>
         <w:spacing w:before="0" w:after="0"/>
-      </w:pPr>
-      <w:r>
-        <w:rPr>
-          <w:rFonts w:ascii="Times New Roman" w:hAnsi="Times New Roman" w:eastAsia="Times New Roman" w:cs="Times New Roman"/>
-        </w:rPr>
-        <w:t>A. Al</w:t>
+        <w:ind w:left="480" w:hanging="480"/>
+      </w:pPr>
+      <w:r>
+        <w:rPr>
+          <w:rFonts w:ascii="Times New Roman" w:hAnsi="Times New Roman" w:eastAsia="Times New Roman" w:cs="Times New Roman"/>
+        </w:rPr>
+        <w:t xml:space="preserve">B. Al </w:t>
+      </w:r>
+      <w:r>
+        <w:rPr>
+          <w:rFonts w:hint="eastAsia" w:ascii="Times New Roman" w:hAnsi="Times New Roman" w:eastAsia="FangSong" w:cs="Times New Roman"/>
+        </w:rPr>
+        <w:t xml:space="preserve">的电负性比</w:t>
+      </w:r>
+      <w:r>
+        <w:rPr>
+          <w:rFonts w:ascii="Times New Roman" w:hAnsi="Times New Roman" w:eastAsia="Times New Roman" w:cs="Times New Roman"/>
+        </w:rPr>
+        <w:t xml:space="preserve"> Mg </w:t>
+      </w:r>
+      <w:r>
+        <w:rPr>
+          <w:rFonts w:hint="eastAsia" w:ascii="Times New Roman" w:hAnsi="Times New Roman" w:eastAsia="FangSong" w:cs="Times New Roman"/>
+        </w:rPr>
+        <w:t xml:space="preserve">小</w:t>
+      </w:r>
+      <w:r>
+        <w:rPr>
+          <w:rFonts w:ascii="Times New Roman" w:hAnsi="Times New Roman" w:eastAsia="Times New Roman" w:cs="Times New Roman"/>
+        </w:rPr>
+        <w:t xml:space="preserve"> </w:t>
+      </w:r>
+      <w:r>
+        <w:rPr>
+          <w:rFonts w:ascii="Times New Roman" w:hAnsi="Times New Roman" w:eastAsia="Times New Roman" w:cs="Times New Roman"/>
+        </w:rPr>
+        <w:t>- </w:t>
+      </w:r>
+    </w:p>
+    <w:p>
+      <w:pPr>
+        <w:pStyle w:val="BodyText"/>
+        <w:spacing w:before="0" w:after="0"/>
+        <w:ind w:left="480" w:hanging="480"/>
+      </w:pPr>
+      <w:r>
+        <w:rPr>
+          <w:rFonts w:ascii="Times New Roman" w:hAnsi="Times New Roman" w:eastAsia="Times New Roman" w:cs="Times New Roman"/>
+        </w:rPr>
+        <w:t>C. Al</w:t>
       </w:r>
       <w:r>
         <w:rPr>
           <w:rFonts w:ascii="Times New Roman" w:hAnsi="Times New Roman" w:eastAsia="Times New Roman" w:cs="Times New Roman"/>
           <w:vertAlign w:val="subscript"/>
         </w:rPr>
-        <w:t>13</w:t>
+        <w:t>14</w:t>
       </w:r>
       <w:r>
         <w:rPr>
@@ -5388,17 +5523,29 @@
         <w:rPr>
           <w:rFonts w:hint="eastAsia" w:ascii="Times New Roman" w:hAnsi="Times New Roman" w:eastAsia="FangSong" w:cs="Times New Roman"/>
         </w:rPr>
-        <w:t>具有氧化性</w:t>
-      </w:r>
-      <w:r>
-        <w:rPr>
-          <w:rFonts w:hint="eastAsia" w:ascii="Times New Roman" w:hAnsi="Times New Roman" w:eastAsia="Times New Roman" w:cs="Times New Roman"/>
-        </w:rPr>
-        <w:t>，Al</w:t>
-      </w:r>
-      <w:r>
-        <w:rPr>
-          <w:rFonts w:hint="eastAsia" w:ascii="Times New Roman" w:hAnsi="Times New Roman" w:eastAsia="Times New Roman" w:cs="Times New Roman"/>
+        <w:t xml:space="preserve">可与</w:t>
+      </w:r>
+      <w:r>
+        <w:rPr>
+          <w:rFonts w:ascii="Times New Roman" w:hAnsi="Times New Roman" w:eastAsia="Times New Roman" w:cs="Times New Roman"/>
+        </w:rPr>
+        <w:t xml:space="preserve"> Mg </w:t>
+      </w:r>
+      <w:r>
+        <w:rPr>
+          <w:rFonts w:hint="eastAsia" w:ascii="Times New Roman" w:hAnsi="Times New Roman" w:eastAsia="FangSong" w:cs="Times New Roman"/>
+        </w:rPr>
+        <w:t xml:space="preserve">形成</w:t>
+      </w:r>
+      <w:r>
+        <w:rPr>
+          <w:rFonts w:ascii="Times New Roman" w:hAnsi="Times New Roman" w:eastAsia="Times New Roman" w:cs="Times New Roman"/>
+        </w:rPr>
+        <w:t xml:space="preserve"> MgAl</w:t>
+      </w:r>
+      <w:r>
+        <w:rPr>
+          <w:rFonts w:ascii="Times New Roman" w:hAnsi="Times New Roman" w:eastAsia="Times New Roman" w:cs="Times New Roman"/>
           <w:vertAlign w:val="subscript"/>
         </w:rPr>
         <w:t>14</w:t>
@@ -5411,140 +5558,16 @@
       </w:r>
       <w:r>
         <w:rPr>
-          <w:rFonts w:hint="eastAsia" w:ascii="Times New Roman" w:hAnsi="Times New Roman" w:eastAsia="FangSong" w:cs="Times New Roman"/>
-        </w:rPr>
-        <w:t xml:space="preserve">具有还原性</w:t>
-      </w:r>
-      <w:r>
-        <w:rPr>
-          <w:rFonts w:ascii="Times New Roman" w:hAnsi="Times New Roman" w:eastAsia="Times New Roman" w:cs="Times New Roman"/>
-        </w:rPr>
-        <w:t xml:space="preserve"> </w:t>
-      </w:r>
-      <w:r>
-        <w:rPr>
-          <w:rFonts w:ascii="Times New Roman" w:hAnsi="Times New Roman" w:eastAsia="Times New Roman" w:cs="Times New Roman"/>
-        </w:rPr>
-        <w:t xml:space="preserve">- </w:t>
+          <w:rFonts w:ascii="Times New Roman" w:hAnsi="Times New Roman" w:eastAsia="Times New Roman" w:cs="Times New Roman"/>
+        </w:rPr>
+        <w:t>- </w:t>
       </w:r>
     </w:p>
     <w:p>
       <w:pPr>
         <w:pStyle w:val="BodyText"/>
+        <w:spacing w:before="0" w:after="0"/>
         <w:ind w:left="480" w:hanging="480"/>
-        <w:spacing w:before="0" w:after="0"/>
-      </w:pPr>
-      <w:r>
-        <w:rPr>
-          <w:rFonts w:ascii="Times New Roman" w:hAnsi="Times New Roman" w:eastAsia="Times New Roman" w:cs="Times New Roman"/>
-        </w:rPr>
-        <w:t xml:space="preserve">B. Al </w:t>
-      </w:r>
-      <w:r>
-        <w:rPr>
-          <w:rFonts w:hint="eastAsia" w:ascii="Times New Roman" w:hAnsi="Times New Roman" w:eastAsia="FangSong" w:cs="Times New Roman"/>
-        </w:rPr>
-        <w:t xml:space="preserve">的电负性比</w:t>
-      </w:r>
-      <w:r>
-        <w:rPr>
-          <w:rFonts w:ascii="Times New Roman" w:hAnsi="Times New Roman" w:eastAsia="Times New Roman" w:cs="Times New Roman"/>
-        </w:rPr>
-        <w:t xml:space="preserve"> Mg </w:t>
-      </w:r>
-      <w:r>
-        <w:rPr>
-          <w:rFonts w:hint="eastAsia" w:ascii="Times New Roman" w:hAnsi="Times New Roman" w:eastAsia="FangSong" w:cs="Times New Roman"/>
-        </w:rPr>
-        <w:t xml:space="preserve">小</w:t>
-      </w:r>
-      <w:r>
-        <w:rPr>
-          <w:rFonts w:ascii="Times New Roman" w:hAnsi="Times New Roman" w:eastAsia="Times New Roman" w:cs="Times New Roman"/>
-        </w:rPr>
-        <w:t xml:space="preserve"> </w:t>
-      </w:r>
-      <w:r>
-        <w:rPr>
-          <w:rFonts w:ascii="Times New Roman" w:hAnsi="Times New Roman" w:eastAsia="Times New Roman" w:cs="Times New Roman"/>
-        </w:rPr>
-        <w:t>- </w:t>
-      </w:r>
-    </w:p>
-    <w:p>
-      <w:pPr>
-        <w:pStyle w:val="BodyText"/>
-        <w:ind w:left="480" w:hanging="480"/>
-        <w:spacing w:before="0" w:after="0"/>
-      </w:pPr>
-      <w:r>
-        <w:rPr>
-          <w:rFonts w:ascii="Times New Roman" w:hAnsi="Times New Roman" w:eastAsia="Times New Roman" w:cs="Times New Roman"/>
-        </w:rPr>
-        <w:t>C. Al</w:t>
-      </w:r>
-      <w:r>
-        <w:rPr>
-          <w:rFonts w:ascii="Times New Roman" w:hAnsi="Times New Roman" w:eastAsia="Times New Roman" w:cs="Times New Roman"/>
-          <w:vertAlign w:val="subscript"/>
-        </w:rPr>
-        <w:t>14</w:t>
-      </w:r>
-      <w:r>
-        <w:rPr>
-          <w:rFonts w:ascii="Times New Roman" w:hAnsi="Times New Roman" w:eastAsia="Times New Roman" w:cs="Times New Roman"/>
-        </w:rPr>
-        <w:t xml:space="preserve"> </w:t>
-      </w:r>
-      <w:r>
-        <w:rPr>
-          <w:rFonts w:hint="eastAsia" w:ascii="Times New Roman" w:hAnsi="Times New Roman" w:eastAsia="FangSong" w:cs="Times New Roman"/>
-        </w:rPr>
-        <w:t xml:space="preserve">可与</w:t>
-      </w:r>
-      <w:r>
-        <w:rPr>
-          <w:rFonts w:ascii="Times New Roman" w:hAnsi="Times New Roman" w:eastAsia="Times New Roman" w:cs="Times New Roman"/>
-        </w:rPr>
-        <w:t xml:space="preserve"> Mg </w:t>
-      </w:r>
-      <w:r>
-        <w:rPr>
-          <w:rFonts w:hint="eastAsia" w:ascii="Times New Roman" w:hAnsi="Times New Roman" w:eastAsia="FangSong" w:cs="Times New Roman"/>
-        </w:rPr>
-        <w:t xml:space="preserve">形成</w:t>
-      </w:r>
-      <w:r>
-        <w:rPr>
-          <w:rFonts w:ascii="Times New Roman" w:hAnsi="Times New Roman" w:eastAsia="Times New Roman" w:cs="Times New Roman"/>
-        </w:rPr>
-        <w:t xml:space="preserve"> MgAl</w:t>
-      </w:r>
-      <w:r>
-        <w:rPr>
-          <w:rFonts w:ascii="Times New Roman" w:hAnsi="Times New Roman" w:eastAsia="Times New Roman" w:cs="Times New Roman"/>
-          <w:vertAlign w:val="subscript"/>
-        </w:rPr>
-        <w:t>14</w:t>
-      </w:r>
-      <w:r>
-        <w:rPr>
-          <w:rFonts w:ascii="Times New Roman" w:hAnsi="Times New Roman" w:eastAsia="Times New Roman" w:cs="Times New Roman"/>
-        </w:rPr>
-        <w:t xml:space="preserve"> </w:t>
-      </w:r>
-      <w:r>
-        <w:rPr>
-          <w:rFonts w:ascii="Times New Roman" w:hAnsi="Times New Roman" w:eastAsia="Times New Roman" w:cs="Times New Roman"/>
-        </w:rPr>
-        <w:t>- </w:t>
-      </w:r>
-    </w:p>
-    <w:p>
-      <w:pPr>
-        <w:pStyle w:val="BodyText"/>
-        <w:ind w:left="480" w:hanging="480"/>
-        <w:spacing w:before="0" w:after="180"/>
       </w:pPr>
       <w:r>
         <w:rPr>
@@ -5950,6 +5973,7 @@
     <w:p>
       <w:pPr>
         <w:pStyle w:val="Compact"/>
+        <w:spacing w:before="0" w:after="0"/>
       </w:pPr>
       <w:r>
         <w:rPr>
@@ -5999,6 +6023,7 @@
     <w:p>
       <w:pPr>
         <w:pStyle w:val="Compact"/>
+        <w:spacing w:before="0" w:after="0"/>
       </w:pPr>
       <w:r>
         <w:rPr>
@@ -6047,6 +6072,7 @@
     <w:p>
       <w:pPr>
         <w:pStyle w:val="Compact"/>
+        <w:spacing w:before="0" w:after="0"/>
       </w:pPr>
       <w:r>
         <w:rPr>
@@ -6132,6 +6158,7 @@
     <w:p>
       <w:pPr>
         <w:pStyle w:val="Compact"/>
+        <w:spacing w:before="0" w:after="0"/>
       </w:pPr>
       <w:r>
         <w:rPr>
@@ -6551,6 +6578,7 @@
     <w:p>
       <w:pPr>
         <w:pStyle w:val="Compact"/>
+        <w:spacing w:before="0" w:after="0"/>
       </w:pPr>
       <w:r>
         <w:rPr>
@@ -6574,6 +6602,7 @@
     <w:p>
       <w:pPr>
         <w:pStyle w:val="Compact"/>
+        <w:spacing w:before="0" w:after="0"/>
       </w:pPr>
       <w:r>
         <w:rPr>
@@ -6629,6 +6658,7 @@
     <w:p>
       <w:pPr>
         <w:pStyle w:val="Compact"/>
+        <w:spacing w:before="0" w:after="0"/>
       </w:pPr>
       <w:r>
         <w:rPr>
@@ -6646,6 +6676,7 @@
     <w:p>
       <w:pPr>
         <w:pStyle w:val="Compact"/>
+        <w:spacing w:before="0" w:after="0"/>
       </w:pPr>
       <w:r>
         <w:rPr>
@@ -7957,6 +7988,14 @@
       <w:tblPr>
         <w:tblStyle w:val="Table"/>
         <w:tblW w:type="auto" w:w="0"/>
+        <w:tblBorders>
+          <w:top w:val="single" w:sz="12" w:space="0" w:color="000000"/>
+          <w:left w:val="none" w:sz="0" w:space="0" w:color="auto"/>
+          <w:bottom w:val="single" w:sz="12" w:space="0" w:color="000000"/>
+          <w:right w:val="none" w:sz="0" w:space="0" w:color="auto"/>
+          <w:insideH w:val="none" w:sz="0" w:space="0" w:color="auto"/>
+          <w:insideV w:val="none" w:sz="0" w:space="0" w:color="auto"/>
+        </w:tblBorders>
         <w:tblLook w:firstRow="1" w:lastRow="0" w:firstColumn="0" w:lastColumn="0" w:noHBand="0" w:noVBand="0" w:val="0020"/>
       </w:tblPr>
       <w:tblGrid>
@@ -7969,7 +8008,11 @@
           <w:tblHeader w:val="on"/>
         </w:trPr>
         <w:tc>
-          <w:tcPr/>
+          <w:tcPr>
+            <w:tcBorders>
+              <w:bottom w:val="single" w:sz="8" w:space="0" w:color="000000"/>
+            </w:tcBorders>
+          </w:tcPr>
           <w:p>
             <w:pPr>
               <w:pStyle w:val="Compact"/>
@@ -7992,7 +8035,11 @@
           </w:p>
         </w:tc>
         <w:tc>
-          <w:tcPr/>
+          <w:tcPr>
+            <w:tcBorders>
+              <w:bottom w:val="single" w:sz="8" w:space="0" w:color="000000"/>
+            </w:tcBorders>
+          </w:tcPr>
           <w:p>
             <w:pPr>
               <w:pStyle w:val="Compact"/>
@@ -8008,7 +8055,11 @@
           </w:p>
         </w:tc>
         <w:tc>
-          <w:tcPr/>
+          <w:tcPr>
+            <w:tcBorders>
+              <w:bottom w:val="single" w:sz="8" w:space="0" w:color="000000"/>
+            </w:tcBorders>
+          </w:tcPr>
           <w:p>
             <w:pPr>
               <w:pStyle w:val="Compact"/>
@@ -8519,6 +8570,7 @@
     <w:p>
       <w:pPr>
         <w:pStyle w:val="Compact"/>
+        <w:spacing w:before="0" w:after="0"/>
       </w:pPr>
       <w:r>
         <w:rPr>
@@ -8542,6 +8594,7 @@
     <w:p>
       <w:pPr>
         <w:pStyle w:val="Compact"/>
+        <w:spacing w:before="0" w:after="0"/>
       </w:pPr>
       <w:r>
         <w:rPr>
@@ -8589,6 +8642,7 @@
     <w:p>
       <w:pPr>
         <w:pStyle w:val="Compact"/>
+        <w:spacing w:before="0" w:after="0"/>
       </w:pPr>
       <w:r>
         <w:rPr>
@@ -8618,6 +8672,7 @@
     <w:p>
       <w:pPr>
         <w:pStyle w:val="Compact"/>
+        <w:spacing w:before="0" w:after="0"/>
       </w:pPr>
       <w:r>
         <w:rPr>
@@ -8994,8 +9049,8 @@
     <w:p>
       <w:pPr>
         <w:pStyle w:val="FirstParagraph"/>
+        <w:spacing w:before="0" w:after="0"/>
         <w:ind w:left="480" w:hanging="480"/>
-        <w:spacing w:after="0"/>
       </w:pPr>
       <w:r>
         <w:rPr>
@@ -9103,20 +9158,57 @@
     <w:p>
       <w:pPr>
         <w:pStyle w:val="FirstParagraph"/>
+        <w:spacing w:before="0" w:after="0"/>
         <w:ind w:left="480" w:hanging="480"/>
+      </w:pPr>
+      <w:r>
+        <w:rPr>
+          <w:rFonts w:ascii="Times New Roman" w:hAnsi="Times New Roman" w:eastAsia="Times New Roman" w:cs="Times New Roman"/>
+        </w:rPr>
+        <w:t xml:space="preserve">A. </w:t>
+      </w:r>
+      <w:r>
+        <w:rPr>
+          <w:rFonts w:hint="eastAsia" w:ascii="Times New Roman" w:hAnsi="Times New Roman" w:eastAsia="FangSong" w:cs="Times New Roman"/>
+        </w:rPr>
+        <w:t xml:space="preserve">该晶体的密度计算式见原卷</w:t>
+      </w:r>
+      <w:r>
+        <w:rPr>
+          <w:rFonts w:ascii="Times New Roman" w:hAnsi="Times New Roman" w:eastAsia="Times New Roman" w:cs="Times New Roman"/>
+        </w:rPr>
+        <w:t xml:space="preserve"> </w:t>
+      </w:r>
+      <w:r>
+        <w:rPr>
+          <w:rFonts w:ascii="Times New Roman" w:hAnsi="Times New Roman" w:eastAsia="Times New Roman" w:cs="Times New Roman"/>
+        </w:rPr>
+        <w:t xml:space="preserve">- </w:t>
+      </w:r>
+    </w:p>
+    <w:p>
+      <w:pPr>
+        <w:pStyle w:val="FirstParagraph"/>
         <w:spacing w:before="0" w:after="0"/>
-      </w:pPr>
-      <w:r>
-        <w:rPr>
-          <w:rFonts w:ascii="Times New Roman" w:hAnsi="Times New Roman" w:eastAsia="Times New Roman" w:cs="Times New Roman"/>
-        </w:rPr>
-        <w:t xml:space="preserve">A. </w:t>
-      </w:r>
-      <w:r>
-        <w:rPr>
-          <w:rFonts w:hint="eastAsia" w:ascii="Times New Roman" w:hAnsi="Times New Roman" w:eastAsia="FangSong" w:cs="Times New Roman"/>
-        </w:rPr>
-        <w:t xml:space="preserve">该晶体的密度计算式见原卷</w:t>
+        <w:ind w:left="480" w:hanging="480"/>
+      </w:pPr>
+      <w:r>
+        <w:rPr>
+          <w:rFonts w:ascii="Times New Roman" w:hAnsi="Times New Roman" w:eastAsia="Times New Roman" w:cs="Times New Roman"/>
+        </w:rPr>
+        <w:t xml:space="preserve">B. B </w:t>
+      </w:r>
+      <w:r>
+        <w:rPr>
+          <w:rFonts w:hint="eastAsia" w:ascii="Times New Roman" w:hAnsi="Times New Roman" w:eastAsia="FangSong" w:cs="Times New Roman"/>
+        </w:rPr>
+        <w:t xml:space="preserve">点原子的分数坐标为</w:t>
+      </w:r>
+      <w:r>
+        <w:rPr>
+          <w:rFonts w:ascii="Times New Roman" w:hAnsi="Times New Roman" w:eastAsia="Times New Roman" w:cs="Times New Roman"/>
+        </w:rPr>
+        <w:t xml:space="preserve"> (0, 0, r)</w:t>
       </w:r>
       <w:r>
         <w:rPr>
@@ -9134,45 +9226,8 @@
     <w:p>
       <w:pPr>
         <w:pStyle w:val="FirstParagraph"/>
+        <w:spacing w:before="0" w:after="0"/>
         <w:ind w:left="480" w:hanging="480"/>
-        <w:spacing w:before="0" w:after="0"/>
-      </w:pPr>
-      <w:r>
-        <w:rPr>
-          <w:rFonts w:ascii="Times New Roman" w:hAnsi="Times New Roman" w:eastAsia="Times New Roman" w:cs="Times New Roman"/>
-        </w:rPr>
-        <w:t xml:space="preserve">B. B </w:t>
-      </w:r>
-      <w:r>
-        <w:rPr>
-          <w:rFonts w:hint="eastAsia" w:ascii="Times New Roman" w:hAnsi="Times New Roman" w:eastAsia="FangSong" w:cs="Times New Roman"/>
-        </w:rPr>
-        <w:t xml:space="preserve">点原子的分数坐标为</w:t>
-      </w:r>
-      <w:r>
-        <w:rPr>
-          <w:rFonts w:ascii="Times New Roman" w:hAnsi="Times New Roman" w:eastAsia="Times New Roman" w:cs="Times New Roman"/>
-        </w:rPr>
-        <w:t xml:space="preserve"> (0, 0, r)</w:t>
-      </w:r>
-      <w:r>
-        <w:rPr>
-          <w:rFonts w:ascii="Times New Roman" w:hAnsi="Times New Roman" w:eastAsia="Times New Roman" w:cs="Times New Roman"/>
-        </w:rPr>
-        <w:t xml:space="preserve"> </w:t>
-      </w:r>
-      <w:r>
-        <w:rPr>
-          <w:rFonts w:ascii="Times New Roman" w:hAnsi="Times New Roman" w:eastAsia="Times New Roman" w:cs="Times New Roman"/>
-        </w:rPr>
-        <w:t xml:space="preserve">- </w:t>
-      </w:r>
-    </w:p>
-    <w:p>
-      <w:pPr>
-        <w:pStyle w:val="FirstParagraph"/>
-        <w:ind w:left="480" w:hanging="480"/>
-        <w:spacing w:before="0" w:after="180"/>
       </w:pPr>
       <w:r>
         <w:rPr>
@@ -10135,6 +10190,7 @@
     <w:p>
       <w:pPr>
         <w:pStyle w:val="Compact"/>
+        <w:spacing w:before="0" w:after="0"/>
       </w:pPr>
       <w:r>
         <w:rPr>
@@ -10164,6 +10220,7 @@
     <w:p>
       <w:pPr>
         <w:pStyle w:val="Compact"/>
+        <w:spacing w:before="0" w:after="0"/>
       </w:pPr>
       <w:r>
         <w:rPr>
@@ -10211,6 +10268,7 @@
     <w:p>
       <w:pPr>
         <w:pStyle w:val="Compact"/>
+        <w:spacing w:before="0" w:after="0"/>
       </w:pPr>
       <w:r>
         <w:rPr>
@@ -10252,6 +10310,7 @@
     <w:p>
       <w:pPr>
         <w:pStyle w:val="Compact"/>
+        <w:spacing w:before="0" w:after="0"/>
       </w:pPr>
       <w:r>
         <w:rPr>
@@ -10813,6 +10872,7 @@
     <w:p>
       <w:pPr>
         <w:pStyle w:val="Compact"/>
+        <w:spacing w:before="0" w:after="0"/>
       </w:pPr>
       <w:r>
         <w:rPr>
@@ -10842,6 +10902,7 @@
     <w:p>
       <w:pPr>
         <w:pStyle w:val="Compact"/>
+        <w:spacing w:before="0" w:after="0"/>
       </w:pPr>
       <w:r>
         <w:rPr>
@@ -10883,6 +10944,7 @@
     <w:p>
       <w:pPr>
         <w:pStyle w:val="Compact"/>
+        <w:spacing w:before="0" w:after="0"/>
       </w:pPr>
       <w:r>
         <w:rPr>
@@ -10924,6 +10986,7 @@
     <w:p>
       <w:pPr>
         <w:pStyle w:val="Compact"/>
+        <w:spacing w:before="0" w:after="0"/>
       </w:pPr>
       <w:r>
         <w:rPr>
@@ -11667,6 +11730,7 @@
     <w:p>
       <w:pPr>
         <w:pStyle w:val="Compact"/>
+        <w:spacing w:before="0" w:after="0"/>
       </w:pPr>
       <w:r>
         <w:rPr>
@@ -11709,6 +11773,7 @@
     <w:p>
       <w:pPr>
         <w:pStyle w:val="Compact"/>
+        <w:spacing w:before="0" w:after="0"/>
       </w:pPr>
       <w:r>
         <w:rPr>
@@ -11739,6 +11804,7 @@
     <w:p>
       <w:pPr>
         <w:pStyle w:val="Compact"/>
+        <w:spacing w:before="0" w:after="0"/>
       </w:pPr>
       <w:r>
         <w:rPr>
@@ -11818,6 +11884,7 @@
     <w:p>
       <w:pPr>
         <w:pStyle w:val="Compact"/>
+        <w:spacing w:before="0" w:after="0"/>
       </w:pPr>
       <w:r>
         <w:rPr>
@@ -13240,6 +13307,14 @@
       <w:tblPr>
         <w:tblStyle w:val="Table"/>
         <w:tblW w:type="auto" w:w="0"/>
+        <w:tblBorders>
+          <w:top w:val="single" w:sz="12" w:space="0" w:color="000000"/>
+          <w:left w:val="none" w:sz="0" w:space="0" w:color="auto"/>
+          <w:bottom w:val="single" w:sz="12" w:space="0" w:color="000000"/>
+          <w:right w:val="none" w:sz="0" w:space="0" w:color="auto"/>
+          <w:insideH w:val="none" w:sz="0" w:space="0" w:color="auto"/>
+          <w:insideV w:val="none" w:sz="0" w:space="0" w:color="auto"/>
+        </w:tblBorders>
         <w:tblLook w:firstRow="1" w:lastRow="0" w:firstColumn="0" w:lastColumn="0" w:noHBand="0" w:noVBand="0" w:val="0020"/>
       </w:tblPr>
       <w:tblGrid>
@@ -13252,7 +13327,11 @@
           <w:tblHeader w:val="on"/>
         </w:trPr>
         <w:tc>
-          <w:tcPr/>
+          <w:tcPr>
+            <w:tcBorders>
+              <w:bottom w:val="single" w:sz="8" w:space="0" w:color="000000"/>
+            </w:tcBorders>
+          </w:tcPr>
           <w:p>
             <w:pPr>
               <w:pStyle w:val="Compact"/>
@@ -13275,7 +13354,11 @@
           </w:p>
         </w:tc>
         <w:tc>
-          <w:tcPr/>
+          <w:tcPr>
+            <w:tcBorders>
+              <w:bottom w:val="single" w:sz="8" w:space="0" w:color="000000"/>
+            </w:tcBorders>
+          </w:tcPr>
           <w:p>
             <w:pPr>
               <w:pStyle w:val="Compact"/>
@@ -13291,7 +13374,11 @@
           </w:p>
         </w:tc>
         <w:tc>
-          <w:tcPr/>
+          <w:tcPr>
+            <w:tcBorders>
+              <w:bottom w:val="single" w:sz="8" w:space="0" w:color="000000"/>
+            </w:tcBorders>
+          </w:tcPr>
           <w:p>
             <w:pPr>
               <w:pStyle w:val="Compact"/>
@@ -13538,8 +13625,8 @@
     <w:p>
       <w:pPr>
         <w:pStyle w:val="BodyText"/>
+        <w:spacing w:before="0" w:after="0"/>
         <w:ind w:left="480" w:hanging="480"/>
-        <w:spacing w:after="0"/>
       </w:pPr>
       <w:r>
         <w:rPr>
@@ -13859,47 +13946,47 @@
     <w:p>
       <w:pPr>
         <w:pStyle w:val="BodyText"/>
+        <w:spacing w:before="0" w:after="0"/>
         <w:ind w:left="480" w:hanging="480"/>
+      </w:pPr>
+      <w:r>
+        <w:rPr>
+          <w:rFonts w:ascii="Times New Roman" w:hAnsi="Times New Roman" w:eastAsia="Times New Roman" w:cs="Times New Roman"/>
+        </w:rPr>
+        <w:t xml:space="preserve">A. 4:3　　</w:t>
+      </w:r>
+    </w:p>
+    <w:p>
+      <w:pPr>
+        <w:pStyle w:val="BodyText"/>
         <w:spacing w:before="0" w:after="0"/>
-      </w:pPr>
-      <w:r>
-        <w:rPr>
-          <w:rFonts w:ascii="Times New Roman" w:hAnsi="Times New Roman" w:eastAsia="Times New Roman" w:cs="Times New Roman"/>
-        </w:rPr>
-        <w:t xml:space="preserve">A. 4:3　　</w:t>
+        <w:ind w:left="480" w:hanging="480"/>
+      </w:pPr>
+      <w:r>
+        <w:rPr>
+          <w:rFonts w:ascii="Times New Roman" w:hAnsi="Times New Roman" w:eastAsia="Times New Roman" w:cs="Times New Roman"/>
+        </w:rPr>
+        <w:t xml:space="preserve">B. 3:4　　</w:t>
       </w:r>
     </w:p>
     <w:p>
       <w:pPr>
         <w:pStyle w:val="BodyText"/>
+        <w:spacing w:before="0" w:after="0"/>
         <w:ind w:left="480" w:hanging="480"/>
+      </w:pPr>
+      <w:r>
+        <w:rPr>
+          <w:rFonts w:ascii="Times New Roman" w:hAnsi="Times New Roman" w:eastAsia="Times New Roman" w:cs="Times New Roman"/>
+        </w:rPr>
+        <w:t xml:space="preserve">C. 4:4　　</w:t>
+      </w:r>
+    </w:p>
+    <w:p>
+      <w:pPr>
+        <w:pStyle w:val="BodyText"/>
         <w:spacing w:before="0" w:after="0"/>
-      </w:pPr>
-      <w:r>
-        <w:rPr>
-          <w:rFonts w:ascii="Times New Roman" w:hAnsi="Times New Roman" w:eastAsia="Times New Roman" w:cs="Times New Roman"/>
-        </w:rPr>
-        <w:t xml:space="preserve">B. 3:4　　</w:t>
-      </w:r>
-    </w:p>
-    <w:p>
-      <w:pPr>
-        <w:pStyle w:val="BodyText"/>
         <w:ind w:left="480" w:hanging="480"/>
-        <w:spacing w:before="0" w:after="0"/>
-      </w:pPr>
-      <w:r>
-        <w:rPr>
-          <w:rFonts w:ascii="Times New Roman" w:hAnsi="Times New Roman" w:eastAsia="Times New Roman" w:cs="Times New Roman"/>
-        </w:rPr>
-        <w:t xml:space="preserve">C. 4:4　　</w:t>
-      </w:r>
-    </w:p>
-    <w:p>
-      <w:pPr>
-        <w:pStyle w:val="BodyText"/>
-        <w:ind w:left="480" w:hanging="480"/>
-        <w:spacing w:before="0" w:after="180"/>
       </w:pPr>
       <w:r>
         <w:rPr>
@@ -14078,8 +14165,8 @@
     <w:p>
       <w:pPr>
         <w:pStyle w:val="BodyText"/>
+        <w:spacing w:before="0" w:after="0"/>
         <w:ind w:left="480" w:hanging="480"/>
-        <w:spacing w:after="0"/>
       </w:pPr>
       <w:r>
         <w:rPr>
@@ -14319,20 +14406,141 @@
     <w:p>
       <w:pPr>
         <w:pStyle w:val="BodyText"/>
+        <w:spacing w:before="0" w:after="0"/>
         <w:ind w:left="480" w:hanging="480"/>
+      </w:pPr>
+      <w:r>
+        <w:rPr>
+          <w:rFonts w:ascii="Times New Roman" w:hAnsi="Times New Roman" w:eastAsia="Times New Roman" w:cs="Times New Roman"/>
+        </w:rPr>
+        <w:t xml:space="preserve">A. </w:t>
+      </w:r>
+      <w:r>
+        <w:rPr>
+          <w:rFonts w:hint="eastAsia" w:ascii="Times New Roman" w:hAnsi="Times New Roman" w:eastAsia="FangSong" w:cs="Times New Roman"/>
+        </w:rPr>
+        <w:t>该方法的原理是利用碘与二氧化硫反应</w:t>
+      </w:r>
+      <w:r>
+        <w:rPr>
+          <w:rFonts w:hint="eastAsia" w:ascii="Times New Roman" w:hAnsi="Times New Roman" w:eastAsia="Times New Roman" w:cs="Times New Roman"/>
+        </w:rPr>
+        <w:t>，</w:t>
+      </w:r>
+      <w:r>
+        <w:rPr>
+          <w:rFonts w:hint="eastAsia" w:ascii="Times New Roman" w:hAnsi="Times New Roman" w:eastAsia="FangSong" w:cs="Times New Roman"/>
+        </w:rPr>
+        <w:t>离子方程式为</w:t>
+      </w:r>
+      <w:r>
+        <w:rPr>
+          <w:rFonts w:hint="eastAsia" w:ascii="Times New Roman" w:hAnsi="Times New Roman" w:eastAsia="Times New Roman" w:cs="Times New Roman"/>
+        </w:rPr>
+        <w:t>：I</w:t>
+      </w:r>
+      <w:r>
+        <w:rPr>
+          <w:rFonts w:hint="eastAsia" w:ascii="Times New Roman" w:hAnsi="Times New Roman" w:eastAsia="Times New Roman" w:cs="Times New Roman"/>
+          <w:vertAlign w:val="subscript"/>
+        </w:rPr>
+        <w:t>2</w:t>
+      </w:r>
+      <w:r>
+        <w:rPr>
+          <w:rFonts w:ascii="Times New Roman" w:hAnsi="Times New Roman" w:eastAsia="Times New Roman" w:cs="Times New Roman"/>
+        </w:rPr>
+        <w:t xml:space="preserve"> + SO</w:t>
+      </w:r>
+      <w:r>
+        <w:rPr>
+          <w:rFonts w:ascii="Times New Roman" w:hAnsi="Times New Roman" w:eastAsia="Times New Roman" w:cs="Times New Roman"/>
+          <w:vertAlign w:val="subscript"/>
+        </w:rPr>
+        <w:t>2</w:t>
+      </w:r>
+      <w:r>
+        <w:rPr>
+          <w:rFonts w:ascii="Times New Roman" w:hAnsi="Times New Roman" w:eastAsia="Times New Roman" w:cs="Times New Roman"/>
+        </w:rPr>
+        <w:t xml:space="preserve"> + 2 H</w:t>
+      </w:r>
+      <w:r>
+        <w:rPr>
+          <w:rFonts w:ascii="Times New Roman" w:hAnsi="Times New Roman" w:eastAsia="Times New Roman" w:cs="Times New Roman"/>
+          <w:vertAlign w:val="subscript"/>
+        </w:rPr>
+        <w:t>2</w:t>
+      </w:r>
+      <w:r>
+        <w:rPr>
+          <w:rFonts w:ascii="Times New Roman" w:hAnsi="Times New Roman" w:eastAsia="Times New Roman" w:cs="Times New Roman"/>
+        </w:rPr>
+        <w:t>O → 2 H</w:t>
+      </w:r>
+      <w:r>
+        <w:rPr>
+          <w:rFonts w:ascii="Times New Roman" w:hAnsi="Times New Roman" w:eastAsia="Times New Roman" w:cs="Times New Roman"/>
+          <w:vertAlign w:val="superscript"/>
+        </w:rPr>
+        <w:t>+</w:t>
+      </w:r>
+      <w:r>
+        <w:rPr>
+          <w:rFonts w:ascii="Times New Roman" w:hAnsi="Times New Roman" w:eastAsia="Times New Roman" w:cs="Times New Roman"/>
+        </w:rPr>
+        <w:t xml:space="preserve"> + SO</w:t>
+      </w:r>
+      <w:r>
+        <w:rPr>
+          <w:rFonts w:ascii="Times New Roman" w:hAnsi="Times New Roman" w:eastAsia="Times New Roman" w:cs="Times New Roman"/>
+          <w:vertAlign w:val="subscript"/>
+        </w:rPr>
+        <w:t>4</w:t>
+      </w:r>
+      <w:r>
+        <w:rPr>
+          <w:rFonts w:ascii="Times New Roman" w:hAnsi="Times New Roman" w:eastAsia="Times New Roman" w:cs="Times New Roman"/>
+          <w:vertAlign w:val="superscript"/>
+        </w:rPr>
+        <w:t>2-</w:t>
+      </w:r>
+      <w:r>
+        <w:rPr>
+          <w:rFonts w:ascii="Times New Roman" w:hAnsi="Times New Roman" w:eastAsia="Times New Roman" w:cs="Times New Roman"/>
+        </w:rPr>
+        <w:t xml:space="preserve"> + 2 HI</w:t>
+      </w:r>
+      <w:r>
+        <w:rPr>
+          <w:rFonts w:ascii="Times New Roman" w:hAnsi="Times New Roman" w:eastAsia="Times New Roman" w:cs="Times New Roman"/>
+        </w:rPr>
+        <w:t xml:space="preserve"> </w:t>
+      </w:r>
+      <w:r>
+        <w:rPr>
+          <w:rFonts w:ascii="Times New Roman" w:hAnsi="Times New Roman" w:eastAsia="Times New Roman" w:cs="Times New Roman"/>
+        </w:rPr>
+        <w:t xml:space="preserve">- </w:t>
+      </w:r>
+    </w:p>
+    <w:p>
+      <w:pPr>
+        <w:pStyle w:val="BodyText"/>
         <w:spacing w:before="0" w:after="0"/>
-      </w:pPr>
-      <w:r>
-        <w:rPr>
-          <w:rFonts w:ascii="Times New Roman" w:hAnsi="Times New Roman" w:eastAsia="Times New Roman" w:cs="Times New Roman"/>
-        </w:rPr>
-        <w:t xml:space="preserve">A. </w:t>
-      </w:r>
-      <w:r>
-        <w:rPr>
-          <w:rFonts w:hint="eastAsia" w:ascii="Times New Roman" w:hAnsi="Times New Roman" w:eastAsia="FangSong" w:cs="Times New Roman"/>
-        </w:rPr>
-        <w:t>该方法的原理是利用碘与二氧化硫反应</w:t>
+        <w:ind w:left="480" w:hanging="480"/>
+      </w:pPr>
+      <w:r>
+        <w:rPr>
+          <w:rFonts w:ascii="Times New Roman" w:hAnsi="Times New Roman" w:eastAsia="Times New Roman" w:cs="Times New Roman"/>
+        </w:rPr>
+        <w:t xml:space="preserve">B. </w:t>
+      </w:r>
+      <w:r>
+        <w:rPr>
+          <w:rFonts w:hint="eastAsia" w:ascii="Times New Roman" w:hAnsi="Times New Roman" w:eastAsia="FangSong" w:cs="Times New Roman"/>
+        </w:rPr>
+        <w:t>加入吡啶的作用是中和产生的酸</w:t>
       </w:r>
       <w:r>
         <w:rPr>
@@ -14344,85 +14552,102 @@
         <w:rPr>
           <w:rFonts w:hint="eastAsia" w:ascii="Times New Roman" w:hAnsi="Times New Roman" w:eastAsia="FangSong" w:cs="Times New Roman"/>
         </w:rPr>
-        <w:t>离子方程式为</w:t>
-      </w:r>
-      <w:r>
-        <w:rPr>
-          <w:rFonts w:hint="eastAsia" w:ascii="Times New Roman" w:hAnsi="Times New Roman" w:eastAsia="Times New Roman" w:cs="Times New Roman"/>
-        </w:rPr>
-        <w:t>：I</w:t>
-      </w:r>
-      <w:r>
-        <w:rPr>
-          <w:rFonts w:hint="eastAsia" w:ascii="Times New Roman" w:hAnsi="Times New Roman" w:eastAsia="Times New Roman" w:cs="Times New Roman"/>
+        <w:t>促进反应进行完全</w:t>
+      </w:r>
+      <w:r>
+        <w:rPr>
+          <w:rFonts w:ascii="Times New Roman" w:hAnsi="Times New Roman" w:eastAsia="Times New Roman" w:cs="Times New Roman"/>
+        </w:rPr>
+        <w:t xml:space="preserve"> </w:t>
+      </w:r>
+      <w:r>
+        <w:rPr>
+          <w:rFonts w:ascii="Times New Roman" w:hAnsi="Times New Roman" w:eastAsia="Times New Roman" w:cs="Times New Roman"/>
+        </w:rPr>
+        <w:t xml:space="preserve">- </w:t>
+      </w:r>
+    </w:p>
+    <w:p>
+      <w:pPr>
+        <w:pStyle w:val="BodyText"/>
+        <w:spacing w:before="0" w:after="0"/>
+        <w:ind w:left="480" w:hanging="480"/>
+      </w:pPr>
+      <w:r>
+        <w:rPr>
+          <w:rFonts w:ascii="Times New Roman" w:hAnsi="Times New Roman" w:eastAsia="Times New Roman" w:cs="Times New Roman"/>
+        </w:rPr>
+        <w:t xml:space="preserve">C. </w:t>
+      </w:r>
+      <w:r>
+        <w:rPr>
+          <w:rFonts w:hint="eastAsia" w:ascii="Times New Roman" w:hAnsi="Times New Roman" w:eastAsia="FangSong" w:cs="Times New Roman"/>
+        </w:rPr>
+        <w:t>加入甲醇可以进一步稳定产物</w:t>
+      </w:r>
+      <w:r>
+        <w:rPr>
+          <w:rFonts w:hint="eastAsia" w:ascii="Times New Roman" w:hAnsi="Times New Roman" w:eastAsia="Times New Roman" w:cs="Times New Roman"/>
+        </w:rPr>
+        <w:t>，</w:t>
+      </w:r>
+      <w:r>
+        <w:rPr>
+          <w:rFonts w:hint="eastAsia" w:ascii="Times New Roman" w:hAnsi="Times New Roman" w:eastAsia="FangSong" w:cs="Times New Roman"/>
+        </w:rPr>
+        <w:t>生成</w:t>
+      </w:r>
+      <w:r>
+        <w:rPr>
+          <w:rFonts w:ascii="Times New Roman" w:hAnsi="Times New Roman" w:eastAsia="Times New Roman" w:cs="Times New Roman"/>
+        </w:rPr>
+        <w:t xml:space="preserve"> C</w:t>
+      </w:r>
+      <w:r>
+        <w:rPr>
+          <w:rFonts w:ascii="Times New Roman" w:hAnsi="Times New Roman" w:eastAsia="Times New Roman" w:cs="Times New Roman"/>
           <w:vertAlign w:val="subscript"/>
         </w:rPr>
-        <w:t>2</w:t>
-      </w:r>
-      <w:r>
-        <w:rPr>
-          <w:rFonts w:ascii="Times New Roman" w:hAnsi="Times New Roman" w:eastAsia="Times New Roman" w:cs="Times New Roman"/>
-        </w:rPr>
-        <w:t xml:space="preserve"> + SO</w:t>
+        <w:t>5</w:t>
+      </w:r>
+      <w:r>
+        <w:rPr>
+          <w:rFonts w:ascii="Times New Roman" w:hAnsi="Times New Roman" w:eastAsia="Times New Roman" w:cs="Times New Roman"/>
+        </w:rPr>
+        <w:t>H</w:t>
       </w:r>
       <w:r>
         <w:rPr>
           <w:rFonts w:ascii="Times New Roman" w:hAnsi="Times New Roman" w:eastAsia="Times New Roman" w:cs="Times New Roman"/>
           <w:vertAlign w:val="subscript"/>
         </w:rPr>
-        <w:t>2</w:t>
-      </w:r>
-      <w:r>
-        <w:rPr>
-          <w:rFonts w:ascii="Times New Roman" w:hAnsi="Times New Roman" w:eastAsia="Times New Roman" w:cs="Times New Roman"/>
-        </w:rPr>
-        <w:t xml:space="preserve"> + 2 H</w:t>
+        <w:t>5</w:t>
+      </w:r>
+      <w:r>
+        <w:rPr>
+          <w:rFonts w:ascii="Times New Roman" w:hAnsi="Times New Roman" w:eastAsia="Times New Roman" w:cs="Times New Roman"/>
+        </w:rPr>
+        <w:t>NHSO</w:t>
       </w:r>
       <w:r>
         <w:rPr>
           <w:rFonts w:ascii="Times New Roman" w:hAnsi="Times New Roman" w:eastAsia="Times New Roman" w:cs="Times New Roman"/>
           <w:vertAlign w:val="subscript"/>
         </w:rPr>
-        <w:t>2</w:t>
-      </w:r>
-      <w:r>
-        <w:rPr>
-          <w:rFonts w:ascii="Times New Roman" w:hAnsi="Times New Roman" w:eastAsia="Times New Roman" w:cs="Times New Roman"/>
-        </w:rPr>
-        <w:t>O → 2 H</w:t>
-      </w:r>
-      <w:r>
-        <w:rPr>
-          <w:rFonts w:ascii="Times New Roman" w:hAnsi="Times New Roman" w:eastAsia="Times New Roman" w:cs="Times New Roman"/>
-          <w:vertAlign w:val="superscript"/>
-        </w:rPr>
-        <w:t>+</w:t>
-      </w:r>
-      <w:r>
-        <w:rPr>
-          <w:rFonts w:ascii="Times New Roman" w:hAnsi="Times New Roman" w:eastAsia="Times New Roman" w:cs="Times New Roman"/>
-        </w:rPr>
-        <w:t xml:space="preserve"> + SO</w:t>
+        <w:t>4</w:t>
+      </w:r>
+      <w:r>
+        <w:rPr>
+          <w:rFonts w:ascii="Times New Roman" w:hAnsi="Times New Roman" w:eastAsia="Times New Roman" w:cs="Times New Roman"/>
+        </w:rPr>
+        <w:t>CH</w:t>
       </w:r>
       <w:r>
         <w:rPr>
           <w:rFonts w:ascii="Times New Roman" w:hAnsi="Times New Roman" w:eastAsia="Times New Roman" w:cs="Times New Roman"/>
           <w:vertAlign w:val="subscript"/>
         </w:rPr>
-        <w:t>4</w:t>
-      </w:r>
-      <w:r>
-        <w:rPr>
-          <w:rFonts w:ascii="Times New Roman" w:hAnsi="Times New Roman" w:eastAsia="Times New Roman" w:cs="Times New Roman"/>
-          <w:vertAlign w:val="superscript"/>
-        </w:rPr>
-        <w:t>2-</w:t>
-      </w:r>
-      <w:r>
-        <w:rPr>
-          <w:rFonts w:ascii="Times New Roman" w:hAnsi="Times New Roman" w:eastAsia="Times New Roman" w:cs="Times New Roman"/>
-        </w:rPr>
-        <w:t xml:space="preserve"> + 2 HI</w:t>
+        <w:t>3</w:t>
       </w:r>
       <w:r>
         <w:rPr>
@@ -14440,146 +14665,8 @@
     <w:p>
       <w:pPr>
         <w:pStyle w:val="BodyText"/>
+        <w:spacing w:before="0" w:after="0"/>
         <w:ind w:left="480" w:hanging="480"/>
-        <w:spacing w:before="0" w:after="0"/>
-      </w:pPr>
-      <w:r>
-        <w:rPr>
-          <w:rFonts w:ascii="Times New Roman" w:hAnsi="Times New Roman" w:eastAsia="Times New Roman" w:cs="Times New Roman"/>
-        </w:rPr>
-        <w:t xml:space="preserve">B. </w:t>
-      </w:r>
-      <w:r>
-        <w:rPr>
-          <w:rFonts w:hint="eastAsia" w:ascii="Times New Roman" w:hAnsi="Times New Roman" w:eastAsia="FangSong" w:cs="Times New Roman"/>
-        </w:rPr>
-        <w:t>加入吡啶的作用是中和产生的酸</w:t>
-      </w:r>
-      <w:r>
-        <w:rPr>
-          <w:rFonts w:hint="eastAsia" w:ascii="Times New Roman" w:hAnsi="Times New Roman" w:eastAsia="Times New Roman" w:cs="Times New Roman"/>
-        </w:rPr>
-        <w:t>，</w:t>
-      </w:r>
-      <w:r>
-        <w:rPr>
-          <w:rFonts w:hint="eastAsia" w:ascii="Times New Roman" w:hAnsi="Times New Roman" w:eastAsia="FangSong" w:cs="Times New Roman"/>
-        </w:rPr>
-        <w:t>促进反应进行完全</w:t>
-      </w:r>
-      <w:r>
-        <w:rPr>
-          <w:rFonts w:ascii="Times New Roman" w:hAnsi="Times New Roman" w:eastAsia="Times New Roman" w:cs="Times New Roman"/>
-        </w:rPr>
-        <w:t xml:space="preserve"> </w:t>
-      </w:r>
-      <w:r>
-        <w:rPr>
-          <w:rFonts w:ascii="Times New Roman" w:hAnsi="Times New Roman" w:eastAsia="Times New Roman" w:cs="Times New Roman"/>
-        </w:rPr>
-        <w:t xml:space="preserve">- </w:t>
-      </w:r>
-    </w:p>
-    <w:p>
-      <w:pPr>
-        <w:pStyle w:val="BodyText"/>
-        <w:ind w:left="480" w:hanging="480"/>
-        <w:spacing w:before="0" w:after="0"/>
-      </w:pPr>
-      <w:r>
-        <w:rPr>
-          <w:rFonts w:ascii="Times New Roman" w:hAnsi="Times New Roman" w:eastAsia="Times New Roman" w:cs="Times New Roman"/>
-        </w:rPr>
-        <w:t xml:space="preserve">C. </w:t>
-      </w:r>
-      <w:r>
-        <w:rPr>
-          <w:rFonts w:hint="eastAsia" w:ascii="Times New Roman" w:hAnsi="Times New Roman" w:eastAsia="FangSong" w:cs="Times New Roman"/>
-        </w:rPr>
-        <w:t>加入甲醇可以进一步稳定产物</w:t>
-      </w:r>
-      <w:r>
-        <w:rPr>
-          <w:rFonts w:hint="eastAsia" w:ascii="Times New Roman" w:hAnsi="Times New Roman" w:eastAsia="Times New Roman" w:cs="Times New Roman"/>
-        </w:rPr>
-        <w:t>，</w:t>
-      </w:r>
-      <w:r>
-        <w:rPr>
-          <w:rFonts w:hint="eastAsia" w:ascii="Times New Roman" w:hAnsi="Times New Roman" w:eastAsia="FangSong" w:cs="Times New Roman"/>
-        </w:rPr>
-        <w:t>生成</w:t>
-      </w:r>
-      <w:r>
-        <w:rPr>
-          <w:rFonts w:ascii="Times New Roman" w:hAnsi="Times New Roman" w:eastAsia="Times New Roman" w:cs="Times New Roman"/>
-        </w:rPr>
-        <w:t xml:space="preserve"> C</w:t>
-      </w:r>
-      <w:r>
-        <w:rPr>
-          <w:rFonts w:ascii="Times New Roman" w:hAnsi="Times New Roman" w:eastAsia="Times New Roman" w:cs="Times New Roman"/>
-          <w:vertAlign w:val="subscript"/>
-        </w:rPr>
-        <w:t>5</w:t>
-      </w:r>
-      <w:r>
-        <w:rPr>
-          <w:rFonts w:ascii="Times New Roman" w:hAnsi="Times New Roman" w:eastAsia="Times New Roman" w:cs="Times New Roman"/>
-        </w:rPr>
-        <w:t>H</w:t>
-      </w:r>
-      <w:r>
-        <w:rPr>
-          <w:rFonts w:ascii="Times New Roman" w:hAnsi="Times New Roman" w:eastAsia="Times New Roman" w:cs="Times New Roman"/>
-          <w:vertAlign w:val="subscript"/>
-        </w:rPr>
-        <w:t>5</w:t>
-      </w:r>
-      <w:r>
-        <w:rPr>
-          <w:rFonts w:ascii="Times New Roman" w:hAnsi="Times New Roman" w:eastAsia="Times New Roman" w:cs="Times New Roman"/>
-        </w:rPr>
-        <w:t>NHSO</w:t>
-      </w:r>
-      <w:r>
-        <w:rPr>
-          <w:rFonts w:ascii="Times New Roman" w:hAnsi="Times New Roman" w:eastAsia="Times New Roman" w:cs="Times New Roman"/>
-          <w:vertAlign w:val="subscript"/>
-        </w:rPr>
-        <w:t>4</w:t>
-      </w:r>
-      <w:r>
-        <w:rPr>
-          <w:rFonts w:ascii="Times New Roman" w:hAnsi="Times New Roman" w:eastAsia="Times New Roman" w:cs="Times New Roman"/>
-        </w:rPr>
-        <w:t>CH</w:t>
-      </w:r>
-      <w:r>
-        <w:rPr>
-          <w:rFonts w:ascii="Times New Roman" w:hAnsi="Times New Roman" w:eastAsia="Times New Roman" w:cs="Times New Roman"/>
-          <w:vertAlign w:val="subscript"/>
-        </w:rPr>
-        <w:t>3</w:t>
-      </w:r>
-      <w:r>
-        <w:rPr>
-          <w:rFonts w:ascii="Times New Roman" w:hAnsi="Times New Roman" w:eastAsia="Times New Roman" w:cs="Times New Roman"/>
-        </w:rPr>
-        <w:t xml:space="preserve"> </w:t>
-      </w:r>
-      <w:r>
-        <w:rPr>
-          <w:rFonts w:ascii="Times New Roman" w:hAnsi="Times New Roman" w:eastAsia="Times New Roman" w:cs="Times New Roman"/>
-        </w:rPr>
-        <w:t xml:space="preserve">- </w:t>
-      </w:r>
-    </w:p>
-    <w:p>
-      <w:pPr>
-        <w:pStyle w:val="BodyText"/>
-        <w:ind w:left="480" w:hanging="480"/>
-        <w:spacing w:before="0" w:after="180"/>
       </w:pPr>
       <w:r>
         <w:rPr>
@@ -14926,8 +15013,8 @@
     <w:p>
       <w:pPr>
         <w:pStyle w:val="BodyText"/>
+        <w:spacing w:before="0" w:after="0"/>
         <w:ind w:left="480" w:hanging="480"/>
-        <w:spacing w:after="0"/>
       </w:pPr>
       <w:r>
         <w:rPr>
@@ -15109,14 +15196,117 @@
     <w:p>
       <w:pPr>
         <w:pStyle w:val="BodyText"/>
+        <w:spacing w:before="0" w:after="0"/>
         <w:ind w:left="480" w:hanging="480"/>
+      </w:pPr>
+      <w:r>
+        <w:rPr>
+          <w:rFonts w:ascii="Times New Roman" w:hAnsi="Times New Roman" w:eastAsia="Times New Roman" w:cs="Times New Roman"/>
+        </w:rPr>
+        <w:t>A. Na</w:t>
+      </w:r>
+      <w:r>
+        <w:rPr>
+          <w:rFonts w:ascii="Times New Roman" w:hAnsi="Times New Roman" w:eastAsia="Times New Roman" w:cs="Times New Roman"/>
+          <w:vertAlign w:val="subscript"/>
+        </w:rPr>
+        <w:t>4</w:t>
+      </w:r>
+      <w:r>
+        <w:rPr>
+          <w:rFonts w:ascii="Times New Roman" w:hAnsi="Times New Roman" w:eastAsia="Times New Roman" w:cs="Times New Roman"/>
+        </w:rPr>
+        <w:t>P</w:t>
+      </w:r>
+      <w:r>
+        <w:rPr>
+          <w:rFonts w:ascii="Times New Roman" w:hAnsi="Times New Roman" w:eastAsia="Times New Roman" w:cs="Times New Roman"/>
+          <w:vertAlign w:val="subscript"/>
+        </w:rPr>
+        <w:t>2</w:t>
+      </w:r>
+      <w:r>
+        <w:rPr>
+          <w:rFonts w:ascii="Times New Roman" w:hAnsi="Times New Roman" w:eastAsia="Times New Roman" w:cs="Times New Roman"/>
+        </w:rPr>
+        <w:t>O</w:t>
+      </w:r>
+      <w:r>
+        <w:rPr>
+          <w:rFonts w:ascii="Times New Roman" w:hAnsi="Times New Roman" w:eastAsia="Times New Roman" w:cs="Times New Roman"/>
+          <w:vertAlign w:val="subscript"/>
+        </w:rPr>
+        <w:t>7</w:t>
+      </w:r>
+      <w:r>
+        <w:rPr>
+          <w:rFonts w:ascii="Times New Roman" w:hAnsi="Times New Roman" w:eastAsia="Times New Roman" w:cs="Times New Roman"/>
+        </w:rPr>
+        <w:t xml:space="preserve"> </w:t>
+      </w:r>
+      <w:r>
+        <w:rPr>
+          <w:rFonts w:hint="eastAsia" w:ascii="Times New Roman" w:hAnsi="Times New Roman" w:eastAsia="FangSong" w:cs="Times New Roman"/>
+        </w:rPr>
+        <w:t xml:space="preserve">和</w:t>
+      </w:r>
+      <w:r>
+        <w:rPr>
+          <w:rFonts w:ascii="Times New Roman" w:hAnsi="Times New Roman" w:eastAsia="Times New Roman" w:cs="Times New Roman"/>
+        </w:rPr>
+        <w:t xml:space="preserve"> Na</w:t>
+      </w:r>
+      <w:r>
+        <w:rPr>
+          <w:rFonts w:ascii="Times New Roman" w:hAnsi="Times New Roman" w:eastAsia="Times New Roman" w:cs="Times New Roman"/>
+          <w:vertAlign w:val="subscript"/>
+        </w:rPr>
+        <w:t>5</w:t>
+      </w:r>
+      <w:r>
+        <w:rPr>
+          <w:rFonts w:ascii="Times New Roman" w:hAnsi="Times New Roman" w:eastAsia="Times New Roman" w:cs="Times New Roman"/>
+        </w:rPr>
+        <w:t>P</w:t>
+      </w:r>
+      <w:r>
+        <w:rPr>
+          <w:rFonts w:ascii="Times New Roman" w:hAnsi="Times New Roman" w:eastAsia="Times New Roman" w:cs="Times New Roman"/>
+          <w:vertAlign w:val="subscript"/>
+        </w:rPr>
+        <w:t>3</w:t>
+      </w:r>
+      <w:r>
+        <w:rPr>
+          <w:rFonts w:ascii="Times New Roman" w:hAnsi="Times New Roman" w:eastAsia="Times New Roman" w:cs="Times New Roman"/>
+        </w:rPr>
+        <w:t>O</w:t>
+      </w:r>
+      <w:r>
+        <w:rPr>
+          <w:rFonts w:ascii="Times New Roman" w:hAnsi="Times New Roman" w:eastAsia="Times New Roman" w:cs="Times New Roman"/>
+          <w:vertAlign w:val="subscript"/>
+        </w:rPr>
+        <w:t>10</w:t>
+      </w:r>
+      <w:r>
+        <w:rPr>
+          <w:rFonts w:ascii="Times New Roman" w:hAnsi="Times New Roman" w:eastAsia="Times New Roman" w:cs="Times New Roman"/>
+        </w:rPr>
+        <w:t xml:space="preserve">　　</w:t>
+      </w:r>
+    </w:p>
+    <w:p>
+      <w:pPr>
+        <w:pStyle w:val="BodyText"/>
         <w:spacing w:before="0" w:after="0"/>
-      </w:pPr>
-      <w:r>
-        <w:rPr>
-          <w:rFonts w:ascii="Times New Roman" w:hAnsi="Times New Roman" w:eastAsia="Times New Roman" w:cs="Times New Roman"/>
-        </w:rPr>
-        <w:t>A. Na</w:t>
+        <w:ind w:left="480" w:hanging="480"/>
+      </w:pPr>
+      <w:r>
+        <w:rPr>
+          <w:rFonts w:ascii="Times New Roman" w:hAnsi="Times New Roman" w:eastAsia="Times New Roman" w:cs="Times New Roman"/>
+        </w:rPr>
+        <w:t xml:space="preserve">B. Na</w:t>
       </w:r>
       <w:r>
         <w:rPr>
@@ -15159,6 +15349,90 @@
       </w:r>
       <w:r>
         <w:rPr>
+          <w:rFonts w:ascii="Times New Roman" w:hAnsi="Times New Roman" w:eastAsia="Times New Roman" w:cs="Times New Roman"/>
+        </w:rPr>
+        <w:t>- </w:t>
+      </w:r>
+    </w:p>
+    <w:p>
+      <w:pPr>
+        <w:pStyle w:val="BodyText"/>
+        <w:spacing w:before="0" w:after="0"/>
+        <w:ind w:left="480" w:hanging="480"/>
+      </w:pPr>
+      <w:r>
+        <w:rPr>
+          <w:rFonts w:ascii="Times New Roman" w:hAnsi="Times New Roman" w:eastAsia="Times New Roman" w:cs="Times New Roman"/>
+        </w:rPr>
+        <w:t>C. Na</w:t>
+      </w:r>
+      <w:r>
+        <w:rPr>
+          <w:rFonts w:ascii="Times New Roman" w:hAnsi="Times New Roman" w:eastAsia="Times New Roman" w:cs="Times New Roman"/>
+          <w:vertAlign w:val="subscript"/>
+        </w:rPr>
+        <w:t>3</w:t>
+      </w:r>
+      <w:r>
+        <w:rPr>
+          <w:rFonts w:ascii="Times New Roman" w:hAnsi="Times New Roman" w:eastAsia="Times New Roman" w:cs="Times New Roman"/>
+        </w:rPr>
+        <w:t>PO</w:t>
+      </w:r>
+      <w:r>
+        <w:rPr>
+          <w:rFonts w:ascii="Times New Roman" w:hAnsi="Times New Roman" w:eastAsia="Times New Roman" w:cs="Times New Roman"/>
+          <w:vertAlign w:val="subscript"/>
+        </w:rPr>
+        <w:t>4</w:t>
+      </w:r>
+      <w:r>
+        <w:rPr>
+          <w:rFonts w:ascii="Times New Roman" w:hAnsi="Times New Roman" w:eastAsia="Times New Roman" w:cs="Times New Roman"/>
+        </w:rPr>
+        <w:t>、Na</w:t>
+      </w:r>
+      <w:r>
+        <w:rPr>
+          <w:rFonts w:ascii="Times New Roman" w:hAnsi="Times New Roman" w:eastAsia="Times New Roman" w:cs="Times New Roman"/>
+          <w:vertAlign w:val="subscript"/>
+        </w:rPr>
+        <w:t>4</w:t>
+      </w:r>
+      <w:r>
+        <w:rPr>
+          <w:rFonts w:ascii="Times New Roman" w:hAnsi="Times New Roman" w:eastAsia="Times New Roman" w:cs="Times New Roman"/>
+        </w:rPr>
+        <w:t>P</w:t>
+      </w:r>
+      <w:r>
+        <w:rPr>
+          <w:rFonts w:ascii="Times New Roman" w:hAnsi="Times New Roman" w:eastAsia="Times New Roman" w:cs="Times New Roman"/>
+          <w:vertAlign w:val="subscript"/>
+        </w:rPr>
+        <w:t>2</w:t>
+      </w:r>
+      <w:r>
+        <w:rPr>
+          <w:rFonts w:ascii="Times New Roman" w:hAnsi="Times New Roman" w:eastAsia="Times New Roman" w:cs="Times New Roman"/>
+        </w:rPr>
+        <w:t>O</w:t>
+      </w:r>
+      <w:r>
+        <w:rPr>
+          <w:rFonts w:ascii="Times New Roman" w:hAnsi="Times New Roman" w:eastAsia="Times New Roman" w:cs="Times New Roman"/>
+          <w:vertAlign w:val="subscript"/>
+        </w:rPr>
+        <w:t>7</w:t>
+      </w:r>
+      <w:r>
+        <w:rPr>
+          <w:rFonts w:ascii="Times New Roman" w:hAnsi="Times New Roman" w:eastAsia="Times New Roman" w:cs="Times New Roman"/>
+        </w:rPr>
+        <w:t xml:space="preserve"> </w:t>
+      </w:r>
+      <w:r>
+        <w:rPr>
           <w:rFonts w:hint="eastAsia" w:ascii="Times New Roman" w:hAnsi="Times New Roman" w:eastAsia="FangSong" w:cs="Times New Roman"/>
         </w:rPr>
         <w:t xml:space="preserve">和</w:t>
@@ -15212,195 +15486,8 @@
     <w:p>
       <w:pPr>
         <w:pStyle w:val="BodyText"/>
+        <w:spacing w:before="0" w:after="0"/>
         <w:ind w:left="480" w:hanging="480"/>
-        <w:spacing w:before="0" w:after="0"/>
-      </w:pPr>
-      <w:r>
-        <w:rPr>
-          <w:rFonts w:ascii="Times New Roman" w:hAnsi="Times New Roman" w:eastAsia="Times New Roman" w:cs="Times New Roman"/>
-        </w:rPr>
-        <w:t xml:space="preserve">B. Na</w:t>
-      </w:r>
-      <w:r>
-        <w:rPr>
-          <w:rFonts w:ascii="Times New Roman" w:hAnsi="Times New Roman" w:eastAsia="Times New Roman" w:cs="Times New Roman"/>
-          <w:vertAlign w:val="subscript"/>
-        </w:rPr>
-        <w:t>4</w:t>
-      </w:r>
-      <w:r>
-        <w:rPr>
-          <w:rFonts w:ascii="Times New Roman" w:hAnsi="Times New Roman" w:eastAsia="Times New Roman" w:cs="Times New Roman"/>
-        </w:rPr>
-        <w:t>P</w:t>
-      </w:r>
-      <w:r>
-        <w:rPr>
-          <w:rFonts w:ascii="Times New Roman" w:hAnsi="Times New Roman" w:eastAsia="Times New Roman" w:cs="Times New Roman"/>
-          <w:vertAlign w:val="subscript"/>
-        </w:rPr>
-        <w:t>2</w:t>
-      </w:r>
-      <w:r>
-        <w:rPr>
-          <w:rFonts w:ascii="Times New Roman" w:hAnsi="Times New Roman" w:eastAsia="Times New Roman" w:cs="Times New Roman"/>
-        </w:rPr>
-        <w:t>O</w:t>
-      </w:r>
-      <w:r>
-        <w:rPr>
-          <w:rFonts w:ascii="Times New Roman" w:hAnsi="Times New Roman" w:eastAsia="Times New Roman" w:cs="Times New Roman"/>
-          <w:vertAlign w:val="subscript"/>
-        </w:rPr>
-        <w:t>7</w:t>
-      </w:r>
-      <w:r>
-        <w:rPr>
-          <w:rFonts w:ascii="Times New Roman" w:hAnsi="Times New Roman" w:eastAsia="Times New Roman" w:cs="Times New Roman"/>
-        </w:rPr>
-        <w:t xml:space="preserve"> </w:t>
-      </w:r>
-      <w:r>
-        <w:rPr>
-          <w:rFonts w:ascii="Times New Roman" w:hAnsi="Times New Roman" w:eastAsia="Times New Roman" w:cs="Times New Roman"/>
-        </w:rPr>
-        <w:t>- </w:t>
-      </w:r>
-    </w:p>
-    <w:p>
-      <w:pPr>
-        <w:pStyle w:val="BodyText"/>
-        <w:ind w:left="480" w:hanging="480"/>
-        <w:spacing w:before="0" w:after="0"/>
-      </w:pPr>
-      <w:r>
-        <w:rPr>
-          <w:rFonts w:ascii="Times New Roman" w:hAnsi="Times New Roman" w:eastAsia="Times New Roman" w:cs="Times New Roman"/>
-        </w:rPr>
-        <w:t>C. Na</w:t>
-      </w:r>
-      <w:r>
-        <w:rPr>
-          <w:rFonts w:ascii="Times New Roman" w:hAnsi="Times New Roman" w:eastAsia="Times New Roman" w:cs="Times New Roman"/>
-          <w:vertAlign w:val="subscript"/>
-        </w:rPr>
-        <w:t>3</w:t>
-      </w:r>
-      <w:r>
-        <w:rPr>
-          <w:rFonts w:ascii="Times New Roman" w:hAnsi="Times New Roman" w:eastAsia="Times New Roman" w:cs="Times New Roman"/>
-        </w:rPr>
-        <w:t>PO</w:t>
-      </w:r>
-      <w:r>
-        <w:rPr>
-          <w:rFonts w:ascii="Times New Roman" w:hAnsi="Times New Roman" w:eastAsia="Times New Roman" w:cs="Times New Roman"/>
-          <w:vertAlign w:val="subscript"/>
-        </w:rPr>
-        <w:t>4</w:t>
-      </w:r>
-      <w:r>
-        <w:rPr>
-          <w:rFonts w:ascii="Times New Roman" w:hAnsi="Times New Roman" w:eastAsia="Times New Roman" w:cs="Times New Roman"/>
-        </w:rPr>
-        <w:t>、Na</w:t>
-      </w:r>
-      <w:r>
-        <w:rPr>
-          <w:rFonts w:ascii="Times New Roman" w:hAnsi="Times New Roman" w:eastAsia="Times New Roman" w:cs="Times New Roman"/>
-          <w:vertAlign w:val="subscript"/>
-        </w:rPr>
-        <w:t>4</w:t>
-      </w:r>
-      <w:r>
-        <w:rPr>
-          <w:rFonts w:ascii="Times New Roman" w:hAnsi="Times New Roman" w:eastAsia="Times New Roman" w:cs="Times New Roman"/>
-        </w:rPr>
-        <w:t>P</w:t>
-      </w:r>
-      <w:r>
-        <w:rPr>
-          <w:rFonts w:ascii="Times New Roman" w:hAnsi="Times New Roman" w:eastAsia="Times New Roman" w:cs="Times New Roman"/>
-          <w:vertAlign w:val="subscript"/>
-        </w:rPr>
-        <w:t>2</w:t>
-      </w:r>
-      <w:r>
-        <w:rPr>
-          <w:rFonts w:ascii="Times New Roman" w:hAnsi="Times New Roman" w:eastAsia="Times New Roman" w:cs="Times New Roman"/>
-        </w:rPr>
-        <w:t>O</w:t>
-      </w:r>
-      <w:r>
-        <w:rPr>
-          <w:rFonts w:ascii="Times New Roman" w:hAnsi="Times New Roman" w:eastAsia="Times New Roman" w:cs="Times New Roman"/>
-          <w:vertAlign w:val="subscript"/>
-        </w:rPr>
-        <w:t>7</w:t>
-      </w:r>
-      <w:r>
-        <w:rPr>
-          <w:rFonts w:ascii="Times New Roman" w:hAnsi="Times New Roman" w:eastAsia="Times New Roman" w:cs="Times New Roman"/>
-        </w:rPr>
-        <w:t xml:space="preserve"> </w:t>
-      </w:r>
-      <w:r>
-        <w:rPr>
-          <w:rFonts w:hint="eastAsia" w:ascii="Times New Roman" w:hAnsi="Times New Roman" w:eastAsia="FangSong" w:cs="Times New Roman"/>
-        </w:rPr>
-        <w:t xml:space="preserve">和</w:t>
-      </w:r>
-      <w:r>
-        <w:rPr>
-          <w:rFonts w:ascii="Times New Roman" w:hAnsi="Times New Roman" w:eastAsia="Times New Roman" w:cs="Times New Roman"/>
-        </w:rPr>
-        <w:t xml:space="preserve"> Na</w:t>
-      </w:r>
-      <w:r>
-        <w:rPr>
-          <w:rFonts w:ascii="Times New Roman" w:hAnsi="Times New Roman" w:eastAsia="Times New Roman" w:cs="Times New Roman"/>
-          <w:vertAlign w:val="subscript"/>
-        </w:rPr>
-        <w:t>5</w:t>
-      </w:r>
-      <w:r>
-        <w:rPr>
-          <w:rFonts w:ascii="Times New Roman" w:hAnsi="Times New Roman" w:eastAsia="Times New Roman" w:cs="Times New Roman"/>
-        </w:rPr>
-        <w:t>P</w:t>
-      </w:r>
-      <w:r>
-        <w:rPr>
-          <w:rFonts w:ascii="Times New Roman" w:hAnsi="Times New Roman" w:eastAsia="Times New Roman" w:cs="Times New Roman"/>
-          <w:vertAlign w:val="subscript"/>
-        </w:rPr>
-        <w:t>3</w:t>
-      </w:r>
-      <w:r>
-        <w:rPr>
-          <w:rFonts w:ascii="Times New Roman" w:hAnsi="Times New Roman" w:eastAsia="Times New Roman" w:cs="Times New Roman"/>
-        </w:rPr>
-        <w:t>O</w:t>
-      </w:r>
-      <w:r>
-        <w:rPr>
-          <w:rFonts w:ascii="Times New Roman" w:hAnsi="Times New Roman" w:eastAsia="Times New Roman" w:cs="Times New Roman"/>
-          <w:vertAlign w:val="subscript"/>
-        </w:rPr>
-        <w:t>10</w:t>
-      </w:r>
-      <w:r>
-        <w:rPr>
-          <w:rFonts w:ascii="Times New Roman" w:hAnsi="Times New Roman" w:eastAsia="Times New Roman" w:cs="Times New Roman"/>
-        </w:rPr>
-        <w:t xml:space="preserve">　　</w:t>
-      </w:r>
-    </w:p>
-    <w:p>
-      <w:pPr>
-        <w:pStyle w:val="BodyText"/>
-        <w:ind w:left="480" w:hanging="480"/>
-        <w:spacing w:before="0" w:after="180"/>
       </w:pPr>
       <w:r>
         <w:rPr>
@@ -15650,8 +15737,8 @@
     <w:p>
       <w:pPr>
         <w:pStyle w:val="BodyText"/>
+        <w:spacing w:before="0" w:after="0"/>
         <w:ind w:left="480" w:hanging="480"/>
-        <w:spacing w:after="0"/>
       </w:pPr>
       <w:r>
         <w:rPr>
@@ -16128,26 +16215,71 @@
     <w:p>
       <w:pPr>
         <w:pStyle w:val="BodyText"/>
+        <w:spacing w:before="0" w:after="0"/>
         <w:ind w:left="480" w:hanging="480"/>
+      </w:pPr>
+      <w:r>
+        <w:rPr>
+          <w:rFonts w:ascii="Times New Roman" w:hAnsi="Times New Roman" w:eastAsia="Times New Roman" w:cs="Times New Roman"/>
+        </w:rPr>
+        <w:t xml:space="preserve">A. </w:t>
+      </w:r>
+      <w:r>
+        <w:rPr>
+          <w:rFonts w:hint="eastAsia" w:ascii="Times New Roman" w:hAnsi="Times New Roman" w:eastAsia="FangSong" w:cs="Times New Roman"/>
+        </w:rPr>
+        <w:t xml:space="preserve">不溶于水的固体是</w:t>
+      </w:r>
+      <w:r>
+        <w:rPr>
+          <w:rFonts w:ascii="Times New Roman" w:hAnsi="Times New Roman" w:eastAsia="Times New Roman" w:cs="Times New Roman"/>
+        </w:rPr>
+        <w:t xml:space="preserve"> S</w:t>
+      </w:r>
+      <w:r>
+        <w:rPr>
+          <w:rFonts w:ascii="Times New Roman" w:hAnsi="Times New Roman" w:eastAsia="Times New Roman" w:cs="Times New Roman"/>
+        </w:rPr>
+        <w:t xml:space="preserve"> </w:t>
+      </w:r>
+      <w:r>
+        <w:rPr>
+          <w:rFonts w:ascii="Times New Roman" w:hAnsi="Times New Roman" w:eastAsia="Times New Roman" w:cs="Times New Roman"/>
+        </w:rPr>
+        <w:t>- </w:t>
+      </w:r>
+    </w:p>
+    <w:p>
+      <w:pPr>
+        <w:pStyle w:val="BodyText"/>
         <w:spacing w:before="0" w:after="0"/>
-      </w:pPr>
-      <w:r>
-        <w:rPr>
-          <w:rFonts w:ascii="Times New Roman" w:hAnsi="Times New Roman" w:eastAsia="Times New Roman" w:cs="Times New Roman"/>
-        </w:rPr>
-        <w:t xml:space="preserve">A. </w:t>
-      </w:r>
-      <w:r>
-        <w:rPr>
-          <w:rFonts w:hint="eastAsia" w:ascii="Times New Roman" w:hAnsi="Times New Roman" w:eastAsia="FangSong" w:cs="Times New Roman"/>
-        </w:rPr>
-        <w:t xml:space="preserve">不溶于水的固体是</w:t>
-      </w:r>
-      <w:r>
-        <w:rPr>
-          <w:rFonts w:ascii="Times New Roman" w:hAnsi="Times New Roman" w:eastAsia="Times New Roman" w:cs="Times New Roman"/>
-        </w:rPr>
-        <w:t xml:space="preserve"> S</w:t>
+        <w:ind w:left="480" w:hanging="480"/>
+      </w:pPr>
+      <w:r>
+        <w:rPr>
+          <w:rFonts w:ascii="Times New Roman" w:hAnsi="Times New Roman" w:eastAsia="Times New Roman" w:cs="Times New Roman"/>
+        </w:rPr>
+        <w:t>B. Na</w:t>
+      </w:r>
+      <w:r>
+        <w:rPr>
+          <w:rFonts w:ascii="Times New Roman" w:hAnsi="Times New Roman" w:eastAsia="Times New Roman" w:cs="Times New Roman"/>
+          <w:vertAlign w:val="subscript"/>
+        </w:rPr>
+        <w:t>2</w:t>
+      </w:r>
+      <w:r>
+        <w:rPr>
+          <w:rFonts w:ascii="Times New Roman" w:hAnsi="Times New Roman" w:eastAsia="Times New Roman" w:cs="Times New Roman"/>
+        </w:rPr>
+        <w:t>SO</w:t>
+      </w:r>
+      <w:r>
+        <w:rPr>
+          <w:rFonts w:ascii="Times New Roman" w:hAnsi="Times New Roman" w:eastAsia="Times New Roman" w:cs="Times New Roman"/>
+          <w:vertAlign w:val="subscript"/>
+        </w:rPr>
+        <w:t>3</w:t>
       </w:r>
       <w:r>
         <w:rPr>
@@ -16157,6 +16289,117 @@
       </w:r>
       <w:r>
         <w:rPr>
+          <w:rFonts w:hint="eastAsia" w:ascii="Times New Roman" w:hAnsi="Times New Roman" w:eastAsia="FangSong" w:cs="Times New Roman"/>
+        </w:rPr>
+        <w:t xml:space="preserve">加热后溶于水生成了</w:t>
+      </w:r>
+      <w:r>
+        <w:rPr>
+          <w:rFonts w:ascii="Times New Roman" w:hAnsi="Times New Roman" w:eastAsia="Times New Roman" w:cs="Times New Roman"/>
+        </w:rPr>
+        <w:t xml:space="preserve"> </w:t>
+      </w:r>
+      <w:r>
+        <w:rPr>
+          <w:rFonts w:hint="eastAsia" w:ascii="Times New Roman" w:hAnsi="Times New Roman" w:eastAsia="Times New Roman" w:cs="Times New Roman"/>
+        </w:rPr>
+        <w:t>NaOH，</w:t>
+      </w:r>
+      <w:r>
+        <w:rPr>
+          <w:rFonts w:hint="eastAsia" w:ascii="Times New Roman" w:hAnsi="Times New Roman" w:eastAsia="FangSong" w:cs="Times New Roman"/>
+        </w:rPr>
+        <w:t>所以</w:t>
+      </w:r>
+      <w:r>
+        <w:rPr>
+          <w:rFonts w:ascii="Times New Roman" w:hAnsi="Times New Roman" w:eastAsia="Times New Roman" w:cs="Times New Roman"/>
+        </w:rPr>
+        <w:t xml:space="preserve"> pH </w:t>
+      </w:r>
+      <w:r>
+        <w:rPr>
+          <w:rFonts w:hint="eastAsia" w:ascii="Times New Roman" w:hAnsi="Times New Roman" w:eastAsia="FangSong" w:cs="Times New Roman"/>
+        </w:rPr>
+        <w:t xml:space="preserve">值肯定增大</w:t>
+      </w:r>
+      <w:r>
+        <w:rPr>
+          <w:rFonts w:ascii="Times New Roman" w:hAnsi="Times New Roman" w:eastAsia="Times New Roman" w:cs="Times New Roman"/>
+        </w:rPr>
+        <w:t xml:space="preserve"> </w:t>
+      </w:r>
+      <w:r>
+        <w:rPr>
+          <w:rFonts w:ascii="Times New Roman" w:hAnsi="Times New Roman" w:eastAsia="Times New Roman" w:cs="Times New Roman"/>
+        </w:rPr>
+        <w:t xml:space="preserve">- </w:t>
+      </w:r>
+    </w:p>
+    <w:p>
+      <w:pPr>
+        <w:pStyle w:val="BodyText"/>
+        <w:spacing w:before="0" w:after="0"/>
+        <w:ind w:left="480" w:hanging="480"/>
+      </w:pPr>
+      <w:r>
+        <w:rPr>
+          <w:rFonts w:ascii="Times New Roman" w:hAnsi="Times New Roman" w:eastAsia="Times New Roman" w:cs="Times New Roman"/>
+        </w:rPr>
+        <w:t xml:space="preserve">C. </w:t>
+      </w:r>
+      <w:r>
+        <w:rPr>
+          <w:rFonts w:hint="eastAsia" w:ascii="Times New Roman" w:hAnsi="Times New Roman" w:eastAsia="FangSong" w:cs="Times New Roman"/>
+        </w:rPr>
+        <w:t>加热后的固体溶于水后</w:t>
+      </w:r>
+      <w:r>
+        <w:rPr>
+          <w:rFonts w:hint="eastAsia" w:ascii="Times New Roman" w:hAnsi="Times New Roman" w:eastAsia="Times New Roman" w:cs="Times New Roman"/>
+        </w:rPr>
+        <w:t>，</w:t>
+      </w:r>
+      <w:r>
+        <w:rPr>
+          <w:rFonts w:hint="eastAsia" w:ascii="Times New Roman" w:hAnsi="Times New Roman" w:eastAsia="FangSong" w:cs="Times New Roman"/>
+        </w:rPr>
+        <w:t>溶液中可能存在</w:t>
+      </w:r>
+      <w:r>
+        <w:rPr>
+          <w:rFonts w:ascii="Times New Roman" w:hAnsi="Times New Roman" w:eastAsia="Times New Roman" w:cs="Times New Roman"/>
+        </w:rPr>
+        <w:t xml:space="preserve"> Na</w:t>
+      </w:r>
+      <w:r>
+        <w:rPr>
+          <w:rFonts w:ascii="Times New Roman" w:hAnsi="Times New Roman" w:eastAsia="Times New Roman" w:cs="Times New Roman"/>
+          <w:vertAlign w:val="subscript"/>
+        </w:rPr>
+        <w:t>2</w:t>
+      </w:r>
+      <w:r>
+        <w:rPr>
+          <w:rFonts w:ascii="Times New Roman" w:hAnsi="Times New Roman" w:eastAsia="Times New Roman" w:cs="Times New Roman"/>
+        </w:rPr>
+        <w:t>S</w:t>
+      </w:r>
+      <w:r>
+        <w:rPr>
+          <w:rFonts w:ascii="Times New Roman" w:hAnsi="Times New Roman" w:eastAsia="Times New Roman" w:cs="Times New Roman"/>
+          <w:vertAlign w:val="subscript"/>
+        </w:rPr>
+        <w:t>x</w:t>
+      </w:r>
+      <w:r>
+        <w:rPr>
+          <w:rFonts w:ascii="Times New Roman" w:hAnsi="Times New Roman" w:eastAsia="Times New Roman" w:cs="Times New Roman"/>
+        </w:rPr>
+        <w:t xml:space="preserve"> </w:t>
+      </w:r>
+      <w:r>
+        <w:rPr>
           <w:rFonts w:ascii="Times New Roman" w:hAnsi="Times New Roman" w:eastAsia="Times New Roman" w:cs="Times New Roman"/>
         </w:rPr>
         <w:t>- </w:t>
@@ -16165,164 +16408,8 @@
     <w:p>
       <w:pPr>
         <w:pStyle w:val="BodyText"/>
+        <w:spacing w:before="0" w:after="0"/>
         <w:ind w:left="480" w:hanging="480"/>
-        <w:spacing w:before="0" w:after="0"/>
-      </w:pPr>
-      <w:r>
-        <w:rPr>
-          <w:rFonts w:ascii="Times New Roman" w:hAnsi="Times New Roman" w:eastAsia="Times New Roman" w:cs="Times New Roman"/>
-        </w:rPr>
-        <w:t>B. Na</w:t>
-      </w:r>
-      <w:r>
-        <w:rPr>
-          <w:rFonts w:ascii="Times New Roman" w:hAnsi="Times New Roman" w:eastAsia="Times New Roman" w:cs="Times New Roman"/>
-          <w:vertAlign w:val="subscript"/>
-        </w:rPr>
-        <w:t>2</w:t>
-      </w:r>
-      <w:r>
-        <w:rPr>
-          <w:rFonts w:ascii="Times New Roman" w:hAnsi="Times New Roman" w:eastAsia="Times New Roman" w:cs="Times New Roman"/>
-        </w:rPr>
-        <w:t>SO</w:t>
-      </w:r>
-      <w:r>
-        <w:rPr>
-          <w:rFonts w:ascii="Times New Roman" w:hAnsi="Times New Roman" w:eastAsia="Times New Roman" w:cs="Times New Roman"/>
-          <w:vertAlign w:val="subscript"/>
-        </w:rPr>
-        <w:t>3</w:t>
-      </w:r>
-      <w:r>
-        <w:rPr>
-          <w:rFonts w:ascii="Times New Roman" w:hAnsi="Times New Roman" w:eastAsia="Times New Roman" w:cs="Times New Roman"/>
-        </w:rPr>
-        <w:t xml:space="preserve"> </w:t>
-      </w:r>
-      <w:r>
-        <w:rPr>
-          <w:rFonts w:hint="eastAsia" w:ascii="Times New Roman" w:hAnsi="Times New Roman" w:eastAsia="FangSong" w:cs="Times New Roman"/>
-        </w:rPr>
-        <w:t xml:space="preserve">加热后溶于水生成了</w:t>
-      </w:r>
-      <w:r>
-        <w:rPr>
-          <w:rFonts w:ascii="Times New Roman" w:hAnsi="Times New Roman" w:eastAsia="Times New Roman" w:cs="Times New Roman"/>
-        </w:rPr>
-        <w:t xml:space="preserve"> </w:t>
-      </w:r>
-      <w:r>
-        <w:rPr>
-          <w:rFonts w:hint="eastAsia" w:ascii="Times New Roman" w:hAnsi="Times New Roman" w:eastAsia="Times New Roman" w:cs="Times New Roman"/>
-        </w:rPr>
-        <w:t>NaOH，</w:t>
-      </w:r>
-      <w:r>
-        <w:rPr>
-          <w:rFonts w:hint="eastAsia" w:ascii="Times New Roman" w:hAnsi="Times New Roman" w:eastAsia="FangSong" w:cs="Times New Roman"/>
-        </w:rPr>
-        <w:t>所以</w:t>
-      </w:r>
-      <w:r>
-        <w:rPr>
-          <w:rFonts w:ascii="Times New Roman" w:hAnsi="Times New Roman" w:eastAsia="Times New Roman" w:cs="Times New Roman"/>
-        </w:rPr>
-        <w:t xml:space="preserve"> pH </w:t>
-      </w:r>
-      <w:r>
-        <w:rPr>
-          <w:rFonts w:hint="eastAsia" w:ascii="Times New Roman" w:hAnsi="Times New Roman" w:eastAsia="FangSong" w:cs="Times New Roman"/>
-        </w:rPr>
-        <w:t xml:space="preserve">值肯定增大</w:t>
-      </w:r>
-      <w:r>
-        <w:rPr>
-          <w:rFonts w:ascii="Times New Roman" w:hAnsi="Times New Roman" w:eastAsia="Times New Roman" w:cs="Times New Roman"/>
-        </w:rPr>
-        <w:t xml:space="preserve"> </w:t>
-      </w:r>
-      <w:r>
-        <w:rPr>
-          <w:rFonts w:ascii="Times New Roman" w:hAnsi="Times New Roman" w:eastAsia="Times New Roman" w:cs="Times New Roman"/>
-        </w:rPr>
-        <w:t xml:space="preserve">- </w:t>
-      </w:r>
-    </w:p>
-    <w:p>
-      <w:pPr>
-        <w:pStyle w:val="BodyText"/>
-        <w:ind w:left="480" w:hanging="480"/>
-        <w:spacing w:before="0" w:after="0"/>
-      </w:pPr>
-      <w:r>
-        <w:rPr>
-          <w:rFonts w:ascii="Times New Roman" w:hAnsi="Times New Roman" w:eastAsia="Times New Roman" w:cs="Times New Roman"/>
-        </w:rPr>
-        <w:t xml:space="preserve">C. </w:t>
-      </w:r>
-      <w:r>
-        <w:rPr>
-          <w:rFonts w:hint="eastAsia" w:ascii="Times New Roman" w:hAnsi="Times New Roman" w:eastAsia="FangSong" w:cs="Times New Roman"/>
-        </w:rPr>
-        <w:t>加热后的固体溶于水后</w:t>
-      </w:r>
-      <w:r>
-        <w:rPr>
-          <w:rFonts w:hint="eastAsia" w:ascii="Times New Roman" w:hAnsi="Times New Roman" w:eastAsia="Times New Roman" w:cs="Times New Roman"/>
-        </w:rPr>
-        <w:t>，</w:t>
-      </w:r>
-      <w:r>
-        <w:rPr>
-          <w:rFonts w:hint="eastAsia" w:ascii="Times New Roman" w:hAnsi="Times New Roman" w:eastAsia="FangSong" w:cs="Times New Roman"/>
-        </w:rPr>
-        <w:t>溶液中可能存在</w:t>
-      </w:r>
-      <w:r>
-        <w:rPr>
-          <w:rFonts w:ascii="Times New Roman" w:hAnsi="Times New Roman" w:eastAsia="Times New Roman" w:cs="Times New Roman"/>
-        </w:rPr>
-        <w:t xml:space="preserve"> Na</w:t>
-      </w:r>
-      <w:r>
-        <w:rPr>
-          <w:rFonts w:ascii="Times New Roman" w:hAnsi="Times New Roman" w:eastAsia="Times New Roman" w:cs="Times New Roman"/>
-          <w:vertAlign w:val="subscript"/>
-        </w:rPr>
-        <w:t>2</w:t>
-      </w:r>
-      <w:r>
-        <w:rPr>
-          <w:rFonts w:ascii="Times New Roman" w:hAnsi="Times New Roman" w:eastAsia="Times New Roman" w:cs="Times New Roman"/>
-        </w:rPr>
-        <w:t>S</w:t>
-      </w:r>
-      <w:r>
-        <w:rPr>
-          <w:rFonts w:ascii="Times New Roman" w:hAnsi="Times New Roman" w:eastAsia="Times New Roman" w:cs="Times New Roman"/>
-          <w:vertAlign w:val="subscript"/>
-        </w:rPr>
-        <w:t>x</w:t>
-      </w:r>
-      <w:r>
-        <w:rPr>
-          <w:rFonts w:ascii="Times New Roman" w:hAnsi="Times New Roman" w:eastAsia="Times New Roman" w:cs="Times New Roman"/>
-        </w:rPr>
-        <w:t xml:space="preserve"> </w:t>
-      </w:r>
-      <w:r>
-        <w:rPr>
-          <w:rFonts w:ascii="Times New Roman" w:hAnsi="Times New Roman" w:eastAsia="Times New Roman" w:cs="Times New Roman"/>
-        </w:rPr>
-        <w:t>- </w:t>
-      </w:r>
-    </w:p>
-    <w:p>
-      <w:pPr>
-        <w:pStyle w:val="BodyText"/>
-        <w:ind w:left="480" w:hanging="480"/>
-        <w:spacing w:before="0" w:after="180"/>
       </w:pPr>
       <w:r>
         <w:rPr>
@@ -16884,7 +16971,7 @@
     <ns0:rPr>
       <ns0:rFonts ns0:ascii="Times New Roman" ns0:cs="Times New Roman" ns0:eastAsia="SimHei" ns0:hAnsi="Times New Roman"/>
       <ns0:b/>
-      <ns0:color ns0:val="17324D"/>
+      <ns0:color ns0:val="000000"/>
       <ns0:sz ns0:val="44"/>
       <ns0:szCs ns0:val="56"/>
     </ns0:rPr>
@@ -17026,7 +17113,7 @@
     <ns0:rPr>
       <ns0:rFonts ns0:ascii="Times New Roman" ns0:cs="Times New Roman" ns0:eastAsia="SimHei" ns0:hAnsi="Times New Roman"/>
       <ns0:b/>
-      <ns0:color ns0:val="17324D"/>
+      <ns0:color ns0:val="000000"/>
       <ns0:sz ns0:val="32"/>
       <ns0:szCs ns0:val="40"/>
     </ns0:rPr>
@@ -17050,7 +17137,7 @@
     <ns0:rPr>
       <ns0:rFonts ns0:ascii="Times New Roman" ns0:cs="Times New Roman" ns0:eastAsia="SimHei" ns0:hAnsi="Times New Roman"/>
       <ns0:b/>
-      <ns0:color ns0:val="17324D"/>
+      <ns0:color ns0:val="000000"/>
       <ns0:sz ns0:val="28"/>
       <ns0:szCs ns0:val="32"/>
     </ns0:rPr>
@@ -17074,7 +17161,7 @@
     <ns0:rPr>
       <ns0:rFonts ns0:ascii="Times New Roman" ns0:cs="Times New Roman" ns0:eastAsia="SimHei" ns0:hAnsi="Times New Roman"/>
       <ns0:b/>
-      <ns0:color ns0:val="17324D"/>
+      <ns0:color ns0:val="000000"/>
       <ns0:sz ns0:val="25"/>
       <ns0:szCs ns0:val="28"/>
     </ns0:rPr>
